--- a/docs/3092883_CSP_Ass02_doc.docx
+++ b/docs/3092883_CSP_Ass02_doc.docx
@@ -2,228 +2,10 @@
 <file path=word/document.xml><?xml version="1.0" encoding="utf-8"?>
 <w:document xmlns:wpc="http://schemas.microsoft.com/office/word/2010/wordprocessingCanvas" xmlns:cx="http://schemas.microsoft.com/office/drawing/2014/chartex" xmlns:cx1="http://schemas.microsoft.com/office/drawing/2015/9/8/chartex" xmlns:cx2="http://schemas.microsoft.com/office/drawing/2015/10/21/chartex" xmlns:cx3="http://schemas.microsoft.com/office/drawing/2016/5/9/chartex" xmlns:cx4="http://schemas.microsoft.com/office/drawing/2016/5/10/chartex" xmlns:cx5="http://schemas.microsoft.com/office/drawing/2016/5/11/chartex" xmlns:cx6="http://schemas.microsoft.com/office/drawing/2016/5/12/chartex" xmlns:cx7="http://schemas.microsoft.com/office/drawing/2016/5/13/chartex" xmlns:cx8="http://schemas.microsoft.com/office/drawing/2016/5/14/chartex" xmlns:mc="http://schemas.openxmlformats.org/markup-compatibility/2006" xmlns:aink="http://schemas.microsoft.com/office/drawing/2016/ink" xmlns:am3d="http://schemas.microsoft.com/office/drawing/2017/model3d" xmlns:o="urn:schemas-microsoft-com:office:office" xmlns:oel="http://schemas.microsoft.com/office/2019/extlst" xmlns:r="http://schemas.openxmlformats.org/officeDocument/2006/relationships" xmlns:m="http://schemas.openxmlformats.org/officeDocument/2006/math" xmlns:v="urn:schemas-microsoft-com:vml" xmlns:wp14="http://schemas.microsoft.com/office/word/2010/wordprocessingDrawing" xmlns:wp="http://schemas.openxmlformats.org/drawingml/2006/wordprocessingDrawing" xmlns:w10="urn:schemas-microsoft-com:office:word" xmlns:w="http://schemas.openxmlformats.org/wordprocessingml/2006/main" xmlns:w14="http://schemas.microsoft.com/office/word/2010/wordml" xmlns:w15="http://schemas.microsoft.com/office/word/2012/wordml" xmlns:w16cex="http://schemas.microsoft.com/office/word/2018/wordml/cex" xmlns:w16cid="http://schemas.microsoft.com/office/word/2016/wordml/cid" xmlns:w16="http://schemas.microsoft.com/office/word/2018/wordml" xmlns:w16du="http://schemas.microsoft.com/office/word/2023/wordml/word16du" xmlns:w16sdtdh="http://schemas.microsoft.com/office/word/2020/wordml/sdtdatahash" xmlns:w16sdtfl="http://schemas.microsoft.com/office/word/2024/wordml/sdtformatlock" xmlns:w16se="http://schemas.microsoft.com/office/word/2015/wordml/symex" xmlns:wpg="http://schemas.microsoft.com/office/word/2010/wordprocessingGroup" xmlns:wpi="http://schemas.microsoft.com/office/word/2010/wordprocessingInk" xmlns:wne="http://schemas.microsoft.com/office/word/2006/wordml" xmlns:wps="http://schemas.microsoft.com/office/word/2010/wordprocessingShape" mc:Ignorable="w14 w15 w16se w16cid w16 w16cex w16sdtdh w16sdtfl w16du wp14">
   <w:body>
-    <w:p>
-      <w:pPr>
-        <w:spacing w:line="360" w:lineRule="auto"/>
-        <w:rPr>
-          <w:rFonts w:ascii="Times New Roman" w:hAnsi="Times New Roman" w:cs="Times New Roman"/>
-          <w:b/>
-          <w:bCs/>
-        </w:rPr>
-      </w:pPr>
-    </w:p>
-    <w:p>
-      <w:pPr>
-        <w:spacing w:line="360" w:lineRule="auto"/>
-        <w:rPr>
-          <w:rFonts w:ascii="Times New Roman" w:hAnsi="Times New Roman" w:cs="Times New Roman"/>
-          <w:b/>
-          <w:bCs/>
-        </w:rPr>
-      </w:pPr>
-    </w:p>
-    <w:p>
-      <w:pPr>
-        <w:spacing w:line="360" w:lineRule="auto"/>
-        <w:rPr>
-          <w:rFonts w:ascii="Times New Roman" w:hAnsi="Times New Roman" w:cs="Times New Roman"/>
-          <w:b/>
-          <w:bCs/>
-        </w:rPr>
-      </w:pPr>
-    </w:p>
-    <w:p>
-      <w:pPr>
-        <w:pStyle w:val="Subtitle"/>
-        <w:jc w:val="center"/>
-      </w:pPr>
-      <w:r>
-        <w:rPr>
-          <w:lang w:val="en-US"/>
-        </w:rPr>
-        <w:t>Student Number: 3092883</w:t>
-      </w:r>
-    </w:p>
-    <w:p>
-      <w:pPr>
-        <w:pStyle w:val="Subtitle"/>
-        <w:jc w:val="center"/>
-      </w:pPr>
-      <w:r>
-        <w:rPr>
-          <w:lang w:val="en-US"/>
-        </w:rPr>
-        <w:t>Joshan John</w:t>
-      </w:r>
-    </w:p>
-    <w:p>
-      <w:pPr>
-        <w:spacing w:line="360" w:lineRule="auto"/>
-        <w:jc w:val="center"/>
-        <w:rPr>
-          <w:rFonts w:ascii="Times New Roman" w:hAnsi="Times New Roman" w:cs="Times New Roman"/>
-          <w:b/>
-          <w:bCs/>
-        </w:rPr>
-      </w:pPr>
-    </w:p>
-    <w:p>
-      <w:pPr>
-        <w:spacing w:line="360" w:lineRule="auto"/>
-        <w:jc w:val="center"/>
-        <w:rPr>
-          <w:rFonts w:ascii="Times New Roman" w:hAnsi="Times New Roman" w:cs="Times New Roman"/>
-          <w:b/>
-          <w:bCs/>
-        </w:rPr>
-      </w:pPr>
-    </w:p>
-    <w:p>
-      <w:pPr>
-        <w:spacing w:line="360" w:lineRule="auto"/>
-        <w:jc w:val="center"/>
-        <w:rPr>
-          <w:rFonts w:ascii="Times New Roman" w:hAnsi="Times New Roman" w:cs="Times New Roman"/>
-          <w:b/>
-          <w:bCs/>
-        </w:rPr>
-      </w:pPr>
-    </w:p>
-    <w:p>
-      <w:pPr>
-        <w:pStyle w:val="Subtitle"/>
-        <w:jc w:val="center"/>
-      </w:pPr>
-      <w:r>
-        <w:rPr>
-          <w:lang w:val="en-US"/>
-        </w:rPr>
-        <w:t>Project name</w:t>
-      </w:r>
-    </w:p>
-    <w:p>
-      <w:pPr>
-        <w:pStyle w:val="Title"/>
-        <w:jc w:val="center"/>
-      </w:pPr>
-      <w:proofErr w:type="spellStart"/>
-      <w:r>
-        <w:rPr>
-          <w:lang w:val="en-US"/>
-        </w:rPr>
-        <w:t>JCloud-PasS</w:t>
-      </w:r>
-      <w:proofErr w:type="spellEnd"/>
-    </w:p>
-    <w:p>
-      <w:pPr>
-        <w:spacing w:line="360" w:lineRule="auto"/>
-        <w:jc w:val="center"/>
-        <w:rPr>
-          <w:rFonts w:ascii="Times New Roman" w:hAnsi="Times New Roman" w:cs="Times New Roman"/>
-          <w:b/>
-          <w:bCs/>
-        </w:rPr>
-      </w:pPr>
-    </w:p>
-    <w:p>
-      <w:pPr>
-        <w:spacing w:line="360" w:lineRule="auto"/>
-        <w:jc w:val="center"/>
-        <w:rPr>
-          <w:rFonts w:ascii="Times New Roman" w:hAnsi="Times New Roman" w:cs="Times New Roman"/>
-          <w:b/>
-          <w:bCs/>
-        </w:rPr>
-      </w:pPr>
-    </w:p>
-    <w:p>
-      <w:pPr>
-        <w:spacing w:line="360" w:lineRule="auto"/>
-        <w:jc w:val="center"/>
-        <w:rPr>
-          <w:rFonts w:ascii="Times New Roman" w:hAnsi="Times New Roman" w:cs="Times New Roman"/>
-          <w:b/>
-          <w:bCs/>
-        </w:rPr>
-      </w:pPr>
-    </w:p>
-    <w:p>
-      <w:pPr>
-        <w:spacing w:line="360" w:lineRule="auto"/>
-        <w:jc w:val="center"/>
-        <w:rPr>
-          <w:rFonts w:ascii="Times New Roman" w:hAnsi="Times New Roman" w:cs="Times New Roman"/>
-          <w:b/>
-          <w:bCs/>
-        </w:rPr>
-      </w:pPr>
-    </w:p>
-    <w:p>
-      <w:pPr>
-        <w:spacing w:line="360" w:lineRule="auto"/>
-        <w:jc w:val="center"/>
-        <w:rPr>
-          <w:rStyle w:val="Emphasis"/>
-        </w:rPr>
-      </w:pPr>
-      <w:r>
-        <w:rPr>
-          <w:rStyle w:val="Emphasis"/>
-          <w:lang w:val="en-US"/>
-        </w:rPr>
-        <w:t>Griffith College Dublin</w:t>
-      </w:r>
-    </w:p>
-    <w:p>
-      <w:pPr>
-        <w:spacing w:line="360" w:lineRule="auto"/>
-        <w:jc w:val="center"/>
-        <w:rPr>
-          <w:rStyle w:val="Emphasis"/>
-        </w:rPr>
-      </w:pPr>
-      <w:r>
-        <w:rPr>
-          <w:rStyle w:val="Emphasis"/>
-          <w:lang w:val="en-US"/>
-        </w:rPr>
-        <w:t>BSCH-CSP Assignment 2</w:t>
-      </w:r>
-    </w:p>
-    <w:p>
-      <w:pPr>
-        <w:spacing w:line="360" w:lineRule="auto"/>
-        <w:jc w:val="center"/>
-        <w:rPr>
-          <w:rFonts w:ascii="Times New Roman" w:hAnsi="Times New Roman" w:cs="Times New Roman"/>
-          <w:b/>
-          <w:bCs/>
-        </w:rPr>
-      </w:pPr>
-    </w:p>
-    <w:p>
-      <w:pPr>
-        <w:spacing w:line="360" w:lineRule="auto"/>
-        <w:rPr>
-          <w:rFonts w:ascii="Times New Roman" w:hAnsi="Times New Roman" w:cs="Times New Roman"/>
-          <w:b/>
-          <w:bCs/>
-        </w:rPr>
-      </w:pPr>
-      <w:r>
-        <w:rPr>
-          <w:rFonts w:ascii="Times New Roman" w:hAnsi="Times New Roman" w:cs="Times New Roman"/>
-          <w:b/>
-          <w:bCs/>
-          <w:lang w:val="en-US"/>
-        </w:rPr>
-        <w:br w:type="page"/>
-      </w:r>
-    </w:p>
+    <w:bookmarkStart w:id="0" w:name="_Toc227870277" w:displacedByCustomXml="next"/>
     <w:sdt>
       <w:sdtPr>
-        <w:id w:val="16433099"/>
+        <w:id w:val="958926808"/>
         <w:docPartObj>
           <w:docPartGallery w:val="Table of Contents"/>
           <w:docPartUnique/>
@@ -245,8 +27,19 @@
         <w:p>
           <w:pPr>
             <w:pStyle w:val="TOCHeading"/>
+            <w:spacing w:line="360" w:lineRule="auto"/>
+            <w:rPr>
+              <w:rFonts w:ascii="Times New Roman" w:hAnsi="Times New Roman" w:cs="Times New Roman"/>
+              <w:sz w:val="40"/>
+              <w:szCs w:val="40"/>
+            </w:rPr>
           </w:pPr>
           <w:r>
+            <w:rPr>
+              <w:rFonts w:ascii="Times New Roman" w:hAnsi="Times New Roman" w:cs="Times New Roman"/>
+              <w:sz w:val="40"/>
+              <w:szCs w:val="40"/>
+            </w:rPr>
             <w:t>Table of Contents</w:t>
           </w:r>
         </w:p>
@@ -256,8 +49,9 @@
             <w:tabs>
               <w:tab w:val="right" w:leader="dot" w:pos="9628"/>
             </w:tabs>
+            <w:spacing w:line="360" w:lineRule="auto"/>
             <w:rPr>
-              <w:rFonts w:eastAsiaTheme="minorEastAsia"/>
+              <w:rFonts w:ascii="Times New Roman" w:eastAsiaTheme="minorEastAsia" w:hAnsi="Times New Roman" w:cs="Times New Roman"/>
               <w:b w:val="0"/>
               <w:bCs w:val="0"/>
               <w:i w:val="0"/>
@@ -268,25 +62,31 @@
           </w:pPr>
           <w:r>
             <w:rPr>
+              <w:rFonts w:ascii="Times New Roman" w:hAnsi="Times New Roman" w:cs="Times New Roman"/>
               <w:b w:val="0"/>
               <w:bCs w:val="0"/>
             </w:rPr>
             <w:fldChar w:fldCharType="begin"/>
           </w:r>
           <w:r>
+            <w:rPr>
+              <w:rFonts w:ascii="Times New Roman" w:hAnsi="Times New Roman" w:cs="Times New Roman"/>
+            </w:rPr>
             <w:instrText xml:space="preserve"> TOC \o "1-3" \h \z \u </w:instrText>
           </w:r>
           <w:r>
             <w:rPr>
+              <w:rFonts w:ascii="Times New Roman" w:hAnsi="Times New Roman" w:cs="Times New Roman"/>
               <w:b w:val="0"/>
               <w:bCs w:val="0"/>
             </w:rPr>
             <w:fldChar w:fldCharType="separate"/>
           </w:r>
-          <w:hyperlink w:anchor="_Toc227581282" w:history="1">
+          <w:hyperlink w:anchor="_Toc227873223" w:history="1">
             <w:r>
               <w:rPr>
                 <w:rStyle w:val="Hyperlink"/>
+                <w:rFonts w:ascii="Times New Roman" w:hAnsi="Times New Roman" w:cs="Times New Roman"/>
                 <w:noProof/>
                 <w:lang w:val="en-US"/>
               </w:rPr>
@@ -294,6 +94,7 @@
             </w:r>
             <w:r>
               <w:rPr>
+                <w:rFonts w:ascii="Times New Roman" w:hAnsi="Times New Roman" w:cs="Times New Roman"/>
                 <w:noProof/>
                 <w:webHidden/>
               </w:rPr>
@@ -301,6 +102,7 @@
             </w:r>
             <w:r>
               <w:rPr>
+                <w:rFonts w:ascii="Times New Roman" w:hAnsi="Times New Roman" w:cs="Times New Roman"/>
                 <w:noProof/>
                 <w:webHidden/>
               </w:rPr>
@@ -308,19 +110,22 @@
             </w:r>
             <w:r>
               <w:rPr>
-                <w:noProof/>
-                <w:webHidden/>
-              </w:rPr>
-              <w:instrText xml:space="preserve"> PAGEREF _Toc227581282 \h </w:instrText>
-            </w:r>
-            <w:r>
-              <w:rPr>
-                <w:noProof/>
-                <w:webHidden/>
-              </w:rPr>
-            </w:r>
-            <w:r>
-              <w:rPr>
+                <w:rFonts w:ascii="Times New Roman" w:hAnsi="Times New Roman" w:cs="Times New Roman"/>
+                <w:noProof/>
+                <w:webHidden/>
+              </w:rPr>
+              <w:instrText xml:space="preserve"> PAGEREF _Toc227873223 \h </w:instrText>
+            </w:r>
+            <w:r>
+              <w:rPr>
+                <w:rFonts w:ascii="Times New Roman" w:hAnsi="Times New Roman" w:cs="Times New Roman"/>
+                <w:noProof/>
+                <w:webHidden/>
+              </w:rPr>
+            </w:r>
+            <w:r>
+              <w:rPr>
+                <w:rFonts w:ascii="Times New Roman" w:hAnsi="Times New Roman" w:cs="Times New Roman"/>
                 <w:noProof/>
                 <w:webHidden/>
               </w:rPr>
@@ -328,13 +133,15 @@
             </w:r>
             <w:r>
               <w:rPr>
-                <w:noProof/>
-                <w:webHidden/>
-              </w:rPr>
-              <w:t>3</w:t>
-            </w:r>
-            <w:r>
-              <w:rPr>
+                <w:rFonts w:ascii="Times New Roman" w:hAnsi="Times New Roman" w:cs="Times New Roman"/>
+                <w:noProof/>
+                <w:webHidden/>
+              </w:rPr>
+              <w:t>2</w:t>
+            </w:r>
+            <w:r>
+              <w:rPr>
+                <w:rFonts w:ascii="Times New Roman" w:hAnsi="Times New Roman" w:cs="Times New Roman"/>
                 <w:noProof/>
                 <w:webHidden/>
               </w:rPr>
@@ -348,8 +155,9 @@
             <w:tabs>
               <w:tab w:val="right" w:leader="dot" w:pos="9628"/>
             </w:tabs>
+            <w:spacing w:line="360" w:lineRule="auto"/>
             <w:rPr>
-              <w:rFonts w:eastAsiaTheme="minorEastAsia"/>
+              <w:rFonts w:ascii="Times New Roman" w:eastAsiaTheme="minorEastAsia" w:hAnsi="Times New Roman" w:cs="Times New Roman"/>
               <w:b w:val="0"/>
               <w:bCs w:val="0"/>
               <w:i w:val="0"/>
@@ -358,10 +166,11 @@
               <w:lang w:eastAsia="en-GB"/>
             </w:rPr>
           </w:pPr>
-          <w:hyperlink w:anchor="_Toc227581283" w:history="1">
+          <w:hyperlink w:anchor="_Toc227873224" w:history="1">
             <w:r>
               <w:rPr>
                 <w:rStyle w:val="Hyperlink"/>
+                <w:rFonts w:ascii="Times New Roman" w:hAnsi="Times New Roman" w:cs="Times New Roman"/>
                 <w:noProof/>
                 <w:lang w:val="en-US"/>
               </w:rPr>
@@ -369,6 +178,7 @@
             </w:r>
             <w:r>
               <w:rPr>
+                <w:rFonts w:ascii="Times New Roman" w:hAnsi="Times New Roman" w:cs="Times New Roman"/>
                 <w:noProof/>
                 <w:webHidden/>
               </w:rPr>
@@ -376,6 +186,7 @@
             </w:r>
             <w:r>
               <w:rPr>
+                <w:rFonts w:ascii="Times New Roman" w:hAnsi="Times New Roman" w:cs="Times New Roman"/>
                 <w:noProof/>
                 <w:webHidden/>
               </w:rPr>
@@ -383,19 +194,22 @@
             </w:r>
             <w:r>
               <w:rPr>
-                <w:noProof/>
-                <w:webHidden/>
-              </w:rPr>
-              <w:instrText xml:space="preserve"> PAGEREF _Toc227581283 \h </w:instrText>
-            </w:r>
-            <w:r>
-              <w:rPr>
-                <w:noProof/>
-                <w:webHidden/>
-              </w:rPr>
-            </w:r>
-            <w:r>
-              <w:rPr>
+                <w:rFonts w:ascii="Times New Roman" w:hAnsi="Times New Roman" w:cs="Times New Roman"/>
+                <w:noProof/>
+                <w:webHidden/>
+              </w:rPr>
+              <w:instrText xml:space="preserve"> PAGEREF _Toc227873224 \h </w:instrText>
+            </w:r>
+            <w:r>
+              <w:rPr>
+                <w:rFonts w:ascii="Times New Roman" w:hAnsi="Times New Roman" w:cs="Times New Roman"/>
+                <w:noProof/>
+                <w:webHidden/>
+              </w:rPr>
+            </w:r>
+            <w:r>
+              <w:rPr>
+                <w:rFonts w:ascii="Times New Roman" w:hAnsi="Times New Roman" w:cs="Times New Roman"/>
                 <w:noProof/>
                 <w:webHidden/>
               </w:rPr>
@@ -403,13 +217,15 @@
             </w:r>
             <w:r>
               <w:rPr>
-                <w:noProof/>
-                <w:webHidden/>
-              </w:rPr>
-              <w:t>3</w:t>
-            </w:r>
-            <w:r>
-              <w:rPr>
+                <w:rFonts w:ascii="Times New Roman" w:hAnsi="Times New Roman" w:cs="Times New Roman"/>
+                <w:noProof/>
+                <w:webHidden/>
+              </w:rPr>
+              <w:t>2</w:t>
+            </w:r>
+            <w:r>
+              <w:rPr>
+                <w:rFonts w:ascii="Times New Roman" w:hAnsi="Times New Roman" w:cs="Times New Roman"/>
                 <w:noProof/>
                 <w:webHidden/>
               </w:rPr>
@@ -423,8 +239,9 @@
             <w:tabs>
               <w:tab w:val="right" w:leader="dot" w:pos="9628"/>
             </w:tabs>
+            <w:spacing w:line="360" w:lineRule="auto"/>
             <w:rPr>
-              <w:rFonts w:eastAsiaTheme="minorEastAsia"/>
+              <w:rFonts w:ascii="Times New Roman" w:eastAsiaTheme="minorEastAsia" w:hAnsi="Times New Roman" w:cs="Times New Roman"/>
               <w:b w:val="0"/>
               <w:bCs w:val="0"/>
               <w:noProof/>
@@ -433,60 +250,84 @@
               <w:lang w:eastAsia="en-GB"/>
             </w:rPr>
           </w:pPr>
-          <w:hyperlink w:anchor="_Toc227581284" w:history="1">
+          <w:hyperlink w:anchor="_Toc227873225" w:history="1">
             <w:r>
               <w:rPr>
                 <w:rStyle w:val="Hyperlink"/>
-                <w:noProof/>
+                <w:rFonts w:ascii="Times New Roman" w:hAnsi="Times New Roman" w:cs="Times New Roman"/>
+                <w:noProof/>
+                <w:sz w:val="24"/>
+                <w:szCs w:val="24"/>
                 <w:lang w:val="en-US"/>
               </w:rPr>
-              <w:t>2.1 List of tech stack</w:t>
-            </w:r>
-            <w:r>
-              <w:rPr>
-                <w:noProof/>
-                <w:webHidden/>
+              <w:t>2.1 List of Tech Stack</w:t>
+            </w:r>
+            <w:r>
+              <w:rPr>
+                <w:rFonts w:ascii="Times New Roman" w:hAnsi="Times New Roman" w:cs="Times New Roman"/>
+                <w:noProof/>
+                <w:webHidden/>
+                <w:sz w:val="24"/>
+                <w:szCs w:val="24"/>
               </w:rPr>
               <w:tab/>
             </w:r>
             <w:r>
               <w:rPr>
-                <w:noProof/>
-                <w:webHidden/>
+                <w:rFonts w:ascii="Times New Roman" w:hAnsi="Times New Roman" w:cs="Times New Roman"/>
+                <w:noProof/>
+                <w:webHidden/>
+                <w:sz w:val="24"/>
+                <w:szCs w:val="24"/>
               </w:rPr>
               <w:fldChar w:fldCharType="begin"/>
             </w:r>
             <w:r>
               <w:rPr>
-                <w:noProof/>
-                <w:webHidden/>
-              </w:rPr>
-              <w:instrText xml:space="preserve"> PAGEREF _Toc227581284 \h </w:instrText>
-            </w:r>
-            <w:r>
-              <w:rPr>
-                <w:noProof/>
-                <w:webHidden/>
-              </w:rPr>
-            </w:r>
-            <w:r>
-              <w:rPr>
-                <w:noProof/>
-                <w:webHidden/>
+                <w:rFonts w:ascii="Times New Roman" w:hAnsi="Times New Roman" w:cs="Times New Roman"/>
+                <w:noProof/>
+                <w:webHidden/>
+                <w:sz w:val="24"/>
+                <w:szCs w:val="24"/>
+              </w:rPr>
+              <w:instrText xml:space="preserve"> PAGEREF _Toc227873225 \h </w:instrText>
+            </w:r>
+            <w:r>
+              <w:rPr>
+                <w:rFonts w:ascii="Times New Roman" w:hAnsi="Times New Roman" w:cs="Times New Roman"/>
+                <w:noProof/>
+                <w:webHidden/>
+                <w:sz w:val="24"/>
+                <w:szCs w:val="24"/>
+              </w:rPr>
+            </w:r>
+            <w:r>
+              <w:rPr>
+                <w:rFonts w:ascii="Times New Roman" w:hAnsi="Times New Roman" w:cs="Times New Roman"/>
+                <w:noProof/>
+                <w:webHidden/>
+                <w:sz w:val="24"/>
+                <w:szCs w:val="24"/>
               </w:rPr>
               <w:fldChar w:fldCharType="separate"/>
             </w:r>
             <w:r>
               <w:rPr>
-                <w:noProof/>
-                <w:webHidden/>
-              </w:rPr>
-              <w:t>3</w:t>
-            </w:r>
-            <w:r>
-              <w:rPr>
-                <w:noProof/>
-                <w:webHidden/>
+                <w:rFonts w:ascii="Times New Roman" w:hAnsi="Times New Roman" w:cs="Times New Roman"/>
+                <w:noProof/>
+                <w:webHidden/>
+                <w:sz w:val="24"/>
+                <w:szCs w:val="24"/>
+              </w:rPr>
+              <w:t>2</w:t>
+            </w:r>
+            <w:r>
+              <w:rPr>
+                <w:rFonts w:ascii="Times New Roman" w:hAnsi="Times New Roman" w:cs="Times New Roman"/>
+                <w:noProof/>
+                <w:webHidden/>
+                <w:sz w:val="24"/>
+                <w:szCs w:val="24"/>
               </w:rPr>
               <w:fldChar w:fldCharType="end"/>
             </w:r>
@@ -498,8 +339,9 @@
             <w:tabs>
               <w:tab w:val="right" w:leader="dot" w:pos="9628"/>
             </w:tabs>
+            <w:spacing w:line="360" w:lineRule="auto"/>
             <w:rPr>
-              <w:rFonts w:eastAsiaTheme="minorEastAsia"/>
+              <w:rFonts w:ascii="Times New Roman" w:eastAsiaTheme="minorEastAsia" w:hAnsi="Times New Roman" w:cs="Times New Roman"/>
               <w:b w:val="0"/>
               <w:bCs w:val="0"/>
               <w:noProof/>
@@ -508,60 +350,84 @@
               <w:lang w:eastAsia="en-GB"/>
             </w:rPr>
           </w:pPr>
-          <w:hyperlink w:anchor="_Toc227581285" w:history="1">
+          <w:hyperlink w:anchor="_Toc227873226" w:history="1">
             <w:r>
               <w:rPr>
                 <w:rStyle w:val="Hyperlink"/>
-                <w:noProof/>
+                <w:rFonts w:ascii="Times New Roman" w:hAnsi="Times New Roman" w:cs="Times New Roman"/>
+                <w:noProof/>
+                <w:sz w:val="24"/>
+                <w:szCs w:val="24"/>
                 <w:lang w:val="en-US"/>
               </w:rPr>
               <w:t>2.2 Dependency management</w:t>
             </w:r>
             <w:r>
               <w:rPr>
-                <w:noProof/>
-                <w:webHidden/>
+                <w:rFonts w:ascii="Times New Roman" w:hAnsi="Times New Roman" w:cs="Times New Roman"/>
+                <w:noProof/>
+                <w:webHidden/>
+                <w:sz w:val="24"/>
+                <w:szCs w:val="24"/>
               </w:rPr>
               <w:tab/>
             </w:r>
             <w:r>
               <w:rPr>
-                <w:noProof/>
-                <w:webHidden/>
+                <w:rFonts w:ascii="Times New Roman" w:hAnsi="Times New Roman" w:cs="Times New Roman"/>
+                <w:noProof/>
+                <w:webHidden/>
+                <w:sz w:val="24"/>
+                <w:szCs w:val="24"/>
               </w:rPr>
               <w:fldChar w:fldCharType="begin"/>
             </w:r>
             <w:r>
               <w:rPr>
-                <w:noProof/>
-                <w:webHidden/>
-              </w:rPr>
-              <w:instrText xml:space="preserve"> PAGEREF _Toc227581285 \h </w:instrText>
-            </w:r>
-            <w:r>
-              <w:rPr>
-                <w:noProof/>
-                <w:webHidden/>
-              </w:rPr>
-            </w:r>
-            <w:r>
-              <w:rPr>
-                <w:noProof/>
-                <w:webHidden/>
+                <w:rFonts w:ascii="Times New Roman" w:hAnsi="Times New Roman" w:cs="Times New Roman"/>
+                <w:noProof/>
+                <w:webHidden/>
+                <w:sz w:val="24"/>
+                <w:szCs w:val="24"/>
+              </w:rPr>
+              <w:instrText xml:space="preserve"> PAGEREF _Toc227873226 \h </w:instrText>
+            </w:r>
+            <w:r>
+              <w:rPr>
+                <w:rFonts w:ascii="Times New Roman" w:hAnsi="Times New Roman" w:cs="Times New Roman"/>
+                <w:noProof/>
+                <w:webHidden/>
+                <w:sz w:val="24"/>
+                <w:szCs w:val="24"/>
+              </w:rPr>
+            </w:r>
+            <w:r>
+              <w:rPr>
+                <w:rFonts w:ascii="Times New Roman" w:hAnsi="Times New Roman" w:cs="Times New Roman"/>
+                <w:noProof/>
+                <w:webHidden/>
+                <w:sz w:val="24"/>
+                <w:szCs w:val="24"/>
               </w:rPr>
               <w:fldChar w:fldCharType="separate"/>
             </w:r>
             <w:r>
               <w:rPr>
-                <w:noProof/>
-                <w:webHidden/>
-              </w:rPr>
-              <w:t>4</w:t>
-            </w:r>
-            <w:r>
-              <w:rPr>
-                <w:noProof/>
-                <w:webHidden/>
+                <w:rFonts w:ascii="Times New Roman" w:hAnsi="Times New Roman" w:cs="Times New Roman"/>
+                <w:noProof/>
+                <w:webHidden/>
+                <w:sz w:val="24"/>
+                <w:szCs w:val="24"/>
+              </w:rPr>
+              <w:t>3</w:t>
+            </w:r>
+            <w:r>
+              <w:rPr>
+                <w:rFonts w:ascii="Times New Roman" w:hAnsi="Times New Roman" w:cs="Times New Roman"/>
+                <w:noProof/>
+                <w:webHidden/>
+                <w:sz w:val="24"/>
+                <w:szCs w:val="24"/>
               </w:rPr>
               <w:fldChar w:fldCharType="end"/>
             </w:r>
@@ -573,8 +439,9 @@
             <w:tabs>
               <w:tab w:val="right" w:leader="dot" w:pos="9628"/>
             </w:tabs>
+            <w:spacing w:line="360" w:lineRule="auto"/>
             <w:rPr>
-              <w:rFonts w:eastAsiaTheme="minorEastAsia"/>
+              <w:rFonts w:ascii="Times New Roman" w:eastAsiaTheme="minorEastAsia" w:hAnsi="Times New Roman" w:cs="Times New Roman"/>
               <w:b w:val="0"/>
               <w:bCs w:val="0"/>
               <w:noProof/>
@@ -583,60 +450,84 @@
               <w:lang w:eastAsia="en-GB"/>
             </w:rPr>
           </w:pPr>
-          <w:hyperlink w:anchor="_Toc227581286" w:history="1">
+          <w:hyperlink w:anchor="_Toc227873227" w:history="1">
             <w:r>
               <w:rPr>
                 <w:rStyle w:val="Hyperlink"/>
-                <w:noProof/>
+                <w:rFonts w:ascii="Times New Roman" w:hAnsi="Times New Roman" w:cs="Times New Roman"/>
+                <w:noProof/>
+                <w:sz w:val="24"/>
+                <w:szCs w:val="24"/>
                 <w:lang w:val="en-US"/>
               </w:rPr>
               <w:t>2.3 Data management</w:t>
             </w:r>
             <w:r>
               <w:rPr>
-                <w:noProof/>
-                <w:webHidden/>
+                <w:rFonts w:ascii="Times New Roman" w:hAnsi="Times New Roman" w:cs="Times New Roman"/>
+                <w:noProof/>
+                <w:webHidden/>
+                <w:sz w:val="24"/>
+                <w:szCs w:val="24"/>
               </w:rPr>
               <w:tab/>
             </w:r>
             <w:r>
               <w:rPr>
-                <w:noProof/>
-                <w:webHidden/>
+                <w:rFonts w:ascii="Times New Roman" w:hAnsi="Times New Roman" w:cs="Times New Roman"/>
+                <w:noProof/>
+                <w:webHidden/>
+                <w:sz w:val="24"/>
+                <w:szCs w:val="24"/>
               </w:rPr>
               <w:fldChar w:fldCharType="begin"/>
             </w:r>
             <w:r>
               <w:rPr>
-                <w:noProof/>
-                <w:webHidden/>
-              </w:rPr>
-              <w:instrText xml:space="preserve"> PAGEREF _Toc227581286 \h </w:instrText>
-            </w:r>
-            <w:r>
-              <w:rPr>
-                <w:noProof/>
-                <w:webHidden/>
-              </w:rPr>
-            </w:r>
-            <w:r>
-              <w:rPr>
-                <w:noProof/>
-                <w:webHidden/>
+                <w:rFonts w:ascii="Times New Roman" w:hAnsi="Times New Roman" w:cs="Times New Roman"/>
+                <w:noProof/>
+                <w:webHidden/>
+                <w:sz w:val="24"/>
+                <w:szCs w:val="24"/>
+              </w:rPr>
+              <w:instrText xml:space="preserve"> PAGEREF _Toc227873227 \h </w:instrText>
+            </w:r>
+            <w:r>
+              <w:rPr>
+                <w:rFonts w:ascii="Times New Roman" w:hAnsi="Times New Roman" w:cs="Times New Roman"/>
+                <w:noProof/>
+                <w:webHidden/>
+                <w:sz w:val="24"/>
+                <w:szCs w:val="24"/>
+              </w:rPr>
+            </w:r>
+            <w:r>
+              <w:rPr>
+                <w:rFonts w:ascii="Times New Roman" w:hAnsi="Times New Roman" w:cs="Times New Roman"/>
+                <w:noProof/>
+                <w:webHidden/>
+                <w:sz w:val="24"/>
+                <w:szCs w:val="24"/>
               </w:rPr>
               <w:fldChar w:fldCharType="separate"/>
             </w:r>
             <w:r>
               <w:rPr>
-                <w:noProof/>
-                <w:webHidden/>
-              </w:rPr>
-              <w:t>4</w:t>
-            </w:r>
-            <w:r>
-              <w:rPr>
-                <w:noProof/>
-                <w:webHidden/>
+                <w:rFonts w:ascii="Times New Roman" w:hAnsi="Times New Roman" w:cs="Times New Roman"/>
+                <w:noProof/>
+                <w:webHidden/>
+                <w:sz w:val="24"/>
+                <w:szCs w:val="24"/>
+              </w:rPr>
+              <w:t>3</w:t>
+            </w:r>
+            <w:r>
+              <w:rPr>
+                <w:rFonts w:ascii="Times New Roman" w:hAnsi="Times New Roman" w:cs="Times New Roman"/>
+                <w:noProof/>
+                <w:webHidden/>
+                <w:sz w:val="24"/>
+                <w:szCs w:val="24"/>
               </w:rPr>
               <w:fldChar w:fldCharType="end"/>
             </w:r>
@@ -648,8 +539,9 @@
             <w:tabs>
               <w:tab w:val="right" w:leader="dot" w:pos="9628"/>
             </w:tabs>
+            <w:spacing w:line="360" w:lineRule="auto"/>
             <w:rPr>
-              <w:rFonts w:eastAsiaTheme="minorEastAsia"/>
+              <w:rFonts w:ascii="Times New Roman" w:eastAsiaTheme="minorEastAsia" w:hAnsi="Times New Roman" w:cs="Times New Roman"/>
               <w:b w:val="0"/>
               <w:bCs w:val="0"/>
               <w:i w:val="0"/>
@@ -658,10 +550,11 @@
               <w:lang w:eastAsia="en-GB"/>
             </w:rPr>
           </w:pPr>
-          <w:hyperlink w:anchor="_Toc227581287" w:history="1">
+          <w:hyperlink w:anchor="_Toc227873228" w:history="1">
             <w:r>
               <w:rPr>
                 <w:rStyle w:val="Hyperlink"/>
+                <w:rFonts w:ascii="Times New Roman" w:hAnsi="Times New Roman" w:cs="Times New Roman"/>
                 <w:noProof/>
                 <w:lang w:val="en-US"/>
               </w:rPr>
@@ -669,6 +562,7 @@
             </w:r>
             <w:r>
               <w:rPr>
+                <w:rFonts w:ascii="Times New Roman" w:hAnsi="Times New Roman" w:cs="Times New Roman"/>
                 <w:noProof/>
                 <w:webHidden/>
               </w:rPr>
@@ -676,6 +570,7 @@
             </w:r>
             <w:r>
               <w:rPr>
+                <w:rFonts w:ascii="Times New Roman" w:hAnsi="Times New Roman" w:cs="Times New Roman"/>
                 <w:noProof/>
                 <w:webHidden/>
               </w:rPr>
@@ -683,19 +578,22 @@
             </w:r>
             <w:r>
               <w:rPr>
-                <w:noProof/>
-                <w:webHidden/>
-              </w:rPr>
-              <w:instrText xml:space="preserve"> PAGEREF _Toc227581287 \h </w:instrText>
-            </w:r>
-            <w:r>
-              <w:rPr>
-                <w:noProof/>
-                <w:webHidden/>
-              </w:rPr>
-            </w:r>
-            <w:r>
-              <w:rPr>
+                <w:rFonts w:ascii="Times New Roman" w:hAnsi="Times New Roman" w:cs="Times New Roman"/>
+                <w:noProof/>
+                <w:webHidden/>
+              </w:rPr>
+              <w:instrText xml:space="preserve"> PAGEREF _Toc227873228 \h </w:instrText>
+            </w:r>
+            <w:r>
+              <w:rPr>
+                <w:rFonts w:ascii="Times New Roman" w:hAnsi="Times New Roman" w:cs="Times New Roman"/>
+                <w:noProof/>
+                <w:webHidden/>
+              </w:rPr>
+            </w:r>
+            <w:r>
+              <w:rPr>
+                <w:rFonts w:ascii="Times New Roman" w:hAnsi="Times New Roman" w:cs="Times New Roman"/>
                 <w:noProof/>
                 <w:webHidden/>
               </w:rPr>
@@ -703,13 +601,15 @@
             </w:r>
             <w:r>
               <w:rPr>
-                <w:noProof/>
-                <w:webHidden/>
-              </w:rPr>
-              <w:t>4</w:t>
-            </w:r>
-            <w:r>
-              <w:rPr>
+                <w:rFonts w:ascii="Times New Roman" w:hAnsi="Times New Roman" w:cs="Times New Roman"/>
+                <w:noProof/>
+                <w:webHidden/>
+              </w:rPr>
+              <w:t>3</w:t>
+            </w:r>
+            <w:r>
+              <w:rPr>
+                <w:rFonts w:ascii="Times New Roman" w:hAnsi="Times New Roman" w:cs="Times New Roman"/>
                 <w:noProof/>
                 <w:webHidden/>
               </w:rPr>
@@ -723,8 +623,9 @@
             <w:tabs>
               <w:tab w:val="right" w:leader="dot" w:pos="9628"/>
             </w:tabs>
+            <w:spacing w:line="360" w:lineRule="auto"/>
             <w:rPr>
-              <w:rFonts w:eastAsiaTheme="minorEastAsia"/>
+              <w:rFonts w:ascii="Times New Roman" w:eastAsiaTheme="minorEastAsia" w:hAnsi="Times New Roman" w:cs="Times New Roman"/>
               <w:b w:val="0"/>
               <w:bCs w:val="0"/>
               <w:noProof/>
@@ -733,60 +634,84 @@
               <w:lang w:eastAsia="en-GB"/>
             </w:rPr>
           </w:pPr>
-          <w:hyperlink w:anchor="_Toc227581288" w:history="1">
+          <w:hyperlink w:anchor="_Toc227873229" w:history="1">
             <w:r>
               <w:rPr>
                 <w:rStyle w:val="Hyperlink"/>
-                <w:noProof/>
+                <w:rFonts w:ascii="Times New Roman" w:hAnsi="Times New Roman" w:cs="Times New Roman"/>
+                <w:noProof/>
+                <w:sz w:val="24"/>
+                <w:szCs w:val="24"/>
                 <w:lang w:val="en-US"/>
               </w:rPr>
               <w:t>3.1 Naming Conventions</w:t>
             </w:r>
             <w:r>
               <w:rPr>
-                <w:noProof/>
-                <w:webHidden/>
+                <w:rFonts w:ascii="Times New Roman" w:hAnsi="Times New Roman" w:cs="Times New Roman"/>
+                <w:noProof/>
+                <w:webHidden/>
+                <w:sz w:val="24"/>
+                <w:szCs w:val="24"/>
               </w:rPr>
               <w:tab/>
             </w:r>
             <w:r>
               <w:rPr>
-                <w:noProof/>
-                <w:webHidden/>
+                <w:rFonts w:ascii="Times New Roman" w:hAnsi="Times New Roman" w:cs="Times New Roman"/>
+                <w:noProof/>
+                <w:webHidden/>
+                <w:sz w:val="24"/>
+                <w:szCs w:val="24"/>
               </w:rPr>
               <w:fldChar w:fldCharType="begin"/>
             </w:r>
             <w:r>
               <w:rPr>
-                <w:noProof/>
-                <w:webHidden/>
-              </w:rPr>
-              <w:instrText xml:space="preserve"> PAGEREF _Toc227581288 \h </w:instrText>
-            </w:r>
-            <w:r>
-              <w:rPr>
-                <w:noProof/>
-                <w:webHidden/>
-              </w:rPr>
-            </w:r>
-            <w:r>
-              <w:rPr>
-                <w:noProof/>
-                <w:webHidden/>
+                <w:rFonts w:ascii="Times New Roman" w:hAnsi="Times New Roman" w:cs="Times New Roman"/>
+                <w:noProof/>
+                <w:webHidden/>
+                <w:sz w:val="24"/>
+                <w:szCs w:val="24"/>
+              </w:rPr>
+              <w:instrText xml:space="preserve"> PAGEREF _Toc227873229 \h </w:instrText>
+            </w:r>
+            <w:r>
+              <w:rPr>
+                <w:rFonts w:ascii="Times New Roman" w:hAnsi="Times New Roman" w:cs="Times New Roman"/>
+                <w:noProof/>
+                <w:webHidden/>
+                <w:sz w:val="24"/>
+                <w:szCs w:val="24"/>
+              </w:rPr>
+            </w:r>
+            <w:r>
+              <w:rPr>
+                <w:rFonts w:ascii="Times New Roman" w:hAnsi="Times New Roman" w:cs="Times New Roman"/>
+                <w:noProof/>
+                <w:webHidden/>
+                <w:sz w:val="24"/>
+                <w:szCs w:val="24"/>
               </w:rPr>
               <w:fldChar w:fldCharType="separate"/>
             </w:r>
             <w:r>
               <w:rPr>
-                <w:noProof/>
-                <w:webHidden/>
-              </w:rPr>
-              <w:t>4</w:t>
-            </w:r>
-            <w:r>
-              <w:rPr>
-                <w:noProof/>
-                <w:webHidden/>
+                <w:rFonts w:ascii="Times New Roman" w:hAnsi="Times New Roman" w:cs="Times New Roman"/>
+                <w:noProof/>
+                <w:webHidden/>
+                <w:sz w:val="24"/>
+                <w:szCs w:val="24"/>
+              </w:rPr>
+              <w:t>3</w:t>
+            </w:r>
+            <w:r>
+              <w:rPr>
+                <w:rFonts w:ascii="Times New Roman" w:hAnsi="Times New Roman" w:cs="Times New Roman"/>
+                <w:noProof/>
+                <w:webHidden/>
+                <w:sz w:val="24"/>
+                <w:szCs w:val="24"/>
               </w:rPr>
               <w:fldChar w:fldCharType="end"/>
             </w:r>
@@ -798,8 +723,9 @@
             <w:tabs>
               <w:tab w:val="right" w:leader="dot" w:pos="9628"/>
             </w:tabs>
+            <w:spacing w:line="360" w:lineRule="auto"/>
             <w:rPr>
-              <w:rFonts w:eastAsiaTheme="minorEastAsia"/>
+              <w:rFonts w:ascii="Times New Roman" w:eastAsiaTheme="minorEastAsia" w:hAnsi="Times New Roman" w:cs="Times New Roman"/>
               <w:b w:val="0"/>
               <w:bCs w:val="0"/>
               <w:noProof/>
@@ -808,68 +734,643 @@
               <w:lang w:eastAsia="en-GB"/>
             </w:rPr>
           </w:pPr>
-          <w:hyperlink w:anchor="_Toc227581289" w:history="1">
+          <w:hyperlink w:anchor="_Toc227873230" w:history="1">
             <w:r>
               <w:rPr>
                 <w:rStyle w:val="Hyperlink"/>
-                <w:noProof/>
+                <w:rFonts w:ascii="Times New Roman" w:hAnsi="Times New Roman" w:cs="Times New Roman"/>
+                <w:noProof/>
+                <w:sz w:val="24"/>
+                <w:szCs w:val="24"/>
                 <w:lang w:val="en-US"/>
               </w:rPr>
               <w:t>3.2 Design Pattern</w:t>
             </w:r>
             <w:r>
               <w:rPr>
-                <w:noProof/>
-                <w:webHidden/>
+                <w:rFonts w:ascii="Times New Roman" w:hAnsi="Times New Roman" w:cs="Times New Roman"/>
+                <w:noProof/>
+                <w:webHidden/>
+                <w:sz w:val="24"/>
+                <w:szCs w:val="24"/>
               </w:rPr>
               <w:tab/>
             </w:r>
             <w:r>
               <w:rPr>
-                <w:noProof/>
-                <w:webHidden/>
+                <w:rFonts w:ascii="Times New Roman" w:hAnsi="Times New Roman" w:cs="Times New Roman"/>
+                <w:noProof/>
+                <w:webHidden/>
+                <w:sz w:val="24"/>
+                <w:szCs w:val="24"/>
               </w:rPr>
               <w:fldChar w:fldCharType="begin"/>
             </w:r>
             <w:r>
               <w:rPr>
-                <w:noProof/>
-                <w:webHidden/>
-              </w:rPr>
-              <w:instrText xml:space="preserve"> PAGEREF _Toc227581289 \h </w:instrText>
-            </w:r>
-            <w:r>
-              <w:rPr>
-                <w:noProof/>
-                <w:webHidden/>
-              </w:rPr>
-            </w:r>
-            <w:r>
-              <w:rPr>
-                <w:noProof/>
-                <w:webHidden/>
+                <w:rFonts w:ascii="Times New Roman" w:hAnsi="Times New Roman" w:cs="Times New Roman"/>
+                <w:noProof/>
+                <w:webHidden/>
+                <w:sz w:val="24"/>
+                <w:szCs w:val="24"/>
+              </w:rPr>
+              <w:instrText xml:space="preserve"> PAGEREF _Toc227873230 \h </w:instrText>
+            </w:r>
+            <w:r>
+              <w:rPr>
+                <w:rFonts w:ascii="Times New Roman" w:hAnsi="Times New Roman" w:cs="Times New Roman"/>
+                <w:noProof/>
+                <w:webHidden/>
+                <w:sz w:val="24"/>
+                <w:szCs w:val="24"/>
+              </w:rPr>
+            </w:r>
+            <w:r>
+              <w:rPr>
+                <w:rFonts w:ascii="Times New Roman" w:hAnsi="Times New Roman" w:cs="Times New Roman"/>
+                <w:noProof/>
+                <w:webHidden/>
+                <w:sz w:val="24"/>
+                <w:szCs w:val="24"/>
               </w:rPr>
               <w:fldChar w:fldCharType="separate"/>
             </w:r>
             <w:r>
               <w:rPr>
-                <w:noProof/>
-                <w:webHidden/>
-              </w:rPr>
-              <w:t>4</w:t>
-            </w:r>
-            <w:r>
-              <w:rPr>
-                <w:noProof/>
-                <w:webHidden/>
+                <w:rFonts w:ascii="Times New Roman" w:hAnsi="Times New Roman" w:cs="Times New Roman"/>
+                <w:noProof/>
+                <w:webHidden/>
+                <w:sz w:val="24"/>
+                <w:szCs w:val="24"/>
+              </w:rPr>
+              <w:t>3</w:t>
+            </w:r>
+            <w:r>
+              <w:rPr>
+                <w:rFonts w:ascii="Times New Roman" w:hAnsi="Times New Roman" w:cs="Times New Roman"/>
+                <w:noProof/>
+                <w:webHidden/>
+                <w:sz w:val="24"/>
+                <w:szCs w:val="24"/>
               </w:rPr>
               <w:fldChar w:fldCharType="end"/>
             </w:r>
           </w:hyperlink>
         </w:p>
         <w:p>
+          <w:pPr>
+            <w:pStyle w:val="TOC1"/>
+            <w:tabs>
+              <w:tab w:val="right" w:leader="dot" w:pos="9628"/>
+            </w:tabs>
+            <w:spacing w:line="360" w:lineRule="auto"/>
+            <w:rPr>
+              <w:rFonts w:ascii="Times New Roman" w:eastAsiaTheme="minorEastAsia" w:hAnsi="Times New Roman" w:cs="Times New Roman"/>
+              <w:b w:val="0"/>
+              <w:bCs w:val="0"/>
+              <w:i w:val="0"/>
+              <w:iCs w:val="0"/>
+              <w:noProof/>
+              <w:lang w:eastAsia="en-GB"/>
+            </w:rPr>
+          </w:pPr>
+          <w:hyperlink w:anchor="_Toc227873231" w:history="1">
+            <w:r>
+              <w:rPr>
+                <w:rStyle w:val="Hyperlink"/>
+                <w:rFonts w:ascii="Times New Roman" w:hAnsi="Times New Roman" w:cs="Times New Roman"/>
+                <w:noProof/>
+              </w:rPr>
+              <w:t>4. Source Code.</w:t>
+            </w:r>
+            <w:r>
+              <w:rPr>
+                <w:rFonts w:ascii="Times New Roman" w:hAnsi="Times New Roman" w:cs="Times New Roman"/>
+                <w:noProof/>
+                <w:webHidden/>
+              </w:rPr>
+              <w:tab/>
+            </w:r>
+            <w:r>
+              <w:rPr>
+                <w:rFonts w:ascii="Times New Roman" w:hAnsi="Times New Roman" w:cs="Times New Roman"/>
+                <w:noProof/>
+                <w:webHidden/>
+              </w:rPr>
+              <w:fldChar w:fldCharType="begin"/>
+            </w:r>
+            <w:r>
+              <w:rPr>
+                <w:rFonts w:ascii="Times New Roman" w:hAnsi="Times New Roman" w:cs="Times New Roman"/>
+                <w:noProof/>
+                <w:webHidden/>
+              </w:rPr>
+              <w:instrText xml:space="preserve"> PAGEREF _Toc227873231 \h </w:instrText>
+            </w:r>
+            <w:r>
+              <w:rPr>
+                <w:rFonts w:ascii="Times New Roman" w:hAnsi="Times New Roman" w:cs="Times New Roman"/>
+                <w:noProof/>
+                <w:webHidden/>
+              </w:rPr>
+            </w:r>
+            <w:r>
+              <w:rPr>
+                <w:rFonts w:ascii="Times New Roman" w:hAnsi="Times New Roman" w:cs="Times New Roman"/>
+                <w:noProof/>
+                <w:webHidden/>
+              </w:rPr>
+              <w:fldChar w:fldCharType="separate"/>
+            </w:r>
+            <w:r>
+              <w:rPr>
+                <w:rFonts w:ascii="Times New Roman" w:hAnsi="Times New Roman" w:cs="Times New Roman"/>
+                <w:noProof/>
+                <w:webHidden/>
+              </w:rPr>
+              <w:t>5</w:t>
+            </w:r>
+            <w:r>
+              <w:rPr>
+                <w:rFonts w:ascii="Times New Roman" w:hAnsi="Times New Roman" w:cs="Times New Roman"/>
+                <w:noProof/>
+                <w:webHidden/>
+              </w:rPr>
+              <w:fldChar w:fldCharType="end"/>
+            </w:r>
+          </w:hyperlink>
+        </w:p>
+        <w:p>
+          <w:pPr>
+            <w:pStyle w:val="TOC2"/>
+            <w:tabs>
+              <w:tab w:val="right" w:leader="dot" w:pos="9628"/>
+            </w:tabs>
+            <w:spacing w:line="360" w:lineRule="auto"/>
+            <w:rPr>
+              <w:rFonts w:ascii="Times New Roman" w:eastAsiaTheme="minorEastAsia" w:hAnsi="Times New Roman" w:cs="Times New Roman"/>
+              <w:b w:val="0"/>
+              <w:bCs w:val="0"/>
+              <w:noProof/>
+              <w:sz w:val="24"/>
+              <w:szCs w:val="24"/>
+              <w:lang w:eastAsia="en-GB"/>
+            </w:rPr>
+          </w:pPr>
+          <w:hyperlink w:anchor="_Toc227873232" w:history="1">
+            <w:r>
+              <w:rPr>
+                <w:rStyle w:val="Hyperlink"/>
+                <w:rFonts w:ascii="Times New Roman" w:hAnsi="Times New Roman" w:cs="Times New Roman"/>
+                <w:noProof/>
+                <w:sz w:val="24"/>
+                <w:szCs w:val="24"/>
+              </w:rPr>
+              <w:t>4.1 Relevant Functions</w:t>
+            </w:r>
+            <w:r>
+              <w:rPr>
+                <w:rFonts w:ascii="Times New Roman" w:hAnsi="Times New Roman" w:cs="Times New Roman"/>
+                <w:noProof/>
+                <w:webHidden/>
+                <w:sz w:val="24"/>
+                <w:szCs w:val="24"/>
+              </w:rPr>
+              <w:tab/>
+            </w:r>
+            <w:r>
+              <w:rPr>
+                <w:rFonts w:ascii="Times New Roman" w:hAnsi="Times New Roman" w:cs="Times New Roman"/>
+                <w:noProof/>
+                <w:webHidden/>
+                <w:sz w:val="24"/>
+                <w:szCs w:val="24"/>
+              </w:rPr>
+              <w:fldChar w:fldCharType="begin"/>
+            </w:r>
+            <w:r>
+              <w:rPr>
+                <w:rFonts w:ascii="Times New Roman" w:hAnsi="Times New Roman" w:cs="Times New Roman"/>
+                <w:noProof/>
+                <w:webHidden/>
+                <w:sz w:val="24"/>
+                <w:szCs w:val="24"/>
+              </w:rPr>
+              <w:instrText xml:space="preserve"> PAGEREF _Toc227873232 \h </w:instrText>
+            </w:r>
+            <w:r>
+              <w:rPr>
+                <w:rFonts w:ascii="Times New Roman" w:hAnsi="Times New Roman" w:cs="Times New Roman"/>
+                <w:noProof/>
+                <w:webHidden/>
+                <w:sz w:val="24"/>
+                <w:szCs w:val="24"/>
+              </w:rPr>
+            </w:r>
+            <w:r>
+              <w:rPr>
+                <w:rFonts w:ascii="Times New Roman" w:hAnsi="Times New Roman" w:cs="Times New Roman"/>
+                <w:noProof/>
+                <w:webHidden/>
+                <w:sz w:val="24"/>
+                <w:szCs w:val="24"/>
+              </w:rPr>
+              <w:fldChar w:fldCharType="separate"/>
+            </w:r>
+            <w:r>
+              <w:rPr>
+                <w:rFonts w:ascii="Times New Roman" w:hAnsi="Times New Roman" w:cs="Times New Roman"/>
+                <w:noProof/>
+                <w:webHidden/>
+                <w:sz w:val="24"/>
+                <w:szCs w:val="24"/>
+              </w:rPr>
+              <w:t>5</w:t>
+            </w:r>
+            <w:r>
+              <w:rPr>
+                <w:rFonts w:ascii="Times New Roman" w:hAnsi="Times New Roman" w:cs="Times New Roman"/>
+                <w:noProof/>
+                <w:webHidden/>
+                <w:sz w:val="24"/>
+                <w:szCs w:val="24"/>
+              </w:rPr>
+              <w:fldChar w:fldCharType="end"/>
+            </w:r>
+          </w:hyperlink>
+        </w:p>
+        <w:p>
+          <w:pPr>
+            <w:pStyle w:val="TOC2"/>
+            <w:tabs>
+              <w:tab w:val="right" w:leader="dot" w:pos="9628"/>
+            </w:tabs>
+            <w:spacing w:line="360" w:lineRule="auto"/>
+            <w:rPr>
+              <w:rFonts w:ascii="Times New Roman" w:eastAsiaTheme="minorEastAsia" w:hAnsi="Times New Roman" w:cs="Times New Roman"/>
+              <w:b w:val="0"/>
+              <w:bCs w:val="0"/>
+              <w:noProof/>
+              <w:sz w:val="24"/>
+              <w:szCs w:val="24"/>
+              <w:lang w:eastAsia="en-GB"/>
+            </w:rPr>
+          </w:pPr>
+          <w:hyperlink w:anchor="_Toc227873233" w:history="1">
+            <w:r>
+              <w:rPr>
+                <w:rStyle w:val="Hyperlink"/>
+                <w:rFonts w:ascii="Times New Roman" w:hAnsi="Times New Roman" w:cs="Times New Roman"/>
+                <w:noProof/>
+                <w:sz w:val="24"/>
+                <w:szCs w:val="24"/>
+              </w:rPr>
+              <w:t>4.2 Entity Schemas</w:t>
+            </w:r>
+            <w:r>
+              <w:rPr>
+                <w:rFonts w:ascii="Times New Roman" w:hAnsi="Times New Roman" w:cs="Times New Roman"/>
+                <w:noProof/>
+                <w:webHidden/>
+                <w:sz w:val="24"/>
+                <w:szCs w:val="24"/>
+              </w:rPr>
+              <w:tab/>
+            </w:r>
+            <w:r>
+              <w:rPr>
+                <w:rFonts w:ascii="Times New Roman" w:hAnsi="Times New Roman" w:cs="Times New Roman"/>
+                <w:noProof/>
+                <w:webHidden/>
+                <w:sz w:val="24"/>
+                <w:szCs w:val="24"/>
+              </w:rPr>
+              <w:fldChar w:fldCharType="begin"/>
+            </w:r>
+            <w:r>
+              <w:rPr>
+                <w:rFonts w:ascii="Times New Roman" w:hAnsi="Times New Roman" w:cs="Times New Roman"/>
+                <w:noProof/>
+                <w:webHidden/>
+                <w:sz w:val="24"/>
+                <w:szCs w:val="24"/>
+              </w:rPr>
+              <w:instrText xml:space="preserve"> PAGEREF _Toc227873233 \h </w:instrText>
+            </w:r>
+            <w:r>
+              <w:rPr>
+                <w:rFonts w:ascii="Times New Roman" w:hAnsi="Times New Roman" w:cs="Times New Roman"/>
+                <w:noProof/>
+                <w:webHidden/>
+                <w:sz w:val="24"/>
+                <w:szCs w:val="24"/>
+              </w:rPr>
+            </w:r>
+            <w:r>
+              <w:rPr>
+                <w:rFonts w:ascii="Times New Roman" w:hAnsi="Times New Roman" w:cs="Times New Roman"/>
+                <w:noProof/>
+                <w:webHidden/>
+                <w:sz w:val="24"/>
+                <w:szCs w:val="24"/>
+              </w:rPr>
+              <w:fldChar w:fldCharType="separate"/>
+            </w:r>
+            <w:r>
+              <w:rPr>
+                <w:rFonts w:ascii="Times New Roman" w:hAnsi="Times New Roman" w:cs="Times New Roman"/>
+                <w:noProof/>
+                <w:webHidden/>
+                <w:sz w:val="24"/>
+                <w:szCs w:val="24"/>
+              </w:rPr>
+              <w:t>6</w:t>
+            </w:r>
+            <w:r>
+              <w:rPr>
+                <w:rFonts w:ascii="Times New Roman" w:hAnsi="Times New Roman" w:cs="Times New Roman"/>
+                <w:noProof/>
+                <w:webHidden/>
+                <w:sz w:val="24"/>
+                <w:szCs w:val="24"/>
+              </w:rPr>
+              <w:fldChar w:fldCharType="end"/>
+            </w:r>
+          </w:hyperlink>
+        </w:p>
+        <w:p>
+          <w:pPr>
+            <w:pStyle w:val="TOC2"/>
+            <w:tabs>
+              <w:tab w:val="right" w:leader="dot" w:pos="9628"/>
+            </w:tabs>
+            <w:spacing w:line="360" w:lineRule="auto"/>
+            <w:rPr>
+              <w:rFonts w:ascii="Times New Roman" w:eastAsiaTheme="minorEastAsia" w:hAnsi="Times New Roman" w:cs="Times New Roman"/>
+              <w:b w:val="0"/>
+              <w:bCs w:val="0"/>
+              <w:noProof/>
+              <w:sz w:val="24"/>
+              <w:szCs w:val="24"/>
+              <w:lang w:eastAsia="en-GB"/>
+            </w:rPr>
+          </w:pPr>
+          <w:hyperlink w:anchor="_Toc227873234" w:history="1">
+            <w:r>
+              <w:rPr>
+                <w:rStyle w:val="Hyperlink"/>
+                <w:rFonts w:ascii="Times New Roman" w:hAnsi="Times New Roman" w:cs="Times New Roman"/>
+                <w:noProof/>
+                <w:sz w:val="24"/>
+                <w:szCs w:val="24"/>
+              </w:rPr>
+              <w:t>4.3 Frontend User Interactions Control</w:t>
+            </w:r>
+            <w:r>
+              <w:rPr>
+                <w:rFonts w:ascii="Times New Roman" w:hAnsi="Times New Roman" w:cs="Times New Roman"/>
+                <w:noProof/>
+                <w:webHidden/>
+                <w:sz w:val="24"/>
+                <w:szCs w:val="24"/>
+              </w:rPr>
+              <w:tab/>
+            </w:r>
+            <w:r>
+              <w:rPr>
+                <w:rFonts w:ascii="Times New Roman" w:hAnsi="Times New Roman" w:cs="Times New Roman"/>
+                <w:noProof/>
+                <w:webHidden/>
+                <w:sz w:val="24"/>
+                <w:szCs w:val="24"/>
+              </w:rPr>
+              <w:fldChar w:fldCharType="begin"/>
+            </w:r>
+            <w:r>
+              <w:rPr>
+                <w:rFonts w:ascii="Times New Roman" w:hAnsi="Times New Roman" w:cs="Times New Roman"/>
+                <w:noProof/>
+                <w:webHidden/>
+                <w:sz w:val="24"/>
+                <w:szCs w:val="24"/>
+              </w:rPr>
+              <w:instrText xml:space="preserve"> PAGEREF _Toc227873234 \h </w:instrText>
+            </w:r>
+            <w:r>
+              <w:rPr>
+                <w:rFonts w:ascii="Times New Roman" w:hAnsi="Times New Roman" w:cs="Times New Roman"/>
+                <w:noProof/>
+                <w:webHidden/>
+                <w:sz w:val="24"/>
+                <w:szCs w:val="24"/>
+              </w:rPr>
+            </w:r>
+            <w:r>
+              <w:rPr>
+                <w:rFonts w:ascii="Times New Roman" w:hAnsi="Times New Roman" w:cs="Times New Roman"/>
+                <w:noProof/>
+                <w:webHidden/>
+                <w:sz w:val="24"/>
+                <w:szCs w:val="24"/>
+              </w:rPr>
+              <w:fldChar w:fldCharType="separate"/>
+            </w:r>
+            <w:r>
+              <w:rPr>
+                <w:rFonts w:ascii="Times New Roman" w:hAnsi="Times New Roman" w:cs="Times New Roman"/>
+                <w:noProof/>
+                <w:webHidden/>
+                <w:sz w:val="24"/>
+                <w:szCs w:val="24"/>
+              </w:rPr>
+              <w:t>6</w:t>
+            </w:r>
+            <w:r>
+              <w:rPr>
+                <w:rFonts w:ascii="Times New Roman" w:hAnsi="Times New Roman" w:cs="Times New Roman"/>
+                <w:noProof/>
+                <w:webHidden/>
+                <w:sz w:val="24"/>
+                <w:szCs w:val="24"/>
+              </w:rPr>
+              <w:fldChar w:fldCharType="end"/>
+            </w:r>
+          </w:hyperlink>
+        </w:p>
+        <w:p>
+          <w:pPr>
+            <w:pStyle w:val="TOC1"/>
+            <w:tabs>
+              <w:tab w:val="right" w:leader="dot" w:pos="9628"/>
+            </w:tabs>
+            <w:spacing w:line="360" w:lineRule="auto"/>
+            <w:rPr>
+              <w:rFonts w:ascii="Times New Roman" w:eastAsiaTheme="minorEastAsia" w:hAnsi="Times New Roman" w:cs="Times New Roman"/>
+              <w:b w:val="0"/>
+              <w:bCs w:val="0"/>
+              <w:i w:val="0"/>
+              <w:iCs w:val="0"/>
+              <w:noProof/>
+              <w:lang w:eastAsia="en-GB"/>
+            </w:rPr>
+          </w:pPr>
+          <w:hyperlink w:anchor="_Toc227873235" w:history="1">
+            <w:r>
+              <w:rPr>
+                <w:rStyle w:val="Hyperlink"/>
+                <w:rFonts w:ascii="Times New Roman" w:hAnsi="Times New Roman" w:cs="Times New Roman"/>
+                <w:noProof/>
+              </w:rPr>
+              <w:t>5. Backend Endpoints</w:t>
+            </w:r>
+            <w:r>
+              <w:rPr>
+                <w:rFonts w:ascii="Times New Roman" w:hAnsi="Times New Roman" w:cs="Times New Roman"/>
+                <w:noProof/>
+                <w:webHidden/>
+              </w:rPr>
+              <w:tab/>
+            </w:r>
+            <w:r>
+              <w:rPr>
+                <w:rFonts w:ascii="Times New Roman" w:hAnsi="Times New Roman" w:cs="Times New Roman"/>
+                <w:noProof/>
+                <w:webHidden/>
+              </w:rPr>
+              <w:fldChar w:fldCharType="begin"/>
+            </w:r>
+            <w:r>
+              <w:rPr>
+                <w:rFonts w:ascii="Times New Roman" w:hAnsi="Times New Roman" w:cs="Times New Roman"/>
+                <w:noProof/>
+                <w:webHidden/>
+              </w:rPr>
+              <w:instrText xml:space="preserve"> PAGEREF _Toc227873235 \h </w:instrText>
+            </w:r>
+            <w:r>
+              <w:rPr>
+                <w:rFonts w:ascii="Times New Roman" w:hAnsi="Times New Roman" w:cs="Times New Roman"/>
+                <w:noProof/>
+                <w:webHidden/>
+              </w:rPr>
+            </w:r>
+            <w:r>
+              <w:rPr>
+                <w:rFonts w:ascii="Times New Roman" w:hAnsi="Times New Roman" w:cs="Times New Roman"/>
+                <w:noProof/>
+                <w:webHidden/>
+              </w:rPr>
+              <w:fldChar w:fldCharType="separate"/>
+            </w:r>
+            <w:r>
+              <w:rPr>
+                <w:rFonts w:ascii="Times New Roman" w:hAnsi="Times New Roman" w:cs="Times New Roman"/>
+                <w:noProof/>
+                <w:webHidden/>
+              </w:rPr>
+              <w:t>7</w:t>
+            </w:r>
+            <w:r>
+              <w:rPr>
+                <w:rFonts w:ascii="Times New Roman" w:hAnsi="Times New Roman" w:cs="Times New Roman"/>
+                <w:noProof/>
+                <w:webHidden/>
+              </w:rPr>
+              <w:fldChar w:fldCharType="end"/>
+            </w:r>
+          </w:hyperlink>
+        </w:p>
+        <w:p>
+          <w:pPr>
+            <w:pStyle w:val="TOC1"/>
+            <w:tabs>
+              <w:tab w:val="right" w:leader="dot" w:pos="9628"/>
+            </w:tabs>
+            <w:spacing w:line="360" w:lineRule="auto"/>
+            <w:rPr>
+              <w:rFonts w:ascii="Times New Roman" w:eastAsiaTheme="minorEastAsia" w:hAnsi="Times New Roman" w:cs="Times New Roman"/>
+              <w:b w:val="0"/>
+              <w:bCs w:val="0"/>
+              <w:i w:val="0"/>
+              <w:iCs w:val="0"/>
+              <w:noProof/>
+              <w:lang w:eastAsia="en-GB"/>
+            </w:rPr>
+          </w:pPr>
+          <w:hyperlink w:anchor="_Toc227873236" w:history="1">
+            <w:r>
+              <w:rPr>
+                <w:rStyle w:val="Hyperlink"/>
+                <w:rFonts w:ascii="Times New Roman" w:hAnsi="Times New Roman" w:cs="Times New Roman"/>
+                <w:noProof/>
+                <w:lang w:val="en-US"/>
+              </w:rPr>
+              <w:t>Appendix</w:t>
+            </w:r>
+            <w:r>
+              <w:rPr>
+                <w:rFonts w:ascii="Times New Roman" w:hAnsi="Times New Roman" w:cs="Times New Roman"/>
+                <w:noProof/>
+                <w:webHidden/>
+              </w:rPr>
+              <w:tab/>
+            </w:r>
+            <w:r>
+              <w:rPr>
+                <w:rFonts w:ascii="Times New Roman" w:hAnsi="Times New Roman" w:cs="Times New Roman"/>
+                <w:noProof/>
+                <w:webHidden/>
+              </w:rPr>
+              <w:fldChar w:fldCharType="begin"/>
+            </w:r>
+            <w:r>
+              <w:rPr>
+                <w:rFonts w:ascii="Times New Roman" w:hAnsi="Times New Roman" w:cs="Times New Roman"/>
+                <w:noProof/>
+                <w:webHidden/>
+              </w:rPr>
+              <w:instrText xml:space="preserve"> PAGEREF _Toc227873236 \h </w:instrText>
+            </w:r>
+            <w:r>
+              <w:rPr>
+                <w:rFonts w:ascii="Times New Roman" w:hAnsi="Times New Roman" w:cs="Times New Roman"/>
+                <w:noProof/>
+                <w:webHidden/>
+              </w:rPr>
+            </w:r>
+            <w:r>
+              <w:rPr>
+                <w:rFonts w:ascii="Times New Roman" w:hAnsi="Times New Roman" w:cs="Times New Roman"/>
+                <w:noProof/>
+                <w:webHidden/>
+              </w:rPr>
+              <w:fldChar w:fldCharType="separate"/>
+            </w:r>
+            <w:r>
+              <w:rPr>
+                <w:rFonts w:ascii="Times New Roman" w:hAnsi="Times New Roman" w:cs="Times New Roman"/>
+                <w:noProof/>
+                <w:webHidden/>
+              </w:rPr>
+              <w:t>8</w:t>
+            </w:r>
+            <w:r>
+              <w:rPr>
+                <w:rFonts w:ascii="Times New Roman" w:hAnsi="Times New Roman" w:cs="Times New Roman"/>
+                <w:noProof/>
+                <w:webHidden/>
+              </w:rPr>
+              <w:fldChar w:fldCharType="end"/>
+            </w:r>
+          </w:hyperlink>
+        </w:p>
+        <w:p>
+          <w:pPr>
+            <w:spacing w:line="360" w:lineRule="auto"/>
+          </w:pPr>
           <w:r>
             <w:rPr>
+              <w:rFonts w:ascii="Times New Roman" w:hAnsi="Times New Roman" w:cs="Times New Roman"/>
               <w:b/>
               <w:bCs/>
               <w:noProof/>
@@ -882,7 +1383,7 @@
     <w:p>
       <w:pPr>
         <w:rPr>
-          <w:rFonts w:asciiTheme="majorHAnsi" w:eastAsiaTheme="majorEastAsia" w:hAnsiTheme="majorHAnsi" w:cstheme="majorBidi"/>
+          <w:rFonts w:ascii="Times New Roman" w:eastAsiaTheme="majorEastAsia" w:hAnsi="Times New Roman" w:cs="Times New Roman"/>
           <w:color w:val="0F4761" w:themeColor="accent1" w:themeShade="BF"/>
           <w:sz w:val="40"/>
           <w:szCs w:val="40"/>
@@ -891,6 +1392,7 @@
       </w:pPr>
       <w:r>
         <w:rPr>
+          <w:rFonts w:ascii="Times New Roman" w:hAnsi="Times New Roman" w:cs="Times New Roman"/>
           <w:lang w:val="en-US"/>
         </w:rPr>
         <w:br w:type="page"/>
@@ -901,25 +1403,33 @@
         <w:pStyle w:val="Heading1"/>
         <w:spacing w:line="360" w:lineRule="auto"/>
         <w:rPr>
-          <w:lang w:val="en-US"/>
-        </w:rPr>
-      </w:pPr>
-      <w:bookmarkStart w:id="0" w:name="_Toc227581282"/>
-      <w:r>
-        <w:rPr>
+          <w:rFonts w:ascii="Times New Roman" w:hAnsi="Times New Roman" w:cs="Times New Roman"/>
+          <w:lang w:val="en-US"/>
+        </w:rPr>
+      </w:pPr>
+      <w:bookmarkStart w:id="1" w:name="_Toc227873223"/>
+      <w:r>
+        <w:rPr>
+          <w:rFonts w:ascii="Times New Roman" w:hAnsi="Times New Roman" w:cs="Times New Roman"/>
           <w:lang w:val="en-US"/>
         </w:rPr>
         <w:lastRenderedPageBreak/>
         <w:t>1. Introduction</w:t>
       </w:r>
       <w:bookmarkEnd w:id="0"/>
-    </w:p>
-    <w:p>
-      <w:pPr>
-        <w:spacing w:line="360" w:lineRule="auto"/>
-      </w:pPr>
-      <w:r>
-        <w:rPr>
+      <w:bookmarkEnd w:id="1"/>
+    </w:p>
+    <w:p>
+      <w:pPr>
+        <w:spacing w:line="360" w:lineRule="auto"/>
+        <w:rPr>
+          <w:rFonts w:ascii="Times New Roman" w:hAnsi="Times New Roman" w:cs="Times New Roman"/>
+          <w:lang w:val="en-US"/>
+        </w:rPr>
+      </w:pPr>
+      <w:r>
+        <w:rPr>
+          <w:rFonts w:ascii="Times New Roman" w:hAnsi="Times New Roman" w:cs="Times New Roman"/>
           <w:lang w:val="en-US"/>
         </w:rPr>
         <w:t xml:space="preserve">Jcloud is a platform-as-a-service application that offers storage services to users. The project is </w:t>
@@ -927,6 +1437,7 @@
       <w:proofErr w:type="gramStart"/>
       <w:r>
         <w:rPr>
+          <w:rFonts w:ascii="Times New Roman" w:hAnsi="Times New Roman" w:cs="Times New Roman"/>
           <w:lang w:val="en-US"/>
         </w:rPr>
         <w:t>similar to</w:t>
@@ -934,21 +1445,42 @@
       <w:proofErr w:type="gramEnd"/>
       <w:r>
         <w:rPr>
-          <w:lang w:val="en-US"/>
-        </w:rPr>
-        <w:t xml:space="preserve"> a Dropbox storage service. Jcloud’s dedicated user workspace allows file management for regist</w:t>
-      </w:r>
-      <w:r>
-        <w:rPr>
-          <w:lang w:val="en-US"/>
-        </w:rPr>
-        <w:t>e</w:t>
-      </w:r>
-      <w:r>
-        <w:rPr>
-          <w:lang w:val="en-US"/>
-        </w:rPr>
-        <w:t xml:space="preserve">red users. </w:t>
+          <w:rFonts w:ascii="Times New Roman" w:hAnsi="Times New Roman" w:cs="Times New Roman"/>
+          <w:lang w:val="en-US"/>
+        </w:rPr>
+        <w:t xml:space="preserve"> a Dropbox storage service. Jcloud’s dedicated user workspace allows file management for registered users. </w:t>
+      </w:r>
+    </w:p>
+    <w:p>
+      <w:pPr>
+        <w:spacing w:line="360" w:lineRule="auto"/>
+        <w:rPr>
+          <w:rFonts w:ascii="Times New Roman" w:hAnsi="Times New Roman" w:cs="Times New Roman"/>
+        </w:rPr>
+      </w:pPr>
+      <w:r>
+        <w:rPr>
+          <w:rFonts w:ascii="Times New Roman" w:hAnsi="Times New Roman" w:cs="Times New Roman"/>
+          <w:lang w:val="en-US"/>
+        </w:rPr>
+        <w:t xml:space="preserve">Source code: </w:t>
+      </w:r>
+      <w:hyperlink r:id="rId8" w:history="1">
+        <w:r>
+          <w:rPr>
+            <w:rStyle w:val="Hyperlink"/>
+            <w:rFonts w:ascii="Times New Roman" w:hAnsi="Times New Roman" w:cs="Times New Roman"/>
+            <w:lang w:val="en-US"/>
+          </w:rPr>
+          <w:t>https://github.com/joshanjohn/jcloud-pass.git</w:t>
+        </w:r>
+      </w:hyperlink>
+      <w:r>
+        <w:rPr>
+          <w:rFonts w:ascii="Times New Roman" w:hAnsi="Times New Roman" w:cs="Times New Roman"/>
+          <w:lang w:val="en-US"/>
+        </w:rPr>
+        <w:t xml:space="preserve"> </w:t>
       </w:r>
     </w:p>
     <w:p>
@@ -956,24 +1488,32 @@
         <w:pStyle w:val="Heading1"/>
         <w:spacing w:line="360" w:lineRule="auto"/>
         <w:rPr>
-          <w:lang w:val="en-US"/>
-        </w:rPr>
-      </w:pPr>
-      <w:bookmarkStart w:id="1" w:name="_Toc227581283"/>
-      <w:r>
-        <w:rPr>
+          <w:rFonts w:ascii="Times New Roman" w:hAnsi="Times New Roman" w:cs="Times New Roman"/>
+          <w:lang w:val="en-US"/>
+        </w:rPr>
+      </w:pPr>
+      <w:bookmarkStart w:id="2" w:name="_Toc227870278"/>
+      <w:bookmarkStart w:id="3" w:name="_Toc227873224"/>
+      <w:r>
+        <w:rPr>
+          <w:rFonts w:ascii="Times New Roman" w:hAnsi="Times New Roman" w:cs="Times New Roman"/>
           <w:lang w:val="en-US"/>
         </w:rPr>
         <w:t>2. Tech Stack</w:t>
       </w:r>
-      <w:bookmarkEnd w:id="1"/>
-    </w:p>
-    <w:p>
-      <w:pPr>
-        <w:spacing w:line="360" w:lineRule="auto"/>
-      </w:pPr>
-      <w:r>
-        <w:rPr>
+      <w:bookmarkEnd w:id="2"/>
+      <w:bookmarkEnd w:id="3"/>
+    </w:p>
+    <w:p>
+      <w:pPr>
+        <w:spacing w:line="360" w:lineRule="auto"/>
+        <w:rPr>
+          <w:rFonts w:ascii="Times New Roman" w:hAnsi="Times New Roman" w:cs="Times New Roman"/>
+        </w:rPr>
+      </w:pPr>
+      <w:r>
+        <w:rPr>
+          <w:rFonts w:ascii="Times New Roman" w:hAnsi="Times New Roman" w:cs="Times New Roman"/>
           <w:lang w:val="en-US"/>
         </w:rPr>
         <w:t xml:space="preserve">The project utilizes Python as the core language for this application, with JavaScript for handling some of the client interactions and authentications. The application is based on Python’s FastAPI framework for backend and Jinja2 templating for web rendering. It also uses HTML and CSS as web technologies. </w:t>
@@ -993,31 +1533,52 @@
         <w:pStyle w:val="Heading2"/>
         <w:spacing w:line="360" w:lineRule="auto"/>
         <w:rPr>
-          <w:lang w:val="en-US"/>
-        </w:rPr>
-      </w:pPr>
-      <w:bookmarkStart w:id="2" w:name="_Toc227581284"/>
-      <w:r>
-        <w:rPr>
-          <w:lang w:val="en-US"/>
-        </w:rPr>
-        <w:t>2.</w:t>
-      </w:r>
-      <w:r>
-        <w:rPr>
-          <w:lang w:val="en-US"/>
-        </w:rPr>
-        <w:t xml:space="preserve">1 </w:t>
-      </w:r>
-      <w:r>
-        <w:rPr>
-          <w:lang w:val="en-US"/>
-        </w:rPr>
-        <w:t>List of tech stack</w:t>
-      </w:r>
-      <w:bookmarkEnd w:id="2"/>
-      <w:r>
-        <w:rPr>
+          <w:rFonts w:ascii="Times New Roman" w:hAnsi="Times New Roman" w:cs="Times New Roman"/>
+          <w:lang w:val="en-US"/>
+        </w:rPr>
+      </w:pPr>
+      <w:bookmarkStart w:id="4" w:name="_Toc227870279"/>
+      <w:bookmarkStart w:id="5" w:name="_Toc227873225"/>
+      <w:r>
+        <w:rPr>
+          <w:rFonts w:ascii="Times New Roman" w:hAnsi="Times New Roman" w:cs="Times New Roman"/>
+          <w:lang w:val="en-US"/>
+        </w:rPr>
+        <w:t xml:space="preserve">2.1 List of </w:t>
+      </w:r>
+      <w:r>
+        <w:rPr>
+          <w:rFonts w:ascii="Times New Roman" w:hAnsi="Times New Roman" w:cs="Times New Roman"/>
+          <w:lang w:val="en-US"/>
+        </w:rPr>
+        <w:t>T</w:t>
+      </w:r>
+      <w:r>
+        <w:rPr>
+          <w:rFonts w:ascii="Times New Roman" w:hAnsi="Times New Roman" w:cs="Times New Roman"/>
+          <w:lang w:val="en-US"/>
+        </w:rPr>
+        <w:t xml:space="preserve">ech </w:t>
+      </w:r>
+      <w:r>
+        <w:rPr>
+          <w:rFonts w:ascii="Times New Roman" w:hAnsi="Times New Roman" w:cs="Times New Roman"/>
+          <w:lang w:val="en-US"/>
+        </w:rPr>
+        <w:t>S</w:t>
+      </w:r>
+      <w:r>
+        <w:rPr>
+          <w:rFonts w:ascii="Times New Roman" w:hAnsi="Times New Roman" w:cs="Times New Roman"/>
+          <w:lang w:val="en-US"/>
+        </w:rPr>
+        <w:t>tack</w:t>
+      </w:r>
+      <w:bookmarkEnd w:id="4"/>
+      <w:bookmarkEnd w:id="5"/>
+      <w:r>
+        <w:rPr>
+          <w:rFonts w:ascii="Times New Roman" w:hAnsi="Times New Roman" w:cs="Times New Roman"/>
           <w:lang w:val="en-US"/>
         </w:rPr>
         <w:t xml:space="preserve"> </w:t>
@@ -1031,9 +1592,13 @@
           <w:numId w:val="3"/>
         </w:numPr>
         <w:spacing w:line="360" w:lineRule="auto"/>
-      </w:pPr>
-      <w:r>
-        <w:rPr>
+        <w:rPr>
+          <w:rFonts w:ascii="Times New Roman" w:hAnsi="Times New Roman" w:cs="Times New Roman"/>
+        </w:rPr>
+      </w:pPr>
+      <w:r>
+        <w:rPr>
+          <w:rFonts w:ascii="Times New Roman" w:hAnsi="Times New Roman" w:cs="Times New Roman"/>
           <w:lang w:val="en-US"/>
         </w:rPr>
         <w:t xml:space="preserve">Python </w:t>
@@ -1047,9 +1612,13 @@
           <w:numId w:val="3"/>
         </w:numPr>
         <w:spacing w:line="360" w:lineRule="auto"/>
-      </w:pPr>
-      <w:r>
-        <w:rPr>
+        <w:rPr>
+          <w:rFonts w:ascii="Times New Roman" w:hAnsi="Times New Roman" w:cs="Times New Roman"/>
+        </w:rPr>
+      </w:pPr>
+      <w:r>
+        <w:rPr>
+          <w:rFonts w:ascii="Times New Roman" w:hAnsi="Times New Roman" w:cs="Times New Roman"/>
           <w:lang w:val="en-US"/>
         </w:rPr>
         <w:t>UV (Python dependency manager)</w:t>
@@ -1063,10 +1632,14 @@
           <w:numId w:val="3"/>
         </w:numPr>
         <w:spacing w:line="360" w:lineRule="auto"/>
+        <w:rPr>
+          <w:rFonts w:ascii="Times New Roman" w:hAnsi="Times New Roman" w:cs="Times New Roman"/>
+        </w:rPr>
       </w:pPr>
       <w:proofErr w:type="spellStart"/>
       <w:r>
         <w:rPr>
+          <w:rFonts w:ascii="Times New Roman" w:hAnsi="Times New Roman" w:cs="Times New Roman"/>
           <w:lang w:val="en-US"/>
         </w:rPr>
         <w:t>pydrantic</w:t>
@@ -1074,19 +1647,15 @@
       <w:proofErr w:type="spellEnd"/>
       <w:r>
         <w:rPr>
-          <w:lang w:val="en-US"/>
-        </w:rPr>
-        <w:t xml:space="preserve"> </w:t>
-      </w:r>
-      <w:r>
-        <w:rPr>
-          <w:lang w:val="en-US"/>
-        </w:rPr>
-        <w:t>(</w:t>
+          <w:rFonts w:ascii="Times New Roman" w:hAnsi="Times New Roman" w:cs="Times New Roman"/>
+          <w:lang w:val="en-US"/>
+        </w:rPr>
+        <w:t xml:space="preserve"> (</w:t>
       </w:r>
       <w:proofErr w:type="gramStart"/>
       <w:r>
         <w:rPr>
+          <w:rFonts w:ascii="Times New Roman" w:hAnsi="Times New Roman" w:cs="Times New Roman"/>
           <w:lang w:val="en-US"/>
         </w:rPr>
         <w:t>validations )</w:t>
@@ -1101,18 +1670,16 @@
           <w:numId w:val="3"/>
         </w:numPr>
         <w:spacing w:line="360" w:lineRule="auto"/>
-      </w:pPr>
-      <w:r>
-        <w:rPr>
-          <w:lang w:val="en-US"/>
-        </w:rPr>
-        <w:t>Fast API</w:t>
-      </w:r>
-      <w:r>
-        <w:rPr>
-          <w:lang w:val="en-US"/>
-        </w:rPr>
-        <w:t xml:space="preserve"> (Python framework)</w:t>
+        <w:rPr>
+          <w:rFonts w:ascii="Times New Roman" w:hAnsi="Times New Roman" w:cs="Times New Roman"/>
+        </w:rPr>
+      </w:pPr>
+      <w:r>
+        <w:rPr>
+          <w:rFonts w:ascii="Times New Roman" w:hAnsi="Times New Roman" w:cs="Times New Roman"/>
+          <w:lang w:val="en-US"/>
+        </w:rPr>
+        <w:t>Fast API (Python framework)</w:t>
       </w:r>
     </w:p>
     <w:p>
@@ -1123,9 +1690,13 @@
           <w:numId w:val="3"/>
         </w:numPr>
         <w:spacing w:line="360" w:lineRule="auto"/>
-      </w:pPr>
-      <w:r>
-        <w:rPr>
+        <w:rPr>
+          <w:rFonts w:ascii="Times New Roman" w:hAnsi="Times New Roman" w:cs="Times New Roman"/>
+        </w:rPr>
+      </w:pPr>
+      <w:r>
+        <w:rPr>
+          <w:rFonts w:ascii="Times New Roman" w:hAnsi="Times New Roman" w:cs="Times New Roman"/>
           <w:lang w:val="en-US"/>
         </w:rPr>
         <w:t xml:space="preserve">Jinja2 (templating) </w:t>
@@ -1139,9 +1710,13 @@
           <w:numId w:val="3"/>
         </w:numPr>
         <w:spacing w:line="360" w:lineRule="auto"/>
-      </w:pPr>
-      <w:r>
-        <w:rPr>
+        <w:rPr>
+          <w:rFonts w:ascii="Times New Roman" w:hAnsi="Times New Roman" w:cs="Times New Roman"/>
+        </w:rPr>
+      </w:pPr>
+      <w:r>
+        <w:rPr>
+          <w:rFonts w:ascii="Times New Roman" w:hAnsi="Times New Roman" w:cs="Times New Roman"/>
           <w:lang w:val="en-US"/>
         </w:rPr>
         <w:t xml:space="preserve">HTML </w:t>
@@ -1155,9 +1730,13 @@
           <w:numId w:val="3"/>
         </w:numPr>
         <w:spacing w:line="360" w:lineRule="auto"/>
-      </w:pPr>
-      <w:r>
-        <w:rPr>
+        <w:rPr>
+          <w:rFonts w:ascii="Times New Roman" w:hAnsi="Times New Roman" w:cs="Times New Roman"/>
+        </w:rPr>
+      </w:pPr>
+      <w:r>
+        <w:rPr>
+          <w:rFonts w:ascii="Times New Roman" w:hAnsi="Times New Roman" w:cs="Times New Roman"/>
           <w:lang w:val="en-US"/>
         </w:rPr>
         <w:t>CSS</w:t>
@@ -1171,9 +1750,13 @@
           <w:numId w:val="3"/>
         </w:numPr>
         <w:spacing w:line="360" w:lineRule="auto"/>
-      </w:pPr>
-      <w:r>
-        <w:rPr>
+        <w:rPr>
+          <w:rFonts w:ascii="Times New Roman" w:hAnsi="Times New Roman" w:cs="Times New Roman"/>
+        </w:rPr>
+      </w:pPr>
+      <w:r>
+        <w:rPr>
+          <w:rFonts w:ascii="Times New Roman" w:hAnsi="Times New Roman" w:cs="Times New Roman"/>
           <w:lang w:val="en-US"/>
         </w:rPr>
         <w:t>Tailwind CSS (inline CSS)</w:t>
@@ -1187,9 +1770,13 @@
           <w:numId w:val="3"/>
         </w:numPr>
         <w:spacing w:line="360" w:lineRule="auto"/>
-      </w:pPr>
-      <w:r>
-        <w:rPr>
+        <w:rPr>
+          <w:rFonts w:ascii="Times New Roman" w:hAnsi="Times New Roman" w:cs="Times New Roman"/>
+        </w:rPr>
+      </w:pPr>
+      <w:r>
+        <w:rPr>
+          <w:rFonts w:ascii="Times New Roman" w:hAnsi="Times New Roman" w:cs="Times New Roman"/>
           <w:lang w:val="en-US"/>
         </w:rPr>
         <w:t>JavaScript</w:t>
@@ -1203,9 +1790,13 @@
           <w:numId w:val="3"/>
         </w:numPr>
         <w:spacing w:line="360" w:lineRule="auto"/>
-      </w:pPr>
-      <w:r>
-        <w:rPr>
+        <w:rPr>
+          <w:rFonts w:ascii="Times New Roman" w:hAnsi="Times New Roman" w:cs="Times New Roman"/>
+        </w:rPr>
+      </w:pPr>
+      <w:r>
+        <w:rPr>
+          <w:rFonts w:ascii="Times New Roman" w:hAnsi="Times New Roman" w:cs="Times New Roman"/>
           <w:lang w:val="en-US"/>
         </w:rPr>
         <w:t>Firebase (authentication)</w:t>
@@ -1219,9 +1810,13 @@
           <w:numId w:val="3"/>
         </w:numPr>
         <w:spacing w:line="360" w:lineRule="auto"/>
-      </w:pPr>
-      <w:r>
-        <w:rPr>
+        <w:rPr>
+          <w:rFonts w:ascii="Times New Roman" w:hAnsi="Times New Roman" w:cs="Times New Roman"/>
+        </w:rPr>
+      </w:pPr>
+      <w:r>
+        <w:rPr>
+          <w:rFonts w:ascii="Times New Roman" w:hAnsi="Times New Roman" w:cs="Times New Roman"/>
           <w:lang w:val="en-US"/>
         </w:rPr>
         <w:t>Azure (file storage)</w:t>
@@ -1235,9 +1830,13 @@
           <w:numId w:val="3"/>
         </w:numPr>
         <w:spacing w:line="360" w:lineRule="auto"/>
-      </w:pPr>
-      <w:r>
-        <w:rPr>
+        <w:rPr>
+          <w:rFonts w:ascii="Times New Roman" w:hAnsi="Times New Roman" w:cs="Times New Roman"/>
+        </w:rPr>
+      </w:pPr>
+      <w:r>
+        <w:rPr>
+          <w:rFonts w:ascii="Times New Roman" w:hAnsi="Times New Roman" w:cs="Times New Roman"/>
           <w:lang w:val="en-US"/>
         </w:rPr>
         <w:t>MongoDB (record management)</w:t>
@@ -1251,9 +1850,13 @@
           <w:numId w:val="3"/>
         </w:numPr>
         <w:spacing w:line="360" w:lineRule="auto"/>
-      </w:pPr>
-      <w:r>
-        <w:rPr>
+        <w:rPr>
+          <w:rFonts w:ascii="Times New Roman" w:hAnsi="Times New Roman" w:cs="Times New Roman"/>
+        </w:rPr>
+      </w:pPr>
+      <w:r>
+        <w:rPr>
+          <w:rFonts w:ascii="Times New Roman" w:hAnsi="Times New Roman" w:cs="Times New Roman"/>
           <w:lang w:val="en-US"/>
         </w:rPr>
         <w:t>UNPKG (icons)</w:t>
@@ -1267,9 +1870,13 @@
           <w:numId w:val="3"/>
         </w:numPr>
         <w:spacing w:line="360" w:lineRule="auto"/>
-      </w:pPr>
-      <w:r>
-        <w:rPr>
+        <w:rPr>
+          <w:rFonts w:ascii="Times New Roman" w:hAnsi="Times New Roman" w:cs="Times New Roman"/>
+        </w:rPr>
+      </w:pPr>
+      <w:r>
+        <w:rPr>
+          <w:rFonts w:ascii="Times New Roman" w:hAnsi="Times New Roman" w:cs="Times New Roman"/>
           <w:lang w:val="en-US"/>
         </w:rPr>
         <w:t>Google Fonts - Inter (font style)</w:t>
@@ -1289,32 +1896,25 @@
         <w:pStyle w:val="Heading2"/>
         <w:spacing w:line="360" w:lineRule="auto"/>
         <w:rPr>
-          <w:lang w:val="en-US"/>
-        </w:rPr>
-      </w:pPr>
-      <w:bookmarkStart w:id="3" w:name="_Toc227581285"/>
-      <w:r>
-        <w:rPr>
+          <w:rFonts w:ascii="Times New Roman" w:hAnsi="Times New Roman" w:cs="Times New Roman"/>
+          <w:lang w:val="en-US"/>
+        </w:rPr>
+      </w:pPr>
+      <w:bookmarkStart w:id="6" w:name="_Toc227870280"/>
+      <w:bookmarkStart w:id="7" w:name="_Toc227873226"/>
+      <w:r>
+        <w:rPr>
+          <w:rFonts w:ascii="Times New Roman" w:hAnsi="Times New Roman" w:cs="Times New Roman"/>
           <w:lang w:val="en-US"/>
         </w:rPr>
         <w:lastRenderedPageBreak/>
-        <w:t>2</w:t>
-      </w:r>
-      <w:r>
-        <w:rPr>
-          <w:lang w:val="en-US"/>
-        </w:rPr>
-        <w:t xml:space="preserve">.2 </w:t>
-      </w:r>
-      <w:r>
-        <w:rPr>
-          <w:lang w:val="en-US"/>
-        </w:rPr>
-        <w:t>Dependency management</w:t>
-      </w:r>
-      <w:bookmarkEnd w:id="3"/>
-      <w:r>
-        <w:rPr>
+        <w:t>2.2 Dependency management</w:t>
+      </w:r>
+      <w:bookmarkEnd w:id="6"/>
+      <w:bookmarkEnd w:id="7"/>
+      <w:r>
+        <w:rPr>
+          <w:rFonts w:ascii="Times New Roman" w:hAnsi="Times New Roman" w:cs="Times New Roman"/>
           <w:lang w:val="en-US"/>
         </w:rPr>
         <w:t xml:space="preserve"> </w:t>
@@ -1323,20 +1923,53 @@
     <w:p>
       <w:pPr>
         <w:spacing w:line="360" w:lineRule="auto"/>
-      </w:pPr>
-      <w:r>
-        <w:rPr>
-          <w:lang w:val="en-US"/>
-        </w:rPr>
-        <w:t>The Python backend dependencies are mainly managed using the UV dependency manager (written in R</w:t>
-      </w:r>
-      <w:proofErr w:type="spellStart"/>
-      <w:r>
+        <w:jc w:val="both"/>
+        <w:rPr>
+          <w:rFonts w:ascii="Times New Roman" w:hAnsi="Times New Roman" w:cs="Times New Roman"/>
+        </w:rPr>
+      </w:pPr>
+      <w:r>
+        <w:rPr>
+          <w:rFonts w:ascii="Times New Roman" w:hAnsi="Times New Roman" w:cs="Times New Roman"/>
+          <w:lang w:val="en-US"/>
+        </w:rPr>
+        <w:t xml:space="preserve">The Python backend dependencies are mainly managed using the </w:t>
+      </w:r>
+      <w:r>
+        <w:rPr>
+          <w:rFonts w:ascii="Times New Roman" w:hAnsi="Times New Roman" w:cs="Times New Roman"/>
+          <w:b/>
+          <w:bCs/>
+          <w:lang w:val="en-US"/>
+        </w:rPr>
+        <w:t>UV</w:t>
+      </w:r>
+      <w:r>
+        <w:rPr>
+          <w:rStyle w:val="FootnoteReference"/>
+          <w:rFonts w:ascii="Times New Roman" w:hAnsi="Times New Roman" w:cs="Times New Roman"/>
+          <w:b/>
+          <w:bCs/>
+          <w:lang w:val="en-US"/>
+        </w:rPr>
+        <w:footnoteReference w:id="1"/>
+      </w:r>
+      <w:r>
+        <w:rPr>
+          <w:rFonts w:ascii="Times New Roman" w:hAnsi="Times New Roman" w:cs="Times New Roman"/>
+          <w:lang w:val="en-US"/>
+        </w:rPr>
+        <w:t xml:space="preserve"> dependency manager (written in R</w:t>
+      </w:r>
+      <w:r>
+        <w:rPr>
+          <w:rFonts w:ascii="Times New Roman" w:hAnsi="Times New Roman" w:cs="Times New Roman"/>
+        </w:rPr>
         <w:t>ust</w:t>
       </w:r>
-      <w:proofErr w:type="spellEnd"/>
-      <w:r>
-        <w:rPr>
+      <w:r>
+        <w:rPr>
+          <w:rFonts w:ascii="Times New Roman" w:hAnsi="Times New Roman" w:cs="Times New Roman"/>
           <w:lang w:val="en-US"/>
         </w:rPr>
         <w:t>), which allows faster parallel downloads and automatically creates a dedicated Python environment. All project configurations are written in the “</w:t>
@@ -1344,6 +1977,9 @@
       <w:proofErr w:type="gramStart"/>
       <w:r>
         <w:rPr>
+          <w:rFonts w:ascii="Times New Roman" w:hAnsi="Times New Roman" w:cs="Times New Roman"/>
+          <w:b/>
+          <w:bCs/>
           <w:lang w:val="en-US"/>
         </w:rPr>
         <w:t>pyproject.toml</w:t>
@@ -1351,6 +1987,7 @@
       <w:proofErr w:type="gramEnd"/>
       <w:r>
         <w:rPr>
+          <w:rFonts w:ascii="Times New Roman" w:hAnsi="Times New Roman" w:cs="Times New Roman"/>
           <w:lang w:val="en-US"/>
         </w:rPr>
         <w:t xml:space="preserve">” file. </w:t>
@@ -1370,25 +2007,24 @@
         <w:pStyle w:val="Heading2"/>
         <w:spacing w:line="360" w:lineRule="auto"/>
         <w:rPr>
-          <w:lang w:val="en-US"/>
-        </w:rPr>
-      </w:pPr>
-      <w:bookmarkStart w:id="4" w:name="_Toc227581286"/>
-      <w:r>
-        <w:rPr>
-          <w:lang w:val="en-US"/>
-        </w:rPr>
-        <w:t xml:space="preserve">2.3 </w:t>
-      </w:r>
-      <w:r>
-        <w:rPr>
-          <w:lang w:val="en-US"/>
-        </w:rPr>
-        <w:t>Data management</w:t>
-      </w:r>
-      <w:bookmarkEnd w:id="4"/>
-      <w:r>
-        <w:rPr>
+          <w:rFonts w:ascii="Times New Roman" w:hAnsi="Times New Roman" w:cs="Times New Roman"/>
+          <w:lang w:val="en-US"/>
+        </w:rPr>
+      </w:pPr>
+      <w:bookmarkStart w:id="8" w:name="_Toc227870281"/>
+      <w:bookmarkStart w:id="9" w:name="_Toc227873227"/>
+      <w:r>
+        <w:rPr>
+          <w:rFonts w:ascii="Times New Roman" w:hAnsi="Times New Roman" w:cs="Times New Roman"/>
+          <w:lang w:val="en-US"/>
+        </w:rPr>
+        <w:t>2.3 Data management</w:t>
+      </w:r>
+      <w:bookmarkEnd w:id="8"/>
+      <w:bookmarkEnd w:id="9"/>
+      <w:r>
+        <w:rPr>
+          <w:rFonts w:ascii="Times New Roman" w:hAnsi="Times New Roman" w:cs="Times New Roman"/>
           <w:lang w:val="en-US"/>
         </w:rPr>
         <w:t xml:space="preserve"> </w:t>
@@ -1397,27 +2033,25 @@
     <w:p>
       <w:pPr>
         <w:spacing w:line="360" w:lineRule="auto"/>
-        <w:rPr>
-          <w:lang w:val="en-US"/>
-        </w:rPr>
-      </w:pPr>
-      <w:r>
-        <w:rPr>
-          <w:lang w:val="en-US"/>
-        </w:rPr>
-        <w:t>The project data is stored across various services. Firebase is used for user authentication and authorization. The workspace directories and folder information are stored in MongoDB clusters. Plus, Azure for file data or blob storage</w:t>
-      </w:r>
-      <w:r>
-        <w:rPr>
-          <w:lang w:val="en-US"/>
-        </w:rPr>
-        <w:t>.</w:t>
-      </w:r>
-    </w:p>
-    <w:p>
-      <w:pPr>
-        <w:spacing w:line="360" w:lineRule="auto"/>
-        <w:rPr>
+        <w:jc w:val="both"/>
+        <w:rPr>
+          <w:rFonts w:ascii="Times New Roman" w:hAnsi="Times New Roman" w:cs="Times New Roman"/>
+          <w:lang w:val="en-US"/>
+        </w:rPr>
+      </w:pPr>
+      <w:r>
+        <w:rPr>
+          <w:rFonts w:ascii="Times New Roman" w:hAnsi="Times New Roman" w:cs="Times New Roman"/>
+          <w:lang w:val="en-US"/>
+        </w:rPr>
+        <w:t>The project data is stored across various services. Firebase is used for user authentication and authorization. The workspace directories and folder information are stored in MongoDB clusters. Plus, Azure for file data or blob storage.</w:t>
+      </w:r>
+    </w:p>
+    <w:p>
+      <w:pPr>
+        <w:spacing w:line="360" w:lineRule="auto"/>
+        <w:rPr>
+          <w:rFonts w:ascii="Times New Roman" w:hAnsi="Times New Roman" w:cs="Times New Roman"/>
           <w:lang w:val="en-US"/>
         </w:rPr>
       </w:pPr>
@@ -1425,58 +2059,71 @@
     <w:p>
       <w:pPr>
         <w:pStyle w:val="Heading1"/>
-        <w:rPr>
-          <w:lang w:val="en-US"/>
-        </w:rPr>
-      </w:pPr>
-      <w:bookmarkStart w:id="5" w:name="_Toc227581287"/>
-      <w:r>
-        <w:rPr>
+        <w:spacing w:line="360" w:lineRule="auto"/>
+        <w:rPr>
+          <w:rFonts w:ascii="Times New Roman" w:hAnsi="Times New Roman" w:cs="Times New Roman"/>
+          <w:lang w:val="en-US"/>
+        </w:rPr>
+      </w:pPr>
+      <w:bookmarkStart w:id="10" w:name="_Toc227870282"/>
+      <w:bookmarkStart w:id="11" w:name="_Toc227873228"/>
+      <w:r>
+        <w:rPr>
+          <w:rFonts w:ascii="Times New Roman" w:hAnsi="Times New Roman" w:cs="Times New Roman"/>
           <w:lang w:val="en-US"/>
         </w:rPr>
         <w:t>3. Project Structure</w:t>
       </w:r>
-      <w:bookmarkEnd w:id="5"/>
-    </w:p>
-    <w:p>
-      <w:pPr>
-        <w:spacing w:line="360" w:lineRule="auto"/>
-        <w:rPr>
-          <w:lang w:val="en-US"/>
-        </w:rPr>
-      </w:pPr>
-      <w:r>
-        <w:rPr>
+      <w:bookmarkEnd w:id="10"/>
+      <w:bookmarkEnd w:id="11"/>
+    </w:p>
+    <w:p>
+      <w:pPr>
+        <w:spacing w:line="360" w:lineRule="auto"/>
+        <w:jc w:val="both"/>
+        <w:rPr>
+          <w:rFonts w:ascii="Times New Roman" w:hAnsi="Times New Roman" w:cs="Times New Roman"/>
+          <w:lang w:val="en-US"/>
+        </w:rPr>
+      </w:pPr>
+      <w:r>
+        <w:rPr>
+          <w:rFonts w:ascii="Times New Roman" w:hAnsi="Times New Roman" w:cs="Times New Roman"/>
           <w:lang w:val="en-US"/>
         </w:rPr>
         <w:t>The project</w:t>
       </w:r>
       <w:r>
         <w:rPr>
+          <w:rFonts w:ascii="Times New Roman" w:hAnsi="Times New Roman" w:cs="Times New Roman"/>
           <w:lang w:val="en-US"/>
         </w:rPr>
         <w:t xml:space="preserve"> code base </w:t>
       </w:r>
       <w:r>
         <w:rPr>
+          <w:rFonts w:ascii="Times New Roman" w:hAnsi="Times New Roman" w:cs="Times New Roman"/>
           <w:lang w:val="en-US"/>
         </w:rPr>
         <w:t>is well</w:t>
       </w:r>
       <w:r>
         <w:rPr>
+          <w:rFonts w:ascii="Times New Roman" w:hAnsi="Times New Roman" w:cs="Times New Roman"/>
           <w:lang w:val="en-US"/>
         </w:rPr>
         <w:t>-</w:t>
       </w:r>
       <w:r>
         <w:rPr>
+          <w:rFonts w:ascii="Times New Roman" w:hAnsi="Times New Roman" w:cs="Times New Roman"/>
           <w:lang w:val="en-US"/>
         </w:rPr>
         <w:t xml:space="preserve">structured for </w:t>
       </w:r>
       <w:r>
         <w:rPr>
+          <w:rFonts w:ascii="Times New Roman" w:hAnsi="Times New Roman" w:cs="Times New Roman"/>
           <w:lang w:val="en-US"/>
         </w:rPr>
         <w:t xml:space="preserve">maintainability and </w:t>
@@ -1484,52 +2131,53 @@
       <w:proofErr w:type="gramStart"/>
       <w:r>
         <w:rPr>
-          <w:lang w:val="en-US"/>
-        </w:rPr>
-        <w:t>scalab</w:t>
-      </w:r>
-      <w:r>
-        <w:rPr>
-          <w:lang w:val="en-US"/>
-        </w:rPr>
-        <w:t>ility,</w:t>
-      </w:r>
-      <w:r>
-        <w:rPr>
-          <w:lang w:val="en-US"/>
-        </w:rPr>
-        <w:t xml:space="preserve"> and</w:t>
+          <w:rFonts w:ascii="Times New Roman" w:hAnsi="Times New Roman" w:cs="Times New Roman"/>
+          <w:lang w:val="en-US"/>
+        </w:rPr>
+        <w:t>scalability, and</w:t>
       </w:r>
       <w:proofErr w:type="gramEnd"/>
       <w:r>
         <w:rPr>
+          <w:rFonts w:ascii="Times New Roman" w:hAnsi="Times New Roman" w:cs="Times New Roman"/>
           <w:lang w:val="en-US"/>
         </w:rPr>
         <w:t xml:space="preserve"> follow</w:t>
       </w:r>
       <w:r>
         <w:rPr>
+          <w:rFonts w:ascii="Times New Roman" w:hAnsi="Times New Roman" w:cs="Times New Roman"/>
           <w:lang w:val="en-US"/>
         </w:rPr>
         <w:t>s</w:t>
       </w:r>
       <w:r>
         <w:rPr>
+          <w:rFonts w:ascii="Times New Roman" w:hAnsi="Times New Roman" w:cs="Times New Roman"/>
           <w:lang w:val="en-US"/>
         </w:rPr>
         <w:t xml:space="preserve"> a clean code practice</w:t>
       </w:r>
       <w:r>
         <w:rPr>
+          <w:rFonts w:ascii="Times New Roman" w:hAnsi="Times New Roman" w:cs="Times New Roman"/>
           <w:lang w:val="en-US"/>
         </w:rPr>
         <w:t xml:space="preserve"> and proper naming conventions. All the project secrets are safe and secure. </w:t>
       </w:r>
-    </w:p>
-    <w:p>
-      <w:pPr>
-        <w:spacing w:line="360" w:lineRule="auto"/>
-        <w:rPr>
+      <w:r>
+        <w:rPr>
+          <w:rFonts w:ascii="Times New Roman" w:hAnsi="Times New Roman" w:cs="Times New Roman"/>
+          <w:lang w:val="en-US"/>
+        </w:rPr>
+        <w:t xml:space="preserve">The source code itself follows a loosely coupled software design for easier modification and fault tolerance. </w:t>
+      </w:r>
+    </w:p>
+    <w:p>
+      <w:pPr>
+        <w:spacing w:line="360" w:lineRule="auto"/>
+        <w:rPr>
+          <w:rFonts w:ascii="Times New Roman" w:hAnsi="Times New Roman" w:cs="Times New Roman"/>
           <w:lang w:val="en-US"/>
         </w:rPr>
       </w:pPr>
@@ -1537,58 +2185,71 @@
     <w:p>
       <w:pPr>
         <w:pStyle w:val="Heading2"/>
-        <w:rPr>
-          <w:lang w:val="en-US"/>
-        </w:rPr>
-      </w:pPr>
-      <w:bookmarkStart w:id="6" w:name="_Toc227581288"/>
-      <w:r>
-        <w:rPr>
+        <w:spacing w:line="360" w:lineRule="auto"/>
+        <w:rPr>
+          <w:rFonts w:ascii="Times New Roman" w:hAnsi="Times New Roman" w:cs="Times New Roman"/>
+          <w:lang w:val="en-US"/>
+        </w:rPr>
+      </w:pPr>
+      <w:bookmarkStart w:id="12" w:name="_Toc227870283"/>
+      <w:bookmarkStart w:id="13" w:name="_Toc227873229"/>
+      <w:r>
+        <w:rPr>
+          <w:rFonts w:ascii="Times New Roman" w:hAnsi="Times New Roman" w:cs="Times New Roman"/>
           <w:lang w:val="en-US"/>
         </w:rPr>
         <w:t>3.1 Naming Conventions</w:t>
       </w:r>
-      <w:bookmarkEnd w:id="6"/>
-    </w:p>
-    <w:p>
-      <w:pPr>
-        <w:spacing w:line="360" w:lineRule="auto"/>
-        <w:rPr>
-          <w:lang w:val="en-US"/>
-        </w:rPr>
-      </w:pPr>
-      <w:r>
-        <w:rPr>
+      <w:bookmarkEnd w:id="12"/>
+      <w:bookmarkEnd w:id="13"/>
+    </w:p>
+    <w:p>
+      <w:pPr>
+        <w:spacing w:line="360" w:lineRule="auto"/>
+        <w:jc w:val="both"/>
+        <w:rPr>
+          <w:rFonts w:ascii="Times New Roman" w:hAnsi="Times New Roman" w:cs="Times New Roman"/>
+          <w:lang w:val="en-US"/>
+        </w:rPr>
+      </w:pPr>
+      <w:r>
+        <w:rPr>
+          <w:rFonts w:ascii="Times New Roman" w:hAnsi="Times New Roman" w:cs="Times New Roman"/>
           <w:lang w:val="en-US"/>
         </w:rPr>
         <w:t xml:space="preserve">Code base follows snake case naming convention for </w:t>
       </w:r>
       <w:r>
         <w:rPr>
+          <w:rFonts w:ascii="Times New Roman" w:hAnsi="Times New Roman" w:cs="Times New Roman"/>
           <w:lang w:val="en-US"/>
         </w:rPr>
         <w:t xml:space="preserve">functions, </w:t>
       </w:r>
       <w:r>
         <w:rPr>
+          <w:rFonts w:ascii="Times New Roman" w:hAnsi="Times New Roman" w:cs="Times New Roman"/>
           <w:lang w:val="en-US"/>
         </w:rPr>
         <w:t>files</w:t>
       </w:r>
       <w:r>
         <w:rPr>
+          <w:rFonts w:ascii="Times New Roman" w:hAnsi="Times New Roman" w:cs="Times New Roman"/>
           <w:lang w:val="en-US"/>
         </w:rPr>
         <w:t xml:space="preserve">, and </w:t>
       </w:r>
       <w:r>
         <w:rPr>
+          <w:rFonts w:ascii="Times New Roman" w:hAnsi="Times New Roman" w:cs="Times New Roman"/>
           <w:lang w:val="en-US"/>
         </w:rPr>
         <w:t xml:space="preserve">folders. </w:t>
       </w:r>
       <w:r>
         <w:rPr>
+          <w:rFonts w:ascii="Times New Roman" w:hAnsi="Times New Roman" w:cs="Times New Roman"/>
           <w:lang w:val="en-US"/>
         </w:rPr>
         <w:t xml:space="preserve">But the class names follow Pascal case naming. The function names are descriptive and contain docstrings and comments. </w:t>
@@ -1598,6 +2259,7 @@
       <w:pPr>
         <w:spacing w:line="360" w:lineRule="auto"/>
         <w:rPr>
+          <w:rFonts w:ascii="Times New Roman" w:hAnsi="Times New Roman" w:cs="Times New Roman"/>
           <w:lang w:val="en-US"/>
         </w:rPr>
       </w:pPr>
@@ -1605,41 +2267,43 @@
     <w:p>
       <w:pPr>
         <w:pStyle w:val="Heading2"/>
-        <w:rPr>
-          <w:lang w:val="en-US"/>
-        </w:rPr>
-      </w:pPr>
-      <w:bookmarkStart w:id="7" w:name="_Toc227581289"/>
-      <w:r>
-        <w:rPr>
+        <w:spacing w:line="360" w:lineRule="auto"/>
+        <w:rPr>
+          <w:rFonts w:ascii="Times New Roman" w:hAnsi="Times New Roman" w:cs="Times New Roman"/>
+          <w:lang w:val="en-US"/>
+        </w:rPr>
+      </w:pPr>
+      <w:bookmarkStart w:id="14" w:name="_Toc227870284"/>
+      <w:bookmarkStart w:id="15" w:name="_Toc227873230"/>
+      <w:r>
+        <w:rPr>
+          <w:rFonts w:ascii="Times New Roman" w:hAnsi="Times New Roman" w:cs="Times New Roman"/>
           <w:lang w:val="en-US"/>
         </w:rPr>
         <w:t>3.2 Design Pattern</w:t>
       </w:r>
-      <w:bookmarkEnd w:id="7"/>
-    </w:p>
-    <w:p>
-      <w:pPr>
-        <w:rPr>
-          <w:lang w:val="en-US"/>
-        </w:rPr>
-      </w:pPr>
-      <w:r>
-        <w:rPr>
-          <w:lang w:val="en-US"/>
-        </w:rPr>
-        <w:t xml:space="preserve">Since the application is structured in a monolithic manner, both the frontend and backend are placed inside the </w:t>
-      </w:r>
-      <w:r>
-        <w:rPr>
-          <w:rFonts w:ascii="Consolas" w:hAnsi="Consolas" w:cs="Consolas"/>
-          <w:lang w:val="en-US"/>
-        </w:rPr>
-        <w:t>/</w:t>
-      </w:r>
-      <w:r>
-        <w:rPr>
-          <w:rFonts w:ascii="Consolas" w:hAnsi="Consolas" w:cs="Consolas"/>
+      <w:bookmarkEnd w:id="14"/>
+      <w:bookmarkEnd w:id="15"/>
+    </w:p>
+    <w:p>
+      <w:pPr>
+        <w:spacing w:line="360" w:lineRule="auto"/>
+        <w:jc w:val="both"/>
+        <w:rPr>
+          <w:rFonts w:ascii="Times New Roman" w:hAnsi="Times New Roman" w:cs="Times New Roman"/>
+          <w:lang w:val="en-US"/>
+        </w:rPr>
+      </w:pPr>
+      <w:r>
+        <w:rPr>
+          <w:rFonts w:ascii="Times New Roman" w:hAnsi="Times New Roman" w:cs="Times New Roman"/>
+          <w:lang w:val="en-US"/>
+        </w:rPr>
+        <w:t>Since the application is structured in a monolithic manner, both the frontend and backend are placed inside the /</w:t>
+      </w:r>
+      <w:r>
+        <w:rPr>
+          <w:rFonts w:ascii="Times New Roman" w:hAnsi="Times New Roman" w:cs="Times New Roman"/>
           <w:b/>
           <w:bCs/>
           <w:i/>
@@ -1650,15 +2314,67 @@
       </w:r>
       <w:r>
         <w:rPr>
+          <w:rFonts w:ascii="Times New Roman" w:hAnsi="Times New Roman" w:cs="Times New Roman"/>
           <w:lang w:val="en-US"/>
         </w:rPr>
         <w:t xml:space="preserve"> folder. The business logic or system implementations follow a factory interface programming. Where each low-level service implements corresponding interface classes. So that, even though the tech stack changes or is modified, its functionalities or methods will be the same. </w:t>
       </w:r>
-    </w:p>
-    <w:p>
-      <w:pPr>
-        <w:rPr>
-          <w:lang w:val="en-US"/>
+      <w:r>
+        <w:rPr>
+          <w:rFonts w:ascii="Times New Roman" w:hAnsi="Times New Roman" w:cs="Times New Roman"/>
+          <w:lang w:val="en-US"/>
+        </w:rPr>
+        <w:t>Plus, it is easier to include more high-level classes</w:t>
+      </w:r>
+      <w:r>
+        <w:rPr>
+          <w:rFonts w:ascii="Times New Roman" w:hAnsi="Times New Roman" w:cs="Times New Roman"/>
+          <w:lang w:val="en-US"/>
+        </w:rPr>
+        <w:t xml:space="preserve"> and </w:t>
+      </w:r>
+      <w:r>
+        <w:rPr>
+          <w:rFonts w:ascii="Times New Roman" w:hAnsi="Times New Roman" w:cs="Times New Roman"/>
+          <w:lang w:val="en-US"/>
+        </w:rPr>
+        <w:t>functionalities</w:t>
+      </w:r>
+      <w:r>
+        <w:rPr>
+          <w:rFonts w:ascii="Times New Roman" w:hAnsi="Times New Roman" w:cs="Times New Roman"/>
+          <w:lang w:val="en-US"/>
+        </w:rPr>
+        <w:t xml:space="preserve"> (e.g., user management service)</w:t>
+      </w:r>
+      <w:r>
+        <w:rPr>
+          <w:rFonts w:ascii="Times New Roman" w:hAnsi="Times New Roman" w:cs="Times New Roman"/>
+          <w:lang w:val="en-US"/>
+        </w:rPr>
+        <w:t xml:space="preserve"> into the system </w:t>
+      </w:r>
+      <w:r>
+        <w:rPr>
+          <w:rFonts w:ascii="Times New Roman" w:hAnsi="Times New Roman" w:cs="Times New Roman"/>
+          <w:lang w:val="en-US"/>
+        </w:rPr>
+        <w:t>service</w:t>
+      </w:r>
+      <w:r>
+        <w:rPr>
+          <w:rFonts w:ascii="Times New Roman" w:hAnsi="Times New Roman" w:cs="Times New Roman"/>
+          <w:lang w:val="en-US"/>
+        </w:rPr>
+        <w:t>.</w:t>
+      </w:r>
+    </w:p>
+    <w:p>
+      <w:pPr>
+        <w:keepNext/>
+        <w:spacing w:line="360" w:lineRule="auto"/>
+        <w:rPr>
+          <w:rFonts w:ascii="Times New Roman" w:hAnsi="Times New Roman" w:cs="Times New Roman"/>
         </w:rPr>
       </w:pPr>
       <w:r>
@@ -1683,7 +2399,7 @@
                     <pic:cNvPicPr/>
                   </pic:nvPicPr>
                   <pic:blipFill>
-                    <a:blip r:embed="rId6" cstate="print">
+                    <a:blip r:embed="rId9" cstate="print">
                       <a:extLst>
                         <a:ext uri="{28A0092B-C50C-407E-A947-70E740481C1C}">
                           <a14:useLocalDpi xmlns:a14="http://schemas.microsoft.com/office/drawing/2010/main" val="0"/>
@@ -1712,19 +2428,80 @@
     </w:p>
     <w:p>
       <w:pPr>
-        <w:rPr>
-          <w:lang w:val="en-US"/>
-        </w:rPr>
-      </w:pPr>
-      <w:r>
-        <w:rPr>
+        <w:pStyle w:val="Caption"/>
+        <w:spacing w:line="360" w:lineRule="auto"/>
+        <w:jc w:val="center"/>
+        <w:rPr>
+          <w:rFonts w:ascii="Times New Roman" w:hAnsi="Times New Roman" w:cs="Times New Roman"/>
+          <w:lang w:val="en-US"/>
+        </w:rPr>
+      </w:pPr>
+      <w:r>
+        <w:rPr>
+          <w:rFonts w:ascii="Times New Roman" w:hAnsi="Times New Roman" w:cs="Times New Roman"/>
+        </w:rPr>
+        <w:t>Image of service hierarchy from the interface to the high-level service.</w:t>
+      </w:r>
+    </w:p>
+    <w:p>
+      <w:pPr>
+        <w:keepNext/>
+        <w:spacing w:line="360" w:lineRule="auto"/>
+        <w:rPr>
+          <w:rFonts w:ascii="Times New Roman" w:hAnsi="Times New Roman" w:cs="Times New Roman"/>
+        </w:rPr>
+      </w:pPr>
+    </w:p>
+    <w:p>
+      <w:pPr>
+        <w:keepNext/>
+        <w:spacing w:line="360" w:lineRule="auto"/>
+        <w:jc w:val="both"/>
+        <w:rPr>
+          <w:rFonts w:ascii="Times New Roman" w:hAnsi="Times New Roman" w:cs="Times New Roman"/>
+        </w:rPr>
+      </w:pPr>
+      <w:r>
+        <w:rPr>
+          <w:rFonts w:ascii="Times New Roman" w:hAnsi="Times New Roman" w:cs="Times New Roman"/>
+        </w:rPr>
+        <w:t>Here, the provider are interfaces with abstract methods. These methods will be implemented accordingly by various low-level services. Currently, the cloud metadata (structure) is handled by MongoDB, and the actual file data storage is done using Microsoft’s Azure blob containers.</w:t>
+      </w:r>
+      <w:r>
+        <w:rPr>
+          <w:rFonts w:ascii="Times New Roman" w:hAnsi="Times New Roman" w:cs="Times New Roman"/>
+        </w:rPr>
+        <w:t xml:space="preserve"> So even in the future we decide to upgrade to a different technology to maintain the metadata and storage, the functionality won’t change, thus loose coupling is achieved. The low-level functions are then used to make up a directory service, where full file management functionalities are performed. Then the high-level service is inherited by the main system service. </w:t>
+      </w:r>
+    </w:p>
+    <w:p>
+      <w:pPr>
+        <w:keepNext/>
+        <w:spacing w:line="360" w:lineRule="auto"/>
+        <w:rPr>
+          <w:rFonts w:ascii="Times New Roman" w:hAnsi="Times New Roman" w:cs="Times New Roman"/>
+        </w:rPr>
+      </w:pPr>
+    </w:p>
+    <w:p>
+      <w:pPr>
+        <w:spacing w:line="360" w:lineRule="auto"/>
+        <w:jc w:val="both"/>
+        <w:rPr>
+          <w:rFonts w:ascii="Times New Roman" w:hAnsi="Times New Roman" w:cs="Times New Roman"/>
+          <w:lang w:val="en-US"/>
+        </w:rPr>
+      </w:pPr>
+      <w:r>
+        <w:rPr>
+          <w:rFonts w:ascii="Times New Roman" w:hAnsi="Times New Roman" w:cs="Times New Roman"/>
           <w:lang w:val="en-US"/>
         </w:rPr>
         <w:t xml:space="preserve">The frontend web programs are organized in </w:t>
       </w:r>
       <w:r>
         <w:rPr>
-          <w:rFonts w:ascii="Consolas" w:hAnsi="Consolas" w:cs="Consolas"/>
+          <w:rFonts w:ascii="Times New Roman" w:hAnsi="Times New Roman" w:cs="Times New Roman"/>
           <w:b/>
           <w:bCs/>
           <w:i/>
@@ -1735,13 +2512,14 @@
       </w:r>
       <w:r>
         <w:rPr>
+          <w:rFonts w:ascii="Times New Roman" w:hAnsi="Times New Roman" w:cs="Times New Roman"/>
           <w:lang w:val="en-US"/>
         </w:rPr>
         <w:t xml:space="preserve"> and </w:t>
       </w:r>
       <w:r>
         <w:rPr>
-          <w:rFonts w:ascii="Consolas" w:hAnsi="Consolas" w:cs="Consolas"/>
+          <w:rFonts w:ascii="Times New Roman" w:hAnsi="Times New Roman" w:cs="Times New Roman"/>
           <w:b/>
           <w:bCs/>
           <w:i/>
@@ -1752,31 +2530,35 @@
       </w:r>
       <w:r>
         <w:rPr>
+          <w:rFonts w:ascii="Times New Roman" w:hAnsi="Times New Roman" w:cs="Times New Roman"/>
           <w:lang w:val="en-US"/>
         </w:rPr>
         <w:t xml:space="preserve"> files. </w:t>
       </w:r>
       <w:r>
         <w:rPr>
+          <w:rFonts w:ascii="Times New Roman" w:hAnsi="Times New Roman" w:cs="Times New Roman"/>
           <w:lang w:val="en-US"/>
         </w:rPr>
         <w:t xml:space="preserve">The application </w:t>
       </w:r>
       <w:r>
         <w:rPr>
+          <w:rFonts w:ascii="Times New Roman" w:hAnsi="Times New Roman" w:cs="Times New Roman"/>
           <w:lang w:val="en-US"/>
         </w:rPr>
         <w:t>APIs</w:t>
       </w:r>
       <w:r>
         <w:rPr>
+          <w:rFonts w:ascii="Times New Roman" w:hAnsi="Times New Roman" w:cs="Times New Roman"/>
           <w:lang w:val="en-US"/>
         </w:rPr>
         <w:t xml:space="preserve"> are placed inside the </w:t>
       </w:r>
       <w:r>
         <w:rPr>
-          <w:rFonts w:ascii="Consolas" w:hAnsi="Consolas" w:cs="Consolas"/>
+          <w:rFonts w:ascii="Times New Roman" w:hAnsi="Times New Roman" w:cs="Times New Roman"/>
           <w:b/>
           <w:bCs/>
           <w:i/>
@@ -1787,19 +2569,21 @@
       </w:r>
       <w:r>
         <w:rPr>
+          <w:rFonts w:ascii="Times New Roman" w:hAnsi="Times New Roman" w:cs="Times New Roman"/>
           <w:lang w:val="en-US"/>
         </w:rPr>
         <w:t xml:space="preserve"> folder. The entity models are organized in </w:t>
       </w:r>
       <w:r>
         <w:rPr>
+          <w:rFonts w:ascii="Times New Roman" w:hAnsi="Times New Roman" w:cs="Times New Roman"/>
           <w:lang w:val="en-US"/>
         </w:rPr>
         <w:t xml:space="preserve">the </w:t>
       </w:r>
       <w:r>
         <w:rPr>
-          <w:rFonts w:ascii="Consolas" w:hAnsi="Consolas" w:cs="Consolas"/>
+          <w:rFonts w:ascii="Times New Roman" w:hAnsi="Times New Roman" w:cs="Times New Roman"/>
           <w:b/>
           <w:bCs/>
           <w:i/>
@@ -1810,90 +2594,86 @@
       </w:r>
       <w:r>
         <w:rPr>
+          <w:rFonts w:ascii="Times New Roman" w:hAnsi="Times New Roman" w:cs="Times New Roman"/>
           <w:lang w:val="en-US"/>
         </w:rPr>
         <w:t xml:space="preserve"> folder</w:t>
       </w:r>
       <w:r>
         <w:rPr>
+          <w:rFonts w:ascii="Times New Roman" w:hAnsi="Times New Roman" w:cs="Times New Roman"/>
           <w:lang w:val="en-US"/>
         </w:rPr>
         <w:t xml:space="preserve">. The basic connection object creation is placed in the </w:t>
       </w:r>
       <w:r>
         <w:rPr>
-          <w:rFonts w:ascii="Consolas" w:hAnsi="Consolas" w:cs="Consolas"/>
+          <w:rFonts w:ascii="Times New Roman" w:hAnsi="Times New Roman" w:cs="Times New Roman"/>
           <w:b/>
           <w:bCs/>
           <w:i/>
           <w:iCs/>
           <w:lang w:val="en-US"/>
         </w:rPr>
-        <w:t>database/core</w:t>
-      </w:r>
-      <w:r>
-        <w:rPr>
+        <w:t xml:space="preserve">database/core </w:t>
+      </w:r>
+      <w:r>
+        <w:rPr>
+          <w:rFonts w:ascii="Times New Roman" w:hAnsi="Times New Roman" w:cs="Times New Roman"/>
+          <w:lang w:val="en-US"/>
+        </w:rPr>
+        <w:t xml:space="preserve">folder. All the service classes are in the </w:t>
+      </w:r>
+      <w:r>
+        <w:rPr>
+          <w:rFonts w:ascii="Times New Roman" w:hAnsi="Times New Roman" w:cs="Times New Roman"/>
           <w:b/>
           <w:bCs/>
           <w:i/>
           <w:iCs/>
           <w:lang w:val="en-US"/>
         </w:rPr>
-        <w:t xml:space="preserve"> </w:t>
-      </w:r>
-      <w:r>
-        <w:rPr>
-          <w:lang w:val="en-US"/>
-        </w:rPr>
-        <w:t xml:space="preserve">folder. All the service classes are in the </w:t>
-      </w:r>
-      <w:r>
-        <w:rPr>
-          <w:rFonts w:ascii="Consolas" w:hAnsi="Consolas" w:cs="Consolas"/>
+        <w:t>services</w:t>
+      </w:r>
+      <w:r>
+        <w:rPr>
+          <w:rFonts w:ascii="Times New Roman" w:hAnsi="Times New Roman" w:cs="Times New Roman"/>
+          <w:lang w:val="en-US"/>
+        </w:rPr>
+        <w:t xml:space="preserve"> folder, and their interfaces on </w:t>
+      </w:r>
+      <w:r>
+        <w:rPr>
+          <w:rFonts w:ascii="Times New Roman" w:hAnsi="Times New Roman" w:cs="Times New Roman"/>
           <w:b/>
           <w:bCs/>
           <w:i/>
           <w:iCs/>
           <w:lang w:val="en-US"/>
         </w:rPr>
-        <w:t>services</w:t>
-      </w:r>
-      <w:r>
-        <w:rPr>
-          <w:lang w:val="en-US"/>
-        </w:rPr>
-        <w:t xml:space="preserve"> folder, and their interfaces on </w:t>
-      </w:r>
-      <w:r>
-        <w:rPr>
-          <w:rFonts w:ascii="Consolas" w:hAnsi="Consolas" w:cs="Consolas"/>
+        <w:t>factory</w:t>
+      </w:r>
+      <w:r>
+        <w:rPr>
+          <w:rFonts w:ascii="Times New Roman" w:hAnsi="Times New Roman" w:cs="Times New Roman"/>
+          <w:lang w:val="en-US"/>
+        </w:rPr>
+        <w:t xml:space="preserve"> folder. In addition, all the other helpers, constants, and logger are in the </w:t>
+      </w:r>
+      <w:r>
+        <w:rPr>
+          <w:rFonts w:ascii="Times New Roman" w:hAnsi="Times New Roman" w:cs="Times New Roman"/>
           <w:b/>
           <w:bCs/>
           <w:i/>
           <w:iCs/>
           <w:lang w:val="en-US"/>
         </w:rPr>
-        <w:t>factory</w:t>
-      </w:r>
-      <w:r>
-        <w:rPr>
-          <w:lang w:val="en-US"/>
-        </w:rPr>
-        <w:t xml:space="preserve"> folder. In addition, all the other helpers, constants, and logger are in the </w:t>
-      </w:r>
-      <w:r>
-        <w:rPr>
-          <w:rFonts w:ascii="Consolas" w:hAnsi="Consolas" w:cs="Consolas"/>
-          <w:b/>
-          <w:bCs/>
-          <w:i/>
-          <w:iCs/>
-          <w:lang w:val="en-US"/>
-        </w:rPr>
         <w:t>utils</w:t>
       </w:r>
       <w:r>
         <w:rPr>
+          <w:rFonts w:ascii="Times New Roman" w:hAnsi="Times New Roman" w:cs="Times New Roman"/>
           <w:lang w:val="en-US"/>
         </w:rPr>
         <w:t xml:space="preserve"> folder. </w:t>
@@ -1902,16 +2682,22 @@
     <w:p>
       <w:pPr>
         <w:keepNext/>
+        <w:spacing w:line="360" w:lineRule="auto"/>
         <w:jc w:val="center"/>
-      </w:pPr>
-      <w:r>
-        <w:rPr>
+        <w:rPr>
+          <w:rFonts w:ascii="Times New Roman" w:hAnsi="Times New Roman" w:cs="Times New Roman"/>
+        </w:rPr>
+      </w:pPr>
+      <w:r>
+        <w:rPr>
+          <w:rFonts w:ascii="Times New Roman" w:hAnsi="Times New Roman" w:cs="Times New Roman"/>
           <w:noProof/>
           <w:lang w:val="en-US"/>
         </w:rPr>
+        <w:lastRenderedPageBreak/>
         <w:drawing>
-          <wp:inline distT="0" distB="0" distL="0" distR="0" wp14:anchorId="5FD07A10" wp14:editId="740E9DD8">
-            <wp:extent cx="2746099" cy="2519829"/>
+          <wp:inline distT="0" distB="0" distL="0" distR="0" wp14:anchorId="5FD07A10" wp14:editId="57C83981">
+            <wp:extent cx="2604654" cy="2390038"/>
             <wp:effectExtent l="0" t="0" r="0" b="0"/>
             <wp:docPr id="1496355498" name="Picture 3"/>
             <wp:cNvGraphicFramePr>
@@ -1925,7 +2711,7 @@
                     <pic:cNvPicPr/>
                   </pic:nvPicPr>
                   <pic:blipFill>
-                    <a:blip r:embed="rId7">
+                    <a:blip r:embed="rId10">
                       <a:extLst>
                         <a:ext uri="{28A0092B-C50C-407E-A947-70E740481C1C}">
                           <a14:useLocalDpi xmlns:a14="http://schemas.microsoft.com/office/drawing/2010/main" val="0"/>
@@ -1939,7 +2725,7 @@
                   <pic:spPr>
                     <a:xfrm>
                       <a:off x="0" y="0"/>
-                      <a:ext cx="2776047" cy="2547309"/>
+                      <a:ext cx="2640117" cy="2422579"/>
                     </a:xfrm>
                     <a:prstGeom prst="rect">
                       <a:avLst/>
@@ -1955,25 +2741,33 @@
     <w:p>
       <w:pPr>
         <w:pStyle w:val="Caption"/>
+        <w:spacing w:line="360" w:lineRule="auto"/>
         <w:jc w:val="center"/>
         <w:rPr>
-          <w:lang w:val="en-US"/>
-        </w:rPr>
-      </w:pPr>
-      <w:r>
-        <w:t>Image of folder structure inside “src”  folder</w:t>
-      </w:r>
-    </w:p>
-    <w:p>
-      <w:pPr>
-        <w:keepNext/>
-        <w:jc w:val="center"/>
-      </w:pPr>
-    </w:p>
-    <w:p>
-      <w:pPr>
-        <w:spacing w:line="360" w:lineRule="auto"/>
-      </w:pPr>
+          <w:rFonts w:ascii="Times New Roman" w:hAnsi="Times New Roman" w:cs="Times New Roman"/>
+          <w:lang w:val="en-US"/>
+        </w:rPr>
+      </w:pPr>
+      <w:r>
+        <w:rPr>
+          <w:rFonts w:ascii="Times New Roman" w:hAnsi="Times New Roman" w:cs="Times New Roman"/>
+        </w:rPr>
+        <w:t>Image of folder structure inside “</w:t>
+      </w:r>
+      <w:proofErr w:type="spellStart"/>
+      <w:r>
+        <w:rPr>
+          <w:rFonts w:ascii="Times New Roman" w:hAnsi="Times New Roman" w:cs="Times New Roman"/>
+        </w:rPr>
+        <w:t>src</w:t>
+      </w:r>
+      <w:proofErr w:type="spellEnd"/>
+      <w:r>
+        <w:rPr>
+          <w:rFonts w:ascii="Times New Roman" w:hAnsi="Times New Roman" w:cs="Times New Roman"/>
+        </w:rPr>
+        <w:t>”  folder</w:t>
+      </w:r>
     </w:p>
     <w:p>
       <w:pPr>
@@ -1986,63 +2780,1186 @@
     </w:p>
     <w:p>
       <w:pPr>
-        <w:spacing w:line="360" w:lineRule="auto"/>
+        <w:pStyle w:val="Heading1"/>
+        <w:spacing w:line="360" w:lineRule="auto"/>
+        <w:rPr>
+          <w:rFonts w:ascii="Times New Roman" w:hAnsi="Times New Roman" w:cs="Times New Roman"/>
+        </w:rPr>
+      </w:pPr>
+      <w:bookmarkStart w:id="16" w:name="_Toc227870285"/>
+      <w:bookmarkStart w:id="17" w:name="_Toc227873231"/>
+      <w:r>
+        <w:rPr>
+          <w:rFonts w:ascii="Times New Roman" w:hAnsi="Times New Roman" w:cs="Times New Roman"/>
+        </w:rPr>
+        <w:t xml:space="preserve">4. </w:t>
+      </w:r>
+      <w:r>
+        <w:rPr>
+          <w:rFonts w:ascii="Times New Roman" w:hAnsi="Times New Roman" w:cs="Times New Roman"/>
+        </w:rPr>
+        <w:t>Source Code</w:t>
+      </w:r>
+      <w:r>
+        <w:rPr>
+          <w:rFonts w:ascii="Times New Roman" w:hAnsi="Times New Roman" w:cs="Times New Roman"/>
+        </w:rPr>
+        <w:t>.</w:t>
+      </w:r>
+      <w:bookmarkEnd w:id="16"/>
+      <w:bookmarkEnd w:id="17"/>
+      <w:r>
+        <w:rPr>
+          <w:rFonts w:ascii="Times New Roman" w:hAnsi="Times New Roman" w:cs="Times New Roman"/>
+        </w:rPr>
+        <w:t xml:space="preserve"> </w:t>
+      </w:r>
+    </w:p>
+    <w:p>
+      <w:pPr>
+        <w:pStyle w:val="Heading2"/>
+        <w:spacing w:line="360" w:lineRule="auto"/>
+        <w:rPr>
+          <w:rFonts w:ascii="Times New Roman" w:hAnsi="Times New Roman" w:cs="Times New Roman"/>
+        </w:rPr>
+      </w:pPr>
+      <w:bookmarkStart w:id="18" w:name="_Toc227870286"/>
+      <w:bookmarkStart w:id="19" w:name="_Toc227873232"/>
+      <w:r>
+        <w:rPr>
+          <w:rFonts w:ascii="Times New Roman" w:hAnsi="Times New Roman" w:cs="Times New Roman"/>
+        </w:rPr>
+        <w:t>4.1 Relevant Functions</w:t>
+      </w:r>
+      <w:bookmarkEnd w:id="18"/>
+      <w:bookmarkEnd w:id="19"/>
+      <w:r>
+        <w:rPr>
+          <w:rFonts w:ascii="Times New Roman" w:hAnsi="Times New Roman" w:cs="Times New Roman"/>
+        </w:rPr>
+        <w:t xml:space="preserve"> </w:t>
+      </w:r>
+    </w:p>
+    <w:p>
+      <w:pPr>
+        <w:spacing w:line="360" w:lineRule="auto"/>
+        <w:jc w:val="both"/>
+        <w:rPr>
+          <w:rFonts w:ascii="Times New Roman" w:hAnsi="Times New Roman" w:cs="Times New Roman"/>
+        </w:rPr>
+      </w:pPr>
+      <w:r>
+        <w:rPr>
+          <w:rFonts w:ascii="Times New Roman" w:hAnsi="Times New Roman" w:cs="Times New Roman"/>
+        </w:rPr>
+        <w:t>As the low-level services implement the provider interfaces, which are utilized by high-level classes. In the current application, the directory service contains most of the high-level code for maintaining complete file and storage management.</w:t>
+      </w:r>
+    </w:p>
+    <w:p>
+      <w:pPr>
+        <w:spacing w:line="360" w:lineRule="auto"/>
+        <w:jc w:val="both"/>
+        <w:rPr>
+          <w:rFonts w:ascii="Times New Roman" w:hAnsi="Times New Roman" w:cs="Times New Roman"/>
+        </w:rPr>
+      </w:pPr>
+      <w:r>
+        <w:rPr>
+          <w:rFonts w:ascii="Times New Roman" w:hAnsi="Times New Roman" w:cs="Times New Roman"/>
+        </w:rPr>
+        <w:t xml:space="preserve">The following methods </w:t>
+      </w:r>
+      <w:r>
+        <w:rPr>
+          <w:rFonts w:ascii="Times New Roman" w:hAnsi="Times New Roman" w:cs="Times New Roman"/>
+        </w:rPr>
+        <w:t xml:space="preserve">from the directory service </w:t>
+      </w:r>
+      <w:r>
+        <w:rPr>
+          <w:rFonts w:ascii="Times New Roman" w:hAnsi="Times New Roman" w:cs="Times New Roman"/>
+        </w:rPr>
+        <w:t>are mostly used across the endpoints.</w:t>
+      </w:r>
+    </w:p>
+    <w:tbl>
+      <w:tblPr>
+        <w:tblStyle w:val="PlainTable1"/>
+        <w:tblW w:w="9815" w:type="dxa"/>
+        <w:tblLook w:val="04A0" w:firstRow="1" w:lastRow="0" w:firstColumn="1" w:lastColumn="0" w:noHBand="0" w:noVBand="1"/>
+      </w:tblPr>
+      <w:tblGrid>
+        <w:gridCol w:w="3165"/>
+        <w:gridCol w:w="6650"/>
+      </w:tblGrid>
+      <w:tr>
+        <w:trPr>
+          <w:cnfStyle w:val="100000000000" w:firstRow="1" w:lastRow="0" w:firstColumn="0" w:lastColumn="0" w:oddVBand="0" w:evenVBand="0" w:oddHBand="0" w:evenHBand="0" w:firstRowFirstColumn="0" w:firstRowLastColumn="0" w:lastRowFirstColumn="0" w:lastRowLastColumn="0"/>
+          <w:trHeight w:val="476"/>
+        </w:trPr>
+        <w:tc>
+          <w:tcPr>
+            <w:cnfStyle w:val="001000000000" w:firstRow="0" w:lastRow="0" w:firstColumn="1" w:lastColumn="0" w:oddVBand="0" w:evenVBand="0" w:oddHBand="0" w:evenHBand="0" w:firstRowFirstColumn="0" w:firstRowLastColumn="0" w:lastRowFirstColumn="0" w:lastRowLastColumn="0"/>
+            <w:tcW w:w="3165" w:type="dxa"/>
+            <w:shd w:val="clear" w:color="auto" w:fill="DAE9F7" w:themeFill="text2" w:themeFillTint="1A"/>
+          </w:tcPr>
+          <w:p>
+            <w:pPr>
+              <w:spacing w:line="360" w:lineRule="auto"/>
+              <w:jc w:val="center"/>
+              <w:rPr>
+                <w:rFonts w:ascii="Times New Roman" w:hAnsi="Times New Roman" w:cs="Times New Roman"/>
+              </w:rPr>
+            </w:pPr>
+            <w:r>
+              <w:rPr>
+                <w:rFonts w:ascii="Times New Roman" w:hAnsi="Times New Roman" w:cs="Times New Roman"/>
+              </w:rPr>
+              <w:t>Function Name</w:t>
+            </w:r>
+          </w:p>
+        </w:tc>
+        <w:tc>
+          <w:tcPr>
+            <w:tcW w:w="6650" w:type="dxa"/>
+            <w:shd w:val="clear" w:color="auto" w:fill="DAE9F7" w:themeFill="text2" w:themeFillTint="1A"/>
+          </w:tcPr>
+          <w:p>
+            <w:pPr>
+              <w:spacing w:line="360" w:lineRule="auto"/>
+              <w:jc w:val="center"/>
+              <w:cnfStyle w:val="100000000000" w:firstRow="1" w:lastRow="0" w:firstColumn="0" w:lastColumn="0" w:oddVBand="0" w:evenVBand="0" w:oddHBand="0" w:evenHBand="0" w:firstRowFirstColumn="0" w:firstRowLastColumn="0" w:lastRowFirstColumn="0" w:lastRowLastColumn="0"/>
+              <w:rPr>
+                <w:rFonts w:ascii="Times New Roman" w:hAnsi="Times New Roman" w:cs="Times New Roman"/>
+              </w:rPr>
+            </w:pPr>
+            <w:r>
+              <w:rPr>
+                <w:rFonts w:ascii="Times New Roman" w:hAnsi="Times New Roman" w:cs="Times New Roman"/>
+              </w:rPr>
+              <w:t>Description</w:t>
+            </w:r>
+          </w:p>
+        </w:tc>
+      </w:tr>
+      <w:tr>
+        <w:trPr>
+          <w:cnfStyle w:val="000000100000" w:firstRow="0" w:lastRow="0" w:firstColumn="0" w:lastColumn="0" w:oddVBand="0" w:evenVBand="0" w:oddHBand="1" w:evenHBand="0" w:firstRowFirstColumn="0" w:firstRowLastColumn="0" w:lastRowFirstColumn="0" w:lastRowLastColumn="0"/>
+          <w:trHeight w:val="476"/>
+        </w:trPr>
+        <w:tc>
+          <w:tcPr>
+            <w:cnfStyle w:val="001000000000" w:firstRow="0" w:lastRow="0" w:firstColumn="1" w:lastColumn="0" w:oddVBand="0" w:evenVBand="0" w:oddHBand="0" w:evenHBand="0" w:firstRowFirstColumn="0" w:firstRowLastColumn="0" w:lastRowFirstColumn="0" w:lastRowLastColumn="0"/>
+            <w:tcW w:w="3165" w:type="dxa"/>
+          </w:tcPr>
+          <w:p>
+            <w:pPr>
+              <w:spacing w:line="360" w:lineRule="auto"/>
+              <w:jc w:val="both"/>
+              <w:rPr>
+                <w:rFonts w:ascii="Times New Roman" w:hAnsi="Times New Roman" w:cs="Times New Roman"/>
+              </w:rPr>
+            </w:pPr>
+            <w:r>
+              <w:rPr>
+                <w:rFonts w:ascii="Times New Roman" w:hAnsi="Times New Roman" w:cs="Times New Roman"/>
+              </w:rPr>
+              <w:t>get_all_dir</w:t>
+            </w:r>
+            <w:r>
+              <w:rPr>
+                <w:rFonts w:ascii="Times New Roman" w:hAnsi="Times New Roman" w:cs="Times New Roman"/>
+              </w:rPr>
+              <w:t>()</w:t>
+            </w:r>
+          </w:p>
+        </w:tc>
+        <w:tc>
+          <w:tcPr>
+            <w:tcW w:w="6650" w:type="dxa"/>
+          </w:tcPr>
+          <w:p>
+            <w:pPr>
+              <w:spacing w:line="360" w:lineRule="auto"/>
+              <w:jc w:val="both"/>
+              <w:cnfStyle w:val="000000100000" w:firstRow="0" w:lastRow="0" w:firstColumn="0" w:lastColumn="0" w:oddVBand="0" w:evenVBand="0" w:oddHBand="1" w:evenHBand="0" w:firstRowFirstColumn="0" w:firstRowLastColumn="0" w:lastRowFirstColumn="0" w:lastRowLastColumn="0"/>
+              <w:rPr>
+                <w:rFonts w:ascii="Times New Roman" w:hAnsi="Times New Roman" w:cs="Times New Roman"/>
+              </w:rPr>
+            </w:pPr>
+            <w:r>
+              <w:rPr>
+                <w:rFonts w:ascii="Times New Roman" w:hAnsi="Times New Roman" w:cs="Times New Roman"/>
+              </w:rPr>
+              <w:t>Fetch all directory information for the signed user.</w:t>
+            </w:r>
+          </w:p>
+        </w:tc>
+      </w:tr>
+      <w:tr>
+        <w:trPr>
+          <w:trHeight w:val="476"/>
+        </w:trPr>
+        <w:tc>
+          <w:tcPr>
+            <w:cnfStyle w:val="001000000000" w:firstRow="0" w:lastRow="0" w:firstColumn="1" w:lastColumn="0" w:oddVBand="0" w:evenVBand="0" w:oddHBand="0" w:evenHBand="0" w:firstRowFirstColumn="0" w:firstRowLastColumn="0" w:lastRowFirstColumn="0" w:lastRowLastColumn="0"/>
+            <w:tcW w:w="3165" w:type="dxa"/>
+          </w:tcPr>
+          <w:p>
+            <w:pPr>
+              <w:spacing w:line="360" w:lineRule="auto"/>
+              <w:jc w:val="both"/>
+              <w:rPr>
+                <w:rFonts w:ascii="Times New Roman" w:hAnsi="Times New Roman" w:cs="Times New Roman"/>
+              </w:rPr>
+            </w:pPr>
+            <w:r>
+              <w:rPr>
+                <w:rFonts w:ascii="Times New Roman" w:hAnsi="Times New Roman" w:cs="Times New Roman"/>
+              </w:rPr>
+              <w:t>get_dirs_in_path</w:t>
+            </w:r>
+            <w:r>
+              <w:rPr>
+                <w:rFonts w:ascii="Times New Roman" w:hAnsi="Times New Roman" w:cs="Times New Roman"/>
+              </w:rPr>
+              <w:t>()</w:t>
+            </w:r>
+          </w:p>
+        </w:tc>
+        <w:tc>
+          <w:tcPr>
+            <w:tcW w:w="6650" w:type="dxa"/>
+          </w:tcPr>
+          <w:p>
+            <w:pPr>
+              <w:spacing w:line="360" w:lineRule="auto"/>
+              <w:jc w:val="both"/>
+              <w:cnfStyle w:val="000000000000" w:firstRow="0" w:lastRow="0" w:firstColumn="0" w:lastColumn="0" w:oddVBand="0" w:evenVBand="0" w:oddHBand="0" w:evenHBand="0" w:firstRowFirstColumn="0" w:firstRowLastColumn="0" w:lastRowFirstColumn="0" w:lastRowLastColumn="0"/>
+              <w:rPr>
+                <w:rFonts w:ascii="Times New Roman" w:hAnsi="Times New Roman" w:cs="Times New Roman"/>
+              </w:rPr>
+            </w:pPr>
+            <w:r>
+              <w:rPr>
+                <w:rFonts w:ascii="Times New Roman" w:hAnsi="Times New Roman" w:cs="Times New Roman"/>
+              </w:rPr>
+              <w:t>Fetch all directory information inside a path location.</w:t>
+            </w:r>
+          </w:p>
+        </w:tc>
+      </w:tr>
+      <w:tr>
+        <w:trPr>
+          <w:cnfStyle w:val="000000100000" w:firstRow="0" w:lastRow="0" w:firstColumn="0" w:lastColumn="0" w:oddVBand="0" w:evenVBand="0" w:oddHBand="1" w:evenHBand="0" w:firstRowFirstColumn="0" w:firstRowLastColumn="0" w:lastRowFirstColumn="0" w:lastRowLastColumn="0"/>
+          <w:trHeight w:val="495"/>
+        </w:trPr>
+        <w:tc>
+          <w:tcPr>
+            <w:cnfStyle w:val="001000000000" w:firstRow="0" w:lastRow="0" w:firstColumn="1" w:lastColumn="0" w:oddVBand="0" w:evenVBand="0" w:oddHBand="0" w:evenHBand="0" w:firstRowFirstColumn="0" w:firstRowLastColumn="0" w:lastRowFirstColumn="0" w:lastRowLastColumn="0"/>
+            <w:tcW w:w="3165" w:type="dxa"/>
+          </w:tcPr>
+          <w:p>
+            <w:pPr>
+              <w:spacing w:line="360" w:lineRule="auto"/>
+              <w:jc w:val="both"/>
+              <w:rPr>
+                <w:rFonts w:ascii="Times New Roman" w:hAnsi="Times New Roman" w:cs="Times New Roman"/>
+              </w:rPr>
+            </w:pPr>
+            <w:r>
+              <w:rPr>
+                <w:rFonts w:ascii="Times New Roman" w:hAnsi="Times New Roman" w:cs="Times New Roman"/>
+              </w:rPr>
+              <w:t>get_files_in_path</w:t>
+            </w:r>
+            <w:r>
+              <w:rPr>
+                <w:rFonts w:ascii="Times New Roman" w:hAnsi="Times New Roman" w:cs="Times New Roman"/>
+              </w:rPr>
+              <w:t>()</w:t>
+            </w:r>
+          </w:p>
+        </w:tc>
+        <w:tc>
+          <w:tcPr>
+            <w:tcW w:w="6650" w:type="dxa"/>
+          </w:tcPr>
+          <w:p>
+            <w:pPr>
+              <w:spacing w:line="360" w:lineRule="auto"/>
+              <w:jc w:val="both"/>
+              <w:cnfStyle w:val="000000100000" w:firstRow="0" w:lastRow="0" w:firstColumn="0" w:lastColumn="0" w:oddVBand="0" w:evenVBand="0" w:oddHBand="1" w:evenHBand="0" w:firstRowFirstColumn="0" w:firstRowLastColumn="0" w:lastRowFirstColumn="0" w:lastRowLastColumn="0"/>
+              <w:rPr>
+                <w:rFonts w:ascii="Times New Roman" w:hAnsi="Times New Roman" w:cs="Times New Roman"/>
+              </w:rPr>
+            </w:pPr>
+            <w:r>
+              <w:rPr>
+                <w:rFonts w:ascii="Times New Roman" w:hAnsi="Times New Roman" w:cs="Times New Roman"/>
+              </w:rPr>
+              <w:t xml:space="preserve">Fetch all file inside a path location. </w:t>
+            </w:r>
+          </w:p>
+        </w:tc>
+      </w:tr>
+      <w:tr>
+        <w:trPr>
+          <w:trHeight w:val="476"/>
+        </w:trPr>
+        <w:tc>
+          <w:tcPr>
+            <w:cnfStyle w:val="001000000000" w:firstRow="0" w:lastRow="0" w:firstColumn="1" w:lastColumn="0" w:oddVBand="0" w:evenVBand="0" w:oddHBand="0" w:evenHBand="0" w:firstRowFirstColumn="0" w:firstRowLastColumn="0" w:lastRowFirstColumn="0" w:lastRowLastColumn="0"/>
+            <w:tcW w:w="3165" w:type="dxa"/>
+          </w:tcPr>
+          <w:p>
+            <w:pPr>
+              <w:spacing w:line="360" w:lineRule="auto"/>
+              <w:jc w:val="both"/>
+              <w:rPr>
+                <w:rFonts w:ascii="Times New Roman" w:hAnsi="Times New Roman" w:cs="Times New Roman"/>
+              </w:rPr>
+            </w:pPr>
+            <w:r>
+              <w:rPr>
+                <w:rFonts w:ascii="Times New Roman" w:hAnsi="Times New Roman" w:cs="Times New Roman"/>
+              </w:rPr>
+              <w:t>get_duplicate_files</w:t>
+            </w:r>
+            <w:r>
+              <w:rPr>
+                <w:rFonts w:ascii="Times New Roman" w:hAnsi="Times New Roman" w:cs="Times New Roman"/>
+              </w:rPr>
+              <w:t>()</w:t>
+            </w:r>
+          </w:p>
+        </w:tc>
+        <w:tc>
+          <w:tcPr>
+            <w:tcW w:w="6650" w:type="dxa"/>
+          </w:tcPr>
+          <w:p>
+            <w:pPr>
+              <w:spacing w:line="360" w:lineRule="auto"/>
+              <w:jc w:val="both"/>
+              <w:cnfStyle w:val="000000000000" w:firstRow="0" w:lastRow="0" w:firstColumn="0" w:lastColumn="0" w:oddVBand="0" w:evenVBand="0" w:oddHBand="0" w:evenHBand="0" w:firstRowFirstColumn="0" w:firstRowLastColumn="0" w:lastRowFirstColumn="0" w:lastRowLastColumn="0"/>
+              <w:rPr>
+                <w:rFonts w:ascii="Times New Roman" w:hAnsi="Times New Roman" w:cs="Times New Roman"/>
+              </w:rPr>
+            </w:pPr>
+            <w:r>
+              <w:rPr>
+                <w:rFonts w:ascii="Times New Roman" w:hAnsi="Times New Roman" w:cs="Times New Roman"/>
+              </w:rPr>
+              <w:t xml:space="preserve">Fetch duplicated files inside entire </w:t>
+            </w:r>
+            <w:r>
+              <w:rPr>
+                <w:rFonts w:ascii="Times New Roman" w:hAnsi="Times New Roman" w:cs="Times New Roman"/>
+              </w:rPr>
+              <w:t xml:space="preserve">cloud </w:t>
+            </w:r>
+            <w:r>
+              <w:rPr>
+                <w:rFonts w:ascii="Times New Roman" w:hAnsi="Times New Roman" w:cs="Times New Roman"/>
+              </w:rPr>
+              <w:t>system.</w:t>
+            </w:r>
+          </w:p>
+        </w:tc>
+      </w:tr>
+      <w:tr>
+        <w:trPr>
+          <w:cnfStyle w:val="000000100000" w:firstRow="0" w:lastRow="0" w:firstColumn="0" w:lastColumn="0" w:oddVBand="0" w:evenVBand="0" w:oddHBand="1" w:evenHBand="0" w:firstRowFirstColumn="0" w:firstRowLastColumn="0" w:lastRowFirstColumn="0" w:lastRowLastColumn="0"/>
+          <w:trHeight w:val="476"/>
+        </w:trPr>
+        <w:tc>
+          <w:tcPr>
+            <w:cnfStyle w:val="001000000000" w:firstRow="0" w:lastRow="0" w:firstColumn="1" w:lastColumn="0" w:oddVBand="0" w:evenVBand="0" w:oddHBand="0" w:evenHBand="0" w:firstRowFirstColumn="0" w:firstRowLastColumn="0" w:lastRowFirstColumn="0" w:lastRowLastColumn="0"/>
+            <w:tcW w:w="3165" w:type="dxa"/>
+          </w:tcPr>
+          <w:p>
+            <w:pPr>
+              <w:spacing w:line="360" w:lineRule="auto"/>
+              <w:jc w:val="both"/>
+              <w:rPr>
+                <w:rFonts w:ascii="Times New Roman" w:hAnsi="Times New Roman" w:cs="Times New Roman"/>
+              </w:rPr>
+            </w:pPr>
+            <w:r>
+              <w:rPr>
+                <w:rFonts w:ascii="Times New Roman" w:hAnsi="Times New Roman" w:cs="Times New Roman"/>
+              </w:rPr>
+              <w:t>upload_file</w:t>
+            </w:r>
+            <w:r>
+              <w:rPr>
+                <w:rFonts w:ascii="Times New Roman" w:hAnsi="Times New Roman" w:cs="Times New Roman"/>
+              </w:rPr>
+              <w:t>()</w:t>
+            </w:r>
+          </w:p>
+        </w:tc>
+        <w:tc>
+          <w:tcPr>
+            <w:tcW w:w="6650" w:type="dxa"/>
+          </w:tcPr>
+          <w:p>
+            <w:pPr>
+              <w:spacing w:line="360" w:lineRule="auto"/>
+              <w:jc w:val="both"/>
+              <w:cnfStyle w:val="000000100000" w:firstRow="0" w:lastRow="0" w:firstColumn="0" w:lastColumn="0" w:oddVBand="0" w:evenVBand="0" w:oddHBand="1" w:evenHBand="0" w:firstRowFirstColumn="0" w:firstRowLastColumn="0" w:lastRowFirstColumn="0" w:lastRowLastColumn="0"/>
+              <w:rPr>
+                <w:rFonts w:ascii="Times New Roman" w:hAnsi="Times New Roman" w:cs="Times New Roman"/>
+              </w:rPr>
+            </w:pPr>
+            <w:r>
+              <w:rPr>
+                <w:rFonts w:ascii="Times New Roman" w:hAnsi="Times New Roman" w:cs="Times New Roman"/>
+              </w:rPr>
+              <w:t>Upload a file</w:t>
+            </w:r>
+            <w:r>
+              <w:rPr>
+                <w:rFonts w:ascii="Times New Roman" w:hAnsi="Times New Roman" w:cs="Times New Roman"/>
+              </w:rPr>
+              <w:t xml:space="preserve"> into cloud.</w:t>
+            </w:r>
+          </w:p>
+        </w:tc>
+      </w:tr>
+      <w:tr>
+        <w:trPr>
+          <w:trHeight w:val="476"/>
+        </w:trPr>
+        <w:tc>
+          <w:tcPr>
+            <w:cnfStyle w:val="001000000000" w:firstRow="0" w:lastRow="0" w:firstColumn="1" w:lastColumn="0" w:oddVBand="0" w:evenVBand="0" w:oddHBand="0" w:evenHBand="0" w:firstRowFirstColumn="0" w:firstRowLastColumn="0" w:lastRowFirstColumn="0" w:lastRowLastColumn="0"/>
+            <w:tcW w:w="3165" w:type="dxa"/>
+          </w:tcPr>
+          <w:p>
+            <w:pPr>
+              <w:spacing w:line="360" w:lineRule="auto"/>
+              <w:jc w:val="both"/>
+              <w:rPr>
+                <w:rFonts w:ascii="Times New Roman" w:hAnsi="Times New Roman" w:cs="Times New Roman"/>
+              </w:rPr>
+            </w:pPr>
+            <w:r>
+              <w:rPr>
+                <w:rFonts w:ascii="Times New Roman" w:hAnsi="Times New Roman" w:cs="Times New Roman"/>
+              </w:rPr>
+              <w:t>create_dir</w:t>
+            </w:r>
+            <w:r>
+              <w:rPr>
+                <w:rFonts w:ascii="Times New Roman" w:hAnsi="Times New Roman" w:cs="Times New Roman"/>
+              </w:rPr>
+              <w:t>()</w:t>
+            </w:r>
+          </w:p>
+        </w:tc>
+        <w:tc>
+          <w:tcPr>
+            <w:tcW w:w="6650" w:type="dxa"/>
+          </w:tcPr>
+          <w:p>
+            <w:pPr>
+              <w:spacing w:line="360" w:lineRule="auto"/>
+              <w:jc w:val="both"/>
+              <w:cnfStyle w:val="000000000000" w:firstRow="0" w:lastRow="0" w:firstColumn="0" w:lastColumn="0" w:oddVBand="0" w:evenVBand="0" w:oddHBand="0" w:evenHBand="0" w:firstRowFirstColumn="0" w:firstRowLastColumn="0" w:lastRowFirstColumn="0" w:lastRowLastColumn="0"/>
+              <w:rPr>
+                <w:rFonts w:ascii="Times New Roman" w:hAnsi="Times New Roman" w:cs="Times New Roman"/>
+              </w:rPr>
+            </w:pPr>
+            <w:r>
+              <w:rPr>
+                <w:rFonts w:ascii="Times New Roman" w:hAnsi="Times New Roman" w:cs="Times New Roman"/>
+              </w:rPr>
+              <w:t>Create a directory in cloud system.</w:t>
+            </w:r>
+          </w:p>
+        </w:tc>
+      </w:tr>
+      <w:tr>
+        <w:trPr>
+          <w:cnfStyle w:val="000000100000" w:firstRow="0" w:lastRow="0" w:firstColumn="0" w:lastColumn="0" w:oddVBand="0" w:evenVBand="0" w:oddHBand="1" w:evenHBand="0" w:firstRowFirstColumn="0" w:firstRowLastColumn="0" w:lastRowFirstColumn="0" w:lastRowLastColumn="0"/>
+          <w:trHeight w:val="476"/>
+        </w:trPr>
+        <w:tc>
+          <w:tcPr>
+            <w:cnfStyle w:val="001000000000" w:firstRow="0" w:lastRow="0" w:firstColumn="1" w:lastColumn="0" w:oddVBand="0" w:evenVBand="0" w:oddHBand="0" w:evenHBand="0" w:firstRowFirstColumn="0" w:firstRowLastColumn="0" w:lastRowFirstColumn="0" w:lastRowLastColumn="0"/>
+            <w:tcW w:w="3165" w:type="dxa"/>
+          </w:tcPr>
+          <w:p>
+            <w:pPr>
+              <w:spacing w:line="360" w:lineRule="auto"/>
+              <w:jc w:val="both"/>
+              <w:rPr>
+                <w:rFonts w:ascii="Times New Roman" w:hAnsi="Times New Roman" w:cs="Times New Roman"/>
+              </w:rPr>
+            </w:pPr>
+            <w:r>
+              <w:rPr>
+                <w:rFonts w:ascii="Times New Roman" w:hAnsi="Times New Roman" w:cs="Times New Roman"/>
+              </w:rPr>
+              <w:t>delete_dir</w:t>
+            </w:r>
+            <w:r>
+              <w:rPr>
+                <w:rFonts w:ascii="Times New Roman" w:hAnsi="Times New Roman" w:cs="Times New Roman"/>
+              </w:rPr>
+              <w:t>()</w:t>
+            </w:r>
+          </w:p>
+        </w:tc>
+        <w:tc>
+          <w:tcPr>
+            <w:tcW w:w="6650" w:type="dxa"/>
+          </w:tcPr>
+          <w:p>
+            <w:pPr>
+              <w:spacing w:line="360" w:lineRule="auto"/>
+              <w:jc w:val="both"/>
+              <w:cnfStyle w:val="000000100000" w:firstRow="0" w:lastRow="0" w:firstColumn="0" w:lastColumn="0" w:oddVBand="0" w:evenVBand="0" w:oddHBand="1" w:evenHBand="0" w:firstRowFirstColumn="0" w:firstRowLastColumn="0" w:lastRowFirstColumn="0" w:lastRowLastColumn="0"/>
+              <w:rPr>
+                <w:rFonts w:ascii="Times New Roman" w:hAnsi="Times New Roman" w:cs="Times New Roman"/>
+              </w:rPr>
+            </w:pPr>
+            <w:r>
+              <w:rPr>
+                <w:rFonts w:ascii="Times New Roman" w:hAnsi="Times New Roman" w:cs="Times New Roman"/>
+              </w:rPr>
+              <w:t>Delete a directory from cloud system.</w:t>
+            </w:r>
+          </w:p>
+        </w:tc>
+      </w:tr>
+      <w:tr>
+        <w:trPr>
+          <w:trHeight w:val="476"/>
+        </w:trPr>
+        <w:tc>
+          <w:tcPr>
+            <w:cnfStyle w:val="001000000000" w:firstRow="0" w:lastRow="0" w:firstColumn="1" w:lastColumn="0" w:oddVBand="0" w:evenVBand="0" w:oddHBand="0" w:evenHBand="0" w:firstRowFirstColumn="0" w:firstRowLastColumn="0" w:lastRowFirstColumn="0" w:lastRowLastColumn="0"/>
+            <w:tcW w:w="3165" w:type="dxa"/>
+          </w:tcPr>
+          <w:p>
+            <w:pPr>
+              <w:spacing w:line="360" w:lineRule="auto"/>
+              <w:jc w:val="both"/>
+              <w:rPr>
+                <w:rFonts w:ascii="Times New Roman" w:hAnsi="Times New Roman" w:cs="Times New Roman"/>
+              </w:rPr>
+            </w:pPr>
+            <w:r>
+              <w:rPr>
+                <w:rFonts w:ascii="Times New Roman" w:hAnsi="Times New Roman" w:cs="Times New Roman"/>
+              </w:rPr>
+              <w:t>delete_file</w:t>
+            </w:r>
+            <w:r>
+              <w:rPr>
+                <w:rFonts w:ascii="Times New Roman" w:hAnsi="Times New Roman" w:cs="Times New Roman"/>
+              </w:rPr>
+              <w:t>()</w:t>
+            </w:r>
+          </w:p>
+        </w:tc>
+        <w:tc>
+          <w:tcPr>
+            <w:tcW w:w="6650" w:type="dxa"/>
+          </w:tcPr>
+          <w:p>
+            <w:pPr>
+              <w:spacing w:line="360" w:lineRule="auto"/>
+              <w:jc w:val="both"/>
+              <w:cnfStyle w:val="000000000000" w:firstRow="0" w:lastRow="0" w:firstColumn="0" w:lastColumn="0" w:oddVBand="0" w:evenVBand="0" w:oddHBand="0" w:evenHBand="0" w:firstRowFirstColumn="0" w:firstRowLastColumn="0" w:lastRowFirstColumn="0" w:lastRowLastColumn="0"/>
+              <w:rPr>
+                <w:rFonts w:ascii="Times New Roman" w:hAnsi="Times New Roman" w:cs="Times New Roman"/>
+              </w:rPr>
+            </w:pPr>
+            <w:r>
+              <w:rPr>
+                <w:rFonts w:ascii="Times New Roman" w:hAnsi="Times New Roman" w:cs="Times New Roman"/>
+              </w:rPr>
+              <w:t>Delete a file from cloud system..</w:t>
+            </w:r>
+          </w:p>
+        </w:tc>
+      </w:tr>
+      <w:tr>
+        <w:trPr>
+          <w:cnfStyle w:val="000000100000" w:firstRow="0" w:lastRow="0" w:firstColumn="0" w:lastColumn="0" w:oddVBand="0" w:evenVBand="0" w:oddHBand="1" w:evenHBand="0" w:firstRowFirstColumn="0" w:firstRowLastColumn="0" w:lastRowFirstColumn="0" w:lastRowLastColumn="0"/>
+          <w:trHeight w:val="476"/>
+        </w:trPr>
+        <w:tc>
+          <w:tcPr>
+            <w:cnfStyle w:val="001000000000" w:firstRow="0" w:lastRow="0" w:firstColumn="1" w:lastColumn="0" w:oddVBand="0" w:evenVBand="0" w:oddHBand="0" w:evenHBand="0" w:firstRowFirstColumn="0" w:firstRowLastColumn="0" w:lastRowFirstColumn="0" w:lastRowLastColumn="0"/>
+            <w:tcW w:w="3165" w:type="dxa"/>
+          </w:tcPr>
+          <w:p>
+            <w:pPr>
+              <w:spacing w:line="360" w:lineRule="auto"/>
+              <w:jc w:val="both"/>
+              <w:rPr>
+                <w:rFonts w:ascii="Times New Roman" w:hAnsi="Times New Roman" w:cs="Times New Roman"/>
+              </w:rPr>
+            </w:pPr>
+            <w:r>
+              <w:rPr>
+                <w:rFonts w:ascii="Times New Roman" w:hAnsi="Times New Roman" w:cs="Times New Roman"/>
+              </w:rPr>
+              <w:t>check_file_exists</w:t>
+            </w:r>
+            <w:r>
+              <w:rPr>
+                <w:rFonts w:ascii="Times New Roman" w:hAnsi="Times New Roman" w:cs="Times New Roman"/>
+              </w:rPr>
+              <w:t>()</w:t>
+            </w:r>
+          </w:p>
+        </w:tc>
+        <w:tc>
+          <w:tcPr>
+            <w:tcW w:w="6650" w:type="dxa"/>
+          </w:tcPr>
+          <w:p>
+            <w:pPr>
+              <w:spacing w:line="360" w:lineRule="auto"/>
+              <w:jc w:val="both"/>
+              <w:cnfStyle w:val="000000100000" w:firstRow="0" w:lastRow="0" w:firstColumn="0" w:lastColumn="0" w:oddVBand="0" w:evenVBand="0" w:oddHBand="1" w:evenHBand="0" w:firstRowFirstColumn="0" w:firstRowLastColumn="0" w:lastRowFirstColumn="0" w:lastRowLastColumn="0"/>
+              <w:rPr>
+                <w:rFonts w:ascii="Times New Roman" w:hAnsi="Times New Roman" w:cs="Times New Roman"/>
+              </w:rPr>
+            </w:pPr>
+            <w:r>
+              <w:rPr>
+                <w:rFonts w:ascii="Times New Roman" w:hAnsi="Times New Roman" w:cs="Times New Roman"/>
+              </w:rPr>
+              <w:t>Check if file exists in metadata.</w:t>
+            </w:r>
+          </w:p>
+        </w:tc>
+      </w:tr>
+      <w:tr>
+        <w:trPr>
+          <w:trHeight w:val="632"/>
+        </w:trPr>
+        <w:tc>
+          <w:tcPr>
+            <w:cnfStyle w:val="001000000000" w:firstRow="0" w:lastRow="0" w:firstColumn="1" w:lastColumn="0" w:oddVBand="0" w:evenVBand="0" w:oddHBand="0" w:evenHBand="0" w:firstRowFirstColumn="0" w:firstRowLastColumn="0" w:lastRowFirstColumn="0" w:lastRowLastColumn="0"/>
+            <w:tcW w:w="3165" w:type="dxa"/>
+          </w:tcPr>
+          <w:p>
+            <w:pPr>
+              <w:spacing w:line="360" w:lineRule="auto"/>
+              <w:jc w:val="both"/>
+              <w:rPr>
+                <w:rFonts w:ascii="Times New Roman" w:hAnsi="Times New Roman" w:cs="Times New Roman"/>
+              </w:rPr>
+            </w:pPr>
+            <w:r>
+              <w:rPr>
+                <w:rFonts w:ascii="Times New Roman" w:hAnsi="Times New Roman" w:cs="Times New Roman"/>
+              </w:rPr>
+              <w:lastRenderedPageBreak/>
+              <w:t>download_file</w:t>
+            </w:r>
+            <w:r>
+              <w:rPr>
+                <w:rFonts w:ascii="Times New Roman" w:hAnsi="Times New Roman" w:cs="Times New Roman"/>
+              </w:rPr>
+              <w:t>()</w:t>
+            </w:r>
+          </w:p>
+        </w:tc>
+        <w:tc>
+          <w:tcPr>
+            <w:tcW w:w="6650" w:type="dxa"/>
+          </w:tcPr>
+          <w:p>
+            <w:pPr>
+              <w:spacing w:line="360" w:lineRule="auto"/>
+              <w:jc w:val="both"/>
+              <w:cnfStyle w:val="000000000000" w:firstRow="0" w:lastRow="0" w:firstColumn="0" w:lastColumn="0" w:oddVBand="0" w:evenVBand="0" w:oddHBand="0" w:evenHBand="0" w:firstRowFirstColumn="0" w:firstRowLastColumn="0" w:lastRowFirstColumn="0" w:lastRowLastColumn="0"/>
+              <w:rPr>
+                <w:rFonts w:ascii="Times New Roman" w:hAnsi="Times New Roman" w:cs="Times New Roman"/>
+              </w:rPr>
+            </w:pPr>
+            <w:r>
+              <w:rPr>
+                <w:rFonts w:ascii="Times New Roman" w:hAnsi="Times New Roman" w:cs="Times New Roman"/>
+              </w:rPr>
+              <w:t>Download file form cloud system</w:t>
+            </w:r>
+            <w:r>
+              <w:rPr>
+                <w:rFonts w:ascii="Times New Roman" w:hAnsi="Times New Roman" w:cs="Times New Roman"/>
+              </w:rPr>
+              <w:t>.</w:t>
+            </w:r>
+          </w:p>
+        </w:tc>
+      </w:tr>
+    </w:tbl>
+    <w:p>
+      <w:pPr>
+        <w:pStyle w:val="Heading2"/>
+        <w:spacing w:line="360" w:lineRule="auto"/>
+        <w:rPr>
+          <w:rFonts w:ascii="Times New Roman" w:hAnsi="Times New Roman" w:cs="Times New Roman"/>
+        </w:rPr>
+      </w:pPr>
+      <w:bookmarkStart w:id="20" w:name="_Toc227870287"/>
+    </w:p>
+    <w:p>
+      <w:pPr>
+        <w:pStyle w:val="Heading2"/>
+        <w:spacing w:line="360" w:lineRule="auto"/>
+        <w:rPr>
+          <w:rFonts w:ascii="Times New Roman" w:hAnsi="Times New Roman" w:cs="Times New Roman"/>
+        </w:rPr>
+      </w:pPr>
+      <w:bookmarkStart w:id="21" w:name="_Toc227873233"/>
+      <w:r>
+        <w:rPr>
+          <w:rFonts w:ascii="Times New Roman" w:hAnsi="Times New Roman" w:cs="Times New Roman"/>
+        </w:rPr>
+        <w:t>4.2 Entity Schemas</w:t>
+      </w:r>
+      <w:bookmarkEnd w:id="20"/>
+      <w:bookmarkEnd w:id="21"/>
+      <w:r>
+        <w:rPr>
+          <w:rFonts w:ascii="Times New Roman" w:hAnsi="Times New Roman" w:cs="Times New Roman"/>
+        </w:rPr>
+        <w:t xml:space="preserve"> </w:t>
+      </w:r>
+    </w:p>
+    <w:p>
+      <w:pPr>
+        <w:spacing w:line="360" w:lineRule="auto"/>
+        <w:rPr>
+          <w:rFonts w:ascii="Times New Roman" w:hAnsi="Times New Roman" w:cs="Times New Roman"/>
+        </w:rPr>
+      </w:pPr>
+      <w:r>
+        <w:rPr>
+          <w:rFonts w:ascii="Times New Roman" w:hAnsi="Times New Roman" w:cs="Times New Roman"/>
+        </w:rPr>
+        <w:t xml:space="preserve">As a clean code practice, all the entity properties are made into schemas or models with </w:t>
+      </w:r>
+      <w:proofErr w:type="spellStart"/>
+      <w:r>
         <w:rPr>
           <w:rFonts w:ascii="Times New Roman" w:hAnsi="Times New Roman" w:cs="Times New Roman"/>
           <w:b/>
           <w:bCs/>
         </w:rPr>
-      </w:pPr>
-    </w:p>
-    <w:p>
-      <w:pPr>
-        <w:spacing w:line="360" w:lineRule="auto"/>
-        <w:rPr>
+        <w:t>Pydantic</w:t>
+      </w:r>
+      <w:proofErr w:type="spellEnd"/>
+      <w:r>
+        <w:rPr>
+          <w:rStyle w:val="FootnoteReference"/>
           <w:rFonts w:ascii="Times New Roman" w:hAnsi="Times New Roman" w:cs="Times New Roman"/>
           <w:b/>
           <w:bCs/>
         </w:rPr>
-      </w:pPr>
-    </w:p>
-    <w:p>
-      <w:pPr>
-        <w:spacing w:line="360" w:lineRule="auto"/>
+        <w:footnoteReference w:id="2"/>
+      </w:r>
+      <w:r>
+        <w:rPr>
+          <w:rFonts w:ascii="Times New Roman" w:hAnsi="Times New Roman" w:cs="Times New Roman"/>
+        </w:rPr>
+        <w:t xml:space="preserve"> </w:t>
+      </w:r>
+      <w:r>
         <w:rPr>
           <w:rFonts w:ascii="Times New Roman" w:hAnsi="Times New Roman" w:cs="Times New Roman"/>
           <w:b/>
           <w:bCs/>
         </w:rPr>
-      </w:pPr>
-    </w:p>
-    <w:p>
-      <w:pPr>
-        <w:spacing w:line="360" w:lineRule="auto"/>
+        <w:t>BaseModel</w:t>
+      </w:r>
+      <w:r>
+        <w:rPr>
+          <w:rFonts w:ascii="Times New Roman" w:hAnsi="Times New Roman" w:cs="Times New Roman"/>
+        </w:rPr>
+        <w:t xml:space="preserve"> for better data validation and usability. </w:t>
+      </w:r>
+      <w:r>
+        <w:rPr>
+          <w:rFonts w:ascii="Times New Roman" w:hAnsi="Times New Roman" w:cs="Times New Roman"/>
+        </w:rPr>
+        <w:t xml:space="preserve">There are directory, file, metadata, and user entities. A file entity has a file ID, name, and metadata. </w:t>
+      </w:r>
+    </w:p>
+    <w:p>
+      <w:pPr>
+        <w:spacing w:line="360" w:lineRule="auto"/>
+        <w:rPr>
+          <w:rFonts w:ascii="Times New Roman" w:hAnsi="Times New Roman" w:cs="Times New Roman"/>
+        </w:rPr>
+      </w:pPr>
+    </w:p>
+    <w:p>
+      <w:pPr>
+        <w:keepNext/>
+        <w:spacing w:line="360" w:lineRule="auto"/>
+        <w:rPr>
+          <w:rFonts w:ascii="Times New Roman" w:hAnsi="Times New Roman" w:cs="Times New Roman"/>
+        </w:rPr>
+      </w:pPr>
+      <w:r>
+        <w:rPr>
+          <w:rFonts w:ascii="Times New Roman" w:hAnsi="Times New Roman" w:cs="Times New Roman"/>
+          <w:noProof/>
+        </w:rPr>
+        <w:drawing>
+          <wp:inline distT="0" distB="0" distL="0" distR="0" wp14:anchorId="0B599973" wp14:editId="7962A92E">
+            <wp:extent cx="6120130" cy="1678940"/>
+            <wp:effectExtent l="0" t="0" r="3175" b="3175"/>
+            <wp:docPr id="886708586" name="Picture 1"/>
+            <wp:cNvGraphicFramePr>
+              <a:graphicFrameLocks xmlns:a="http://schemas.openxmlformats.org/drawingml/2006/main" noChangeAspect="1"/>
+            </wp:cNvGraphicFramePr>
+            <a:graphic xmlns:a="http://schemas.openxmlformats.org/drawingml/2006/main">
+              <a:graphicData uri="http://schemas.openxmlformats.org/drawingml/2006/picture">
+                <pic:pic xmlns:pic="http://schemas.openxmlformats.org/drawingml/2006/picture">
+                  <pic:nvPicPr>
+                    <pic:cNvPr id="886708586" name="Picture 886708586"/>
+                    <pic:cNvPicPr/>
+                  </pic:nvPicPr>
+                  <pic:blipFill>
+                    <a:blip r:embed="rId11" cstate="print">
+                      <a:extLst>
+                        <a:ext uri="{28A0092B-C50C-407E-A947-70E740481C1C}">
+                          <a14:useLocalDpi xmlns:a14="http://schemas.microsoft.com/office/drawing/2010/main" val="0"/>
+                        </a:ext>
+                      </a:extLst>
+                    </a:blip>
+                    <a:stretch>
+                      <a:fillRect/>
+                    </a:stretch>
+                  </pic:blipFill>
+                  <pic:spPr>
+                    <a:xfrm>
+                      <a:off x="0" y="0"/>
+                      <a:ext cx="6120130" cy="1678940"/>
+                    </a:xfrm>
+                    <a:prstGeom prst="rect">
+                      <a:avLst/>
+                    </a:prstGeom>
+                  </pic:spPr>
+                </pic:pic>
+              </a:graphicData>
+            </a:graphic>
+          </wp:inline>
+        </w:drawing>
+      </w:r>
+    </w:p>
+    <w:p>
+      <w:pPr>
+        <w:pStyle w:val="Caption"/>
+        <w:spacing w:line="360" w:lineRule="auto"/>
+        <w:jc w:val="center"/>
+        <w:rPr>
+          <w:rFonts w:ascii="Times New Roman" w:hAnsi="Times New Roman" w:cs="Times New Roman"/>
+        </w:rPr>
+      </w:pPr>
+      <w:r>
+        <w:rPr>
+          <w:rFonts w:ascii="Times New Roman" w:hAnsi="Times New Roman" w:cs="Times New Roman"/>
+        </w:rPr>
+        <w:t>Object diagram of all entity models.</w:t>
+      </w:r>
+    </w:p>
+    <w:p>
+      <w:pPr>
+        <w:spacing w:line="360" w:lineRule="auto"/>
+        <w:rPr>
+          <w:rFonts w:ascii="Times New Roman" w:hAnsi="Times New Roman" w:cs="Times New Roman"/>
+        </w:rPr>
+      </w:pPr>
+    </w:p>
+    <w:p>
+      <w:pPr>
+        <w:spacing w:line="360" w:lineRule="auto"/>
+        <w:rPr>
+          <w:rFonts w:ascii="Times New Roman" w:hAnsi="Times New Roman" w:cs="Times New Roman"/>
+        </w:rPr>
+      </w:pPr>
+      <w:r>
+        <w:rPr>
+          <w:rFonts w:ascii="Times New Roman" w:hAnsi="Times New Roman" w:cs="Times New Roman"/>
+        </w:rPr>
+        <w:t xml:space="preserve"> A directory entity has an ID, a name of the directory, metadata, and file data. Metadata contains the created date, updated date, size, and location path. Similarly, the user has an ID, name, and respective email. </w:t>
+      </w:r>
+    </w:p>
+    <w:p>
+      <w:pPr>
+        <w:spacing w:line="360" w:lineRule="auto"/>
+        <w:rPr>
+          <w:rFonts w:ascii="Times New Roman" w:hAnsi="Times New Roman" w:cs="Times New Roman"/>
+        </w:rPr>
+      </w:pPr>
+    </w:p>
+    <w:p>
+      <w:pPr>
+        <w:pStyle w:val="Heading2"/>
+        <w:spacing w:line="360" w:lineRule="auto"/>
+        <w:rPr>
+          <w:rFonts w:ascii="Times New Roman" w:hAnsi="Times New Roman" w:cs="Times New Roman"/>
+        </w:rPr>
+      </w:pPr>
+      <w:bookmarkStart w:id="22" w:name="_Toc227873234"/>
+      <w:r>
+        <w:rPr>
+          <w:rFonts w:ascii="Times New Roman" w:hAnsi="Times New Roman" w:cs="Times New Roman"/>
+        </w:rPr>
+        <w:t xml:space="preserve">4.3 </w:t>
+      </w:r>
+      <w:r>
+        <w:rPr>
+          <w:rFonts w:ascii="Times New Roman" w:hAnsi="Times New Roman" w:cs="Times New Roman"/>
+        </w:rPr>
+        <w:t xml:space="preserve">Frontend </w:t>
+      </w:r>
+      <w:r>
+        <w:rPr>
+          <w:rFonts w:ascii="Times New Roman" w:hAnsi="Times New Roman" w:cs="Times New Roman"/>
+        </w:rPr>
+        <w:t>User Interactions Control</w:t>
+      </w:r>
+      <w:bookmarkEnd w:id="22"/>
+    </w:p>
+    <w:p>
+      <w:pPr>
+        <w:spacing w:line="360" w:lineRule="auto"/>
+        <w:rPr>
+          <w:rFonts w:ascii="Times New Roman" w:hAnsi="Times New Roman" w:cs="Times New Roman"/>
+        </w:rPr>
+      </w:pPr>
+      <w:r>
+        <w:rPr>
+          <w:rFonts w:ascii="Times New Roman" w:hAnsi="Times New Roman" w:cs="Times New Roman"/>
+        </w:rPr>
+        <w:t xml:space="preserve">JavaScript form data is used for performing most of the in-workspace actions. Which is in the </w:t>
+      </w:r>
+      <w:r>
         <w:rPr>
           <w:rFonts w:ascii="Times New Roman" w:hAnsi="Times New Roman" w:cs="Times New Roman"/>
           <w:b/>
           <w:bCs/>
         </w:rPr>
-      </w:pPr>
-    </w:p>
-    <w:p>
-      <w:pPr>
-        <w:spacing w:line="360" w:lineRule="auto"/>
+        <w:t>workspace.js</w:t>
+      </w:r>
+      <w:r>
+        <w:rPr>
+          <w:rFonts w:ascii="Times New Roman" w:hAnsi="Times New Roman" w:cs="Times New Roman"/>
+        </w:rPr>
+        <w:t xml:space="preserve"> file. The </w:t>
+      </w:r>
+      <w:r>
         <w:rPr>
           <w:rFonts w:ascii="Times New Roman" w:hAnsi="Times New Roman" w:cs="Times New Roman"/>
           <w:b/>
           <w:bCs/>
         </w:rPr>
-      </w:pPr>
-    </w:p>
-    <w:p>
-      <w:pPr>
-        <w:spacing w:line="360" w:lineRule="auto"/>
+        <w:t>firebase-auth.js</w:t>
+      </w:r>
+      <w:r>
+        <w:rPr>
+          <w:rFonts w:ascii="Times New Roman" w:hAnsi="Times New Roman" w:cs="Times New Roman"/>
+        </w:rPr>
+        <w:t xml:space="preserve"> also handles the user login and signup with a form, and it also authenticates and stores the token as cookies from Firebase for successful login. </w:t>
+      </w:r>
+    </w:p>
+    <w:p>
+      <w:pPr>
+        <w:pStyle w:val="Heading1"/>
+        <w:spacing w:line="360" w:lineRule="auto"/>
+        <w:rPr>
+          <w:rFonts w:ascii="Times New Roman" w:hAnsi="Times New Roman" w:cs="Times New Roman"/>
+        </w:rPr>
+      </w:pPr>
+      <w:bookmarkStart w:id="23" w:name="_Toc227870288"/>
+    </w:p>
+    <w:p>
+      <w:pPr>
+        <w:pStyle w:val="Heading1"/>
+        <w:spacing w:line="360" w:lineRule="auto"/>
+        <w:rPr>
+          <w:rFonts w:ascii="Times New Roman" w:hAnsi="Times New Roman" w:cs="Times New Roman"/>
+        </w:rPr>
+      </w:pPr>
+      <w:bookmarkStart w:id="24" w:name="_Toc227873235"/>
+      <w:r>
+        <w:rPr>
+          <w:rFonts w:ascii="Times New Roman" w:hAnsi="Times New Roman" w:cs="Times New Roman"/>
+        </w:rPr>
+        <w:t>5. Backend Endpoints</w:t>
+      </w:r>
+      <w:bookmarkEnd w:id="23"/>
+      <w:bookmarkEnd w:id="24"/>
+      <w:r>
+        <w:rPr>
+          <w:rFonts w:ascii="Times New Roman" w:hAnsi="Times New Roman" w:cs="Times New Roman"/>
+        </w:rPr>
+        <w:t xml:space="preserve"> </w:t>
+      </w:r>
+    </w:p>
+    <w:p>
+      <w:pPr>
+        <w:spacing w:line="360" w:lineRule="auto"/>
+        <w:rPr>
+          <w:rFonts w:ascii="Times New Roman" w:hAnsi="Times New Roman" w:cs="Times New Roman"/>
+        </w:rPr>
+      </w:pPr>
+      <w:r>
+        <w:rPr>
+          <w:rFonts w:ascii="Times New Roman" w:hAnsi="Times New Roman" w:cs="Times New Roman"/>
+        </w:rPr>
+        <w:t xml:space="preserve">Backend endpoints developed using Python FastAPI, which return either JSON or an HTML response. A full list of all the endpoint documentation is available at the </w:t>
+      </w:r>
+      <w:r>
         <w:rPr>
           <w:rFonts w:ascii="Times New Roman" w:hAnsi="Times New Roman" w:cs="Times New Roman"/>
           <w:b/>
           <w:bCs/>
         </w:rPr>
-      </w:pPr>
+        <w:t>/docs</w:t>
+      </w:r>
+      <w:r>
+        <w:rPr>
+          <w:rFonts w:ascii="Times New Roman" w:hAnsi="Times New Roman" w:cs="Times New Roman"/>
+        </w:rPr>
+        <w:t xml:space="preserve"> page. Developers can also test the API’s on the same page. </w:t>
+      </w:r>
+    </w:p>
+    <w:p>
+      <w:pPr>
+        <w:spacing w:line="360" w:lineRule="auto"/>
+        <w:rPr>
+          <w:rFonts w:ascii="Times New Roman" w:hAnsi="Times New Roman" w:cs="Times New Roman"/>
+        </w:rPr>
+      </w:pPr>
+    </w:p>
+    <w:p>
+      <w:pPr>
+        <w:spacing w:line="360" w:lineRule="auto"/>
+        <w:rPr>
+          <w:rFonts w:ascii="Times New Roman" w:hAnsi="Times New Roman" w:cs="Times New Roman"/>
+        </w:rPr>
+      </w:pPr>
+      <w:r>
+        <w:rPr>
+          <w:rFonts w:ascii="Times New Roman" w:hAnsi="Times New Roman" w:cs="Times New Roman"/>
+          <w:noProof/>
+        </w:rPr>
+        <w:drawing>
+          <wp:inline distT="0" distB="0" distL="0" distR="0" wp14:anchorId="7C48B92E" wp14:editId="61D7649A">
+            <wp:extent cx="6120130" cy="3291840"/>
+            <wp:effectExtent l="0" t="0" r="1270" b="0"/>
+            <wp:docPr id="1219903386" name="Picture 2"/>
+            <wp:cNvGraphicFramePr>
+              <a:graphicFrameLocks xmlns:a="http://schemas.openxmlformats.org/drawingml/2006/main" noChangeAspect="1"/>
+            </wp:cNvGraphicFramePr>
+            <a:graphic xmlns:a="http://schemas.openxmlformats.org/drawingml/2006/main">
+              <a:graphicData uri="http://schemas.openxmlformats.org/drawingml/2006/picture">
+                <pic:pic xmlns:pic="http://schemas.openxmlformats.org/drawingml/2006/picture">
+                  <pic:nvPicPr>
+                    <pic:cNvPr id="1219903386" name="Picture 1219903386"/>
+                    <pic:cNvPicPr/>
+                  </pic:nvPicPr>
+                  <pic:blipFill>
+                    <a:blip r:embed="rId12" cstate="print">
+                      <a:extLst>
+                        <a:ext uri="{28A0092B-C50C-407E-A947-70E740481C1C}">
+                          <a14:useLocalDpi xmlns:a14="http://schemas.microsoft.com/office/drawing/2010/main" val="0"/>
+                        </a:ext>
+                      </a:extLst>
+                    </a:blip>
+                    <a:stretch>
+                      <a:fillRect/>
+                    </a:stretch>
+                  </pic:blipFill>
+                  <pic:spPr>
+                    <a:xfrm>
+                      <a:off x="0" y="0"/>
+                      <a:ext cx="6120130" cy="3291840"/>
+                    </a:xfrm>
+                    <a:prstGeom prst="rect">
+                      <a:avLst/>
+                    </a:prstGeom>
+                  </pic:spPr>
+                </pic:pic>
+              </a:graphicData>
+            </a:graphic>
+          </wp:inline>
+        </w:drawing>
+      </w:r>
+    </w:p>
+    <w:p>
+      <w:pPr>
+        <w:rPr>
+          <w:rFonts w:ascii="Times New Roman" w:eastAsiaTheme="majorEastAsia" w:hAnsi="Times New Roman" w:cs="Times New Roman"/>
+          <w:color w:val="0F4761" w:themeColor="accent1" w:themeShade="BF"/>
+          <w:sz w:val="40"/>
+          <w:szCs w:val="40"/>
+          <w:lang w:val="en-US"/>
+        </w:rPr>
+      </w:pPr>
+      <w:bookmarkStart w:id="25" w:name="_Toc227870289"/>
+      <w:r>
+        <w:rPr>
+          <w:rFonts w:ascii="Times New Roman" w:hAnsi="Times New Roman" w:cs="Times New Roman"/>
+          <w:lang w:val="en-US"/>
+        </w:rPr>
+        <w:br w:type="page"/>
+      </w:r>
+    </w:p>
+    <w:p>
+      <w:pPr>
+        <w:pStyle w:val="Heading1"/>
+        <w:rPr>
+          <w:rFonts w:ascii="Times New Roman" w:hAnsi="Times New Roman" w:cs="Times New Roman"/>
+          <w:lang w:val="en-US"/>
+        </w:rPr>
+      </w:pPr>
+      <w:bookmarkStart w:id="26" w:name="_Toc227873236"/>
+      <w:r>
+        <w:rPr>
+          <w:rFonts w:ascii="Times New Roman" w:hAnsi="Times New Roman" w:cs="Times New Roman"/>
+          <w:lang w:val="en-US"/>
+        </w:rPr>
+        <w:lastRenderedPageBreak/>
+        <w:t>Appendix</w:t>
+      </w:r>
+      <w:bookmarkEnd w:id="25"/>
+      <w:bookmarkEnd w:id="26"/>
+    </w:p>
+    <w:p>
+      <w:pPr>
+        <w:pStyle w:val="ListParagraph"/>
+        <w:numPr>
+          <w:ilvl w:val="0"/>
+          <w:numId w:val="5"/>
+        </w:numPr>
+        <w:rPr>
+          <w:rFonts w:ascii="Times New Roman" w:hAnsi="Times New Roman" w:cs="Times New Roman"/>
+          <w:lang w:val="en-US"/>
+        </w:rPr>
+      </w:pPr>
+      <w:r>
+        <w:rPr>
+          <w:rFonts w:ascii="Times New Roman" w:hAnsi="Times New Roman" w:cs="Times New Roman"/>
+          <w:lang w:val="en-US"/>
+        </w:rPr>
+        <w:t xml:space="preserve">App login Ui </w:t>
+      </w:r>
     </w:p>
     <w:p>
       <w:pPr>
@@ -2053,16 +3970,64 @@
           <w:bCs/>
         </w:rPr>
       </w:pPr>
-    </w:p>
-    <w:p>
-      <w:pPr>
-        <w:spacing w:line="360" w:lineRule="auto"/>
+      <w:r>
         <w:rPr>
           <w:rFonts w:ascii="Times New Roman" w:hAnsi="Times New Roman" w:cs="Times New Roman"/>
           <w:b/>
           <w:bCs/>
-        </w:rPr>
-      </w:pPr>
+          <w:noProof/>
+        </w:rPr>
+        <w:drawing>
+          <wp:inline distT="0" distB="0" distL="0" distR="0" wp14:anchorId="25F656FC" wp14:editId="088E5E45">
+            <wp:extent cx="6120130" cy="3357111"/>
+            <wp:effectExtent l="0" t="0" r="1270" b="0"/>
+            <wp:docPr id="1963303459" name="Picture 4"/>
+            <wp:cNvGraphicFramePr>
+              <a:graphicFrameLocks xmlns:a="http://schemas.openxmlformats.org/drawingml/2006/main" noChangeAspect="1"/>
+            </wp:cNvGraphicFramePr>
+            <a:graphic xmlns:a="http://schemas.openxmlformats.org/drawingml/2006/main">
+              <a:graphicData uri="http://schemas.openxmlformats.org/drawingml/2006/picture">
+                <pic:pic xmlns:pic="http://schemas.openxmlformats.org/drawingml/2006/picture">
+                  <pic:nvPicPr>
+                    <pic:cNvPr id="1963303459" name="Picture 1963303459"/>
+                    <pic:cNvPicPr/>
+                  </pic:nvPicPr>
+                  <pic:blipFill rotWithShape="1">
+                    <a:blip r:embed="rId13" cstate="print">
+                      <a:extLst>
+                        <a:ext uri="{28A0092B-C50C-407E-A947-70E740481C1C}">
+                          <a14:useLocalDpi xmlns:a14="http://schemas.microsoft.com/office/drawing/2010/main" val="0"/>
+                        </a:ext>
+                      </a:extLst>
+                    </a:blip>
+                    <a:srcRect t="3859"/>
+                    <a:stretch>
+                      <a:fillRect/>
+                    </a:stretch>
+                  </pic:blipFill>
+                  <pic:spPr bwMode="auto">
+                    <a:xfrm>
+                      <a:off x="0" y="0"/>
+                      <a:ext cx="6120130" cy="3357111"/>
+                    </a:xfrm>
+                    <a:prstGeom prst="rect">
+                      <a:avLst/>
+                    </a:prstGeom>
+                    <a:ln>
+                      <a:noFill/>
+                    </a:ln>
+                    <a:extLst>
+                      <a:ext uri="{53640926-AAD7-44D8-BBD7-CCE9431645EC}">
+                        <a14:shadowObscured xmlns:a14="http://schemas.microsoft.com/office/drawing/2010/main"/>
+                      </a:ext>
+                    </a:extLst>
+                  </pic:spPr>
+                </pic:pic>
+              </a:graphicData>
+            </a:graphic>
+          </wp:inline>
+        </w:drawing>
+      </w:r>
     </w:p>
     <w:p>
       <w:pPr>
@@ -2073,37 +4038,167 @@
           <w:bCs/>
         </w:rPr>
       </w:pPr>
-      <w:r>
-        <w:rPr>
-          <w:rFonts w:ascii="Times New Roman" w:hAnsi="Times New Roman" w:cs="Times New Roman"/>
-          <w:b/>
-          <w:bCs/>
-          <w:lang w:val="en-US"/>
-        </w:rPr>
-        <w:t xml:space="preserve">  </w:t>
-      </w:r>
-    </w:p>
-    <w:p>
-      <w:pPr>
-        <w:spacing w:line="360" w:lineRule="auto"/>
-        <w:rPr>
-          <w:rFonts w:ascii="Times New Roman" w:hAnsi="Times New Roman" w:cs="Times New Roman"/>
-          <w:b/>
-          <w:bCs/>
-        </w:rPr>
-      </w:pPr>
-    </w:p>
-    <w:p>
-      <w:pPr>
-        <w:spacing w:line="360" w:lineRule="auto"/>
-        <w:rPr>
-          <w:rFonts w:ascii="Times New Roman" w:hAnsi="Times New Roman" w:cs="Times New Roman"/>
-        </w:rPr>
-      </w:pPr>
+    </w:p>
+    <w:p>
+      <w:pPr>
+        <w:pStyle w:val="ListParagraph"/>
+        <w:numPr>
+          <w:ilvl w:val="0"/>
+          <w:numId w:val="5"/>
+        </w:numPr>
+        <w:spacing w:line="360" w:lineRule="auto"/>
+        <w:rPr>
+          <w:rFonts w:ascii="Times New Roman" w:hAnsi="Times New Roman" w:cs="Times New Roman"/>
+        </w:rPr>
+      </w:pPr>
+      <w:r>
+        <w:rPr>
+          <w:rFonts w:ascii="Times New Roman" w:hAnsi="Times New Roman" w:cs="Times New Roman"/>
+        </w:rPr>
+        <w:t xml:space="preserve">App workspace home page UI. </w:t>
+      </w:r>
+    </w:p>
+    <w:p>
+      <w:pPr>
+        <w:spacing w:line="360" w:lineRule="auto"/>
+        <w:rPr>
+          <w:rFonts w:ascii="Times New Roman" w:hAnsi="Times New Roman" w:cs="Times New Roman"/>
+        </w:rPr>
+      </w:pPr>
+      <w:r>
+        <w:rPr>
+          <w:rFonts w:ascii="Times New Roman" w:hAnsi="Times New Roman" w:cs="Times New Roman"/>
+          <w:noProof/>
+        </w:rPr>
+        <w:drawing>
+          <wp:inline distT="0" distB="0" distL="0" distR="0" wp14:anchorId="52D5C279" wp14:editId="54F07291">
+            <wp:extent cx="6120130" cy="3518535"/>
+            <wp:effectExtent l="0" t="0" r="1270" b="0"/>
+            <wp:docPr id="729383004" name="Picture 3"/>
+            <wp:cNvGraphicFramePr>
+              <a:graphicFrameLocks xmlns:a="http://schemas.openxmlformats.org/drawingml/2006/main" noChangeAspect="1"/>
+            </wp:cNvGraphicFramePr>
+            <a:graphic xmlns:a="http://schemas.openxmlformats.org/drawingml/2006/main">
+              <a:graphicData uri="http://schemas.openxmlformats.org/drawingml/2006/picture">
+                <pic:pic xmlns:pic="http://schemas.openxmlformats.org/drawingml/2006/picture">
+                  <pic:nvPicPr>
+                    <pic:cNvPr id="729383004" name="Picture 729383004"/>
+                    <pic:cNvPicPr/>
+                  </pic:nvPicPr>
+                  <pic:blipFill>
+                    <a:blip r:embed="rId14" cstate="print">
+                      <a:extLst>
+                        <a:ext uri="{28A0092B-C50C-407E-A947-70E740481C1C}">
+                          <a14:useLocalDpi xmlns:a14="http://schemas.microsoft.com/office/drawing/2010/main" val="0"/>
+                        </a:ext>
+                      </a:extLst>
+                    </a:blip>
+                    <a:stretch>
+                      <a:fillRect/>
+                    </a:stretch>
+                  </pic:blipFill>
+                  <pic:spPr>
+                    <a:xfrm>
+                      <a:off x="0" y="0"/>
+                      <a:ext cx="6120130" cy="3518535"/>
+                    </a:xfrm>
+                    <a:prstGeom prst="rect">
+                      <a:avLst/>
+                    </a:prstGeom>
+                  </pic:spPr>
+                </pic:pic>
+              </a:graphicData>
+            </a:graphic>
+          </wp:inline>
+        </w:drawing>
+      </w:r>
+    </w:p>
+    <w:p>
+      <w:pPr>
+        <w:spacing w:line="360" w:lineRule="auto"/>
+        <w:rPr>
+          <w:rFonts w:ascii="Times New Roman" w:hAnsi="Times New Roman" w:cs="Times New Roman"/>
+        </w:rPr>
+      </w:pPr>
+    </w:p>
+    <w:p>
+      <w:pPr>
+        <w:pStyle w:val="ListParagraph"/>
+        <w:numPr>
+          <w:ilvl w:val="0"/>
+          <w:numId w:val="5"/>
+        </w:numPr>
+        <w:spacing w:line="360" w:lineRule="auto"/>
+        <w:rPr>
+          <w:rFonts w:ascii="Times New Roman" w:hAnsi="Times New Roman" w:cs="Times New Roman"/>
+        </w:rPr>
+      </w:pPr>
+      <w:r>
+        <w:rPr>
+          <w:rFonts w:ascii="Times New Roman" w:hAnsi="Times New Roman" w:cs="Times New Roman"/>
+        </w:rPr>
+        <w:lastRenderedPageBreak/>
+        <w:t xml:space="preserve">App workspace duplicate page UI </w:t>
+      </w:r>
+    </w:p>
+    <w:p>
+      <w:pPr>
+        <w:spacing w:line="360" w:lineRule="auto"/>
+        <w:rPr>
+          <w:rFonts w:ascii="Times New Roman" w:hAnsi="Times New Roman" w:cs="Times New Roman"/>
+        </w:rPr>
+      </w:pPr>
+      <w:r>
+        <w:rPr>
+          <w:rFonts w:ascii="Times New Roman" w:hAnsi="Times New Roman" w:cs="Times New Roman"/>
+          <w:noProof/>
+        </w:rPr>
+        <w:drawing>
+          <wp:inline distT="0" distB="0" distL="0" distR="0" wp14:anchorId="381FC025" wp14:editId="20516B8E">
+            <wp:extent cx="6120130" cy="3464560"/>
+            <wp:effectExtent l="0" t="0" r="1270" b="2540"/>
+            <wp:docPr id="539061546" name="Picture 5"/>
+            <wp:cNvGraphicFramePr>
+              <a:graphicFrameLocks xmlns:a="http://schemas.openxmlformats.org/drawingml/2006/main" noChangeAspect="1"/>
+            </wp:cNvGraphicFramePr>
+            <a:graphic xmlns:a="http://schemas.openxmlformats.org/drawingml/2006/main">
+              <a:graphicData uri="http://schemas.openxmlformats.org/drawingml/2006/picture">
+                <pic:pic xmlns:pic="http://schemas.openxmlformats.org/drawingml/2006/picture">
+                  <pic:nvPicPr>
+                    <pic:cNvPr id="539061546" name="Picture 539061546"/>
+                    <pic:cNvPicPr/>
+                  </pic:nvPicPr>
+                  <pic:blipFill>
+                    <a:blip r:embed="rId15" cstate="print">
+                      <a:extLst>
+                        <a:ext uri="{28A0092B-C50C-407E-A947-70E740481C1C}">
+                          <a14:useLocalDpi xmlns:a14="http://schemas.microsoft.com/office/drawing/2010/main" val="0"/>
+                        </a:ext>
+                      </a:extLst>
+                    </a:blip>
+                    <a:stretch>
+                      <a:fillRect/>
+                    </a:stretch>
+                  </pic:blipFill>
+                  <pic:spPr>
+                    <a:xfrm>
+                      <a:off x="0" y="0"/>
+                      <a:ext cx="6120130" cy="3464560"/>
+                    </a:xfrm>
+                    <a:prstGeom prst="rect">
+                      <a:avLst/>
+                    </a:prstGeom>
+                  </pic:spPr>
+                </pic:pic>
+              </a:graphicData>
+            </a:graphic>
+          </wp:inline>
+        </w:drawing>
+      </w:r>
     </w:p>
     <w:sectPr>
-      <w:headerReference w:type="default" r:id="rId8"/>
-      <w:footerReference w:type="default" r:id="rId9"/>
+      <w:headerReference w:type="default" r:id="rId16"/>
+      <w:footerReference w:type="default" r:id="rId17"/>
       <w:pgSz w:w="11906" w:h="16838"/>
       <w:pgMar w:top="1134" w:right="1134" w:bottom="1134" w:left="1134" w:header="709" w:footer="850" w:gutter="0"/>
       <w:cols w:space="720"/>
@@ -2112,10 +4207,98 @@
 </w:document>
 </file>
 
+<file path=word/endnotes.xml><?xml version="1.0" encoding="utf-8"?>
+<w:endnotes xmlns:wpc="http://schemas.microsoft.com/office/word/2010/wordprocessingCanvas" xmlns:cx="http://schemas.microsoft.com/office/drawing/2014/chartex" xmlns:cx1="http://schemas.microsoft.com/office/drawing/2015/9/8/chartex" xmlns:cx2="http://schemas.microsoft.com/office/drawing/2015/10/21/chartex" xmlns:cx3="http://schemas.microsoft.com/office/drawing/2016/5/9/chartex" xmlns:cx4="http://schemas.microsoft.com/office/drawing/2016/5/10/chartex" xmlns:cx5="http://schemas.microsoft.com/office/drawing/2016/5/11/chartex" xmlns:cx6="http://schemas.microsoft.com/office/drawing/2016/5/12/chartex" xmlns:cx7="http://schemas.microsoft.com/office/drawing/2016/5/13/chartex" xmlns:cx8="http://schemas.microsoft.com/office/drawing/2016/5/14/chartex" xmlns:mc="http://schemas.openxmlformats.org/markup-compatibility/2006" xmlns:aink="http://schemas.microsoft.com/office/drawing/2016/ink" xmlns:am3d="http://schemas.microsoft.com/office/drawing/2017/model3d" xmlns:o="urn:schemas-microsoft-com:office:office" xmlns:oel="http://schemas.microsoft.com/office/2019/extlst" xmlns:r="http://schemas.openxmlformats.org/officeDocument/2006/relationships" xmlns:m="http://schemas.openxmlformats.org/officeDocument/2006/math" xmlns:v="urn:schemas-microsoft-com:vml" xmlns:wp14="http://schemas.microsoft.com/office/word/2010/wordprocessingDrawing" xmlns:wp="http://schemas.openxmlformats.org/drawingml/2006/wordprocessingDrawing" xmlns:w10="urn:schemas-microsoft-com:office:word" xmlns:w="http://schemas.openxmlformats.org/wordprocessingml/2006/main" xmlns:w14="http://schemas.microsoft.com/office/word/2010/wordml" xmlns:w15="http://schemas.microsoft.com/office/word/2012/wordml" xmlns:w16cex="http://schemas.microsoft.com/office/word/2018/wordml/cex" xmlns:w16cid="http://schemas.microsoft.com/office/word/2016/wordml/cid" xmlns:w16="http://schemas.microsoft.com/office/word/2018/wordml" xmlns:w16du="http://schemas.microsoft.com/office/word/2023/wordml/word16du" xmlns:w16sdtdh="http://schemas.microsoft.com/office/word/2020/wordml/sdtdatahash" xmlns:w16sdtfl="http://schemas.microsoft.com/office/word/2024/wordml/sdtformatlock" xmlns:w16se="http://schemas.microsoft.com/office/word/2015/wordml/symex" xmlns:wpg="http://schemas.microsoft.com/office/word/2010/wordprocessingGroup" xmlns:wpi="http://schemas.microsoft.com/office/word/2010/wordprocessingInk" xmlns:wne="http://schemas.microsoft.com/office/word/2006/wordml" xmlns:wps="http://schemas.microsoft.com/office/word/2010/wordprocessingShape" mc:Ignorable="w14 w15 w16se w16cid w16 w16cex w16sdtdh w16sdtfl w16du wp14">
+  <w:endnote w:type="separator" w:id="-1">
+    <w:p>
+      <w:pPr>
+        <w:spacing w:after="0" w:line="240" w:lineRule="auto"/>
+      </w:pPr>
+      <w:r>
+        <w:separator/>
+      </w:r>
+    </w:p>
+  </w:endnote>
+  <w:endnote w:type="continuationSeparator" w:id="0">
+    <w:p>
+      <w:pPr>
+        <w:spacing w:after="0" w:line="240" w:lineRule="auto"/>
+      </w:pPr>
+      <w:r>
+        <w:continuationSeparator/>
+      </w:r>
+    </w:p>
+  </w:endnote>
+</w:endnotes>
+</file>
+
 <file path=word/footer1.xml><?xml version="1.0" encoding="utf-8"?>
 <w:ftr xmlns:wpc="http://schemas.microsoft.com/office/word/2010/wordprocessingCanvas" xmlns:cx="http://schemas.microsoft.com/office/drawing/2014/chartex" xmlns:cx1="http://schemas.microsoft.com/office/drawing/2015/9/8/chartex" xmlns:cx2="http://schemas.microsoft.com/office/drawing/2015/10/21/chartex" xmlns:cx3="http://schemas.microsoft.com/office/drawing/2016/5/9/chartex" xmlns:cx4="http://schemas.microsoft.com/office/drawing/2016/5/10/chartex" xmlns:cx5="http://schemas.microsoft.com/office/drawing/2016/5/11/chartex" xmlns:cx6="http://schemas.microsoft.com/office/drawing/2016/5/12/chartex" xmlns:cx7="http://schemas.microsoft.com/office/drawing/2016/5/13/chartex" xmlns:cx8="http://schemas.microsoft.com/office/drawing/2016/5/14/chartex" xmlns:mc="http://schemas.openxmlformats.org/markup-compatibility/2006" xmlns:aink="http://schemas.microsoft.com/office/drawing/2016/ink" xmlns:am3d="http://schemas.microsoft.com/office/drawing/2017/model3d" xmlns:o="urn:schemas-microsoft-com:office:office" xmlns:oel="http://schemas.microsoft.com/office/2019/extlst" xmlns:r="http://schemas.openxmlformats.org/officeDocument/2006/relationships" xmlns:m="http://schemas.openxmlformats.org/officeDocument/2006/math" xmlns:v="urn:schemas-microsoft-com:vml" xmlns:wp14="http://schemas.microsoft.com/office/word/2010/wordprocessingDrawing" xmlns:wp="http://schemas.openxmlformats.org/drawingml/2006/wordprocessingDrawing" xmlns:w10="urn:schemas-microsoft-com:office:word" xmlns:w="http://schemas.openxmlformats.org/wordprocessingml/2006/main" xmlns:w14="http://schemas.microsoft.com/office/word/2010/wordml" xmlns:w15="http://schemas.microsoft.com/office/word/2012/wordml" xmlns:w16cex="http://schemas.microsoft.com/office/word/2018/wordml/cex" xmlns:w16cid="http://schemas.microsoft.com/office/word/2016/wordml/cid" xmlns:w16="http://schemas.microsoft.com/office/word/2018/wordml" xmlns:w16du="http://schemas.microsoft.com/office/word/2023/wordml/word16du" xmlns:w16sdtdh="http://schemas.microsoft.com/office/word/2020/wordml/sdtdatahash" xmlns:w16sdtfl="http://schemas.microsoft.com/office/word/2024/wordml/sdtformatlock" xmlns:w16se="http://schemas.microsoft.com/office/word/2015/wordml/symex" xmlns:wpg="http://schemas.microsoft.com/office/word/2010/wordprocessingGroup" xmlns:wpi="http://schemas.microsoft.com/office/word/2010/wordprocessingInk" xmlns:wne="http://schemas.microsoft.com/office/word/2006/wordml" xmlns:wps="http://schemas.microsoft.com/office/word/2010/wordprocessingShape" mc:Ignorable="w14 w15 w16se w16cid w16 w16cex w16sdtdh w16sdtfl w16du wp14">
   <w:p/>
 </w:ftr>
+</file>
+
+<file path=word/footnotes.xml><?xml version="1.0" encoding="utf-8"?>
+<w:footnotes xmlns:wpc="http://schemas.microsoft.com/office/word/2010/wordprocessingCanvas" xmlns:cx="http://schemas.microsoft.com/office/drawing/2014/chartex" xmlns:cx1="http://schemas.microsoft.com/office/drawing/2015/9/8/chartex" xmlns:cx2="http://schemas.microsoft.com/office/drawing/2015/10/21/chartex" xmlns:cx3="http://schemas.microsoft.com/office/drawing/2016/5/9/chartex" xmlns:cx4="http://schemas.microsoft.com/office/drawing/2016/5/10/chartex" xmlns:cx5="http://schemas.microsoft.com/office/drawing/2016/5/11/chartex" xmlns:cx6="http://schemas.microsoft.com/office/drawing/2016/5/12/chartex" xmlns:cx7="http://schemas.microsoft.com/office/drawing/2016/5/13/chartex" xmlns:cx8="http://schemas.microsoft.com/office/drawing/2016/5/14/chartex" xmlns:mc="http://schemas.openxmlformats.org/markup-compatibility/2006" xmlns:aink="http://schemas.microsoft.com/office/drawing/2016/ink" xmlns:am3d="http://schemas.microsoft.com/office/drawing/2017/model3d" xmlns:o="urn:schemas-microsoft-com:office:office" xmlns:oel="http://schemas.microsoft.com/office/2019/extlst" xmlns:r="http://schemas.openxmlformats.org/officeDocument/2006/relationships" xmlns:m="http://schemas.openxmlformats.org/officeDocument/2006/math" xmlns:v="urn:schemas-microsoft-com:vml" xmlns:wp14="http://schemas.microsoft.com/office/word/2010/wordprocessingDrawing" xmlns:wp="http://schemas.openxmlformats.org/drawingml/2006/wordprocessingDrawing" xmlns:w10="urn:schemas-microsoft-com:office:word" xmlns:w="http://schemas.openxmlformats.org/wordprocessingml/2006/main" xmlns:w14="http://schemas.microsoft.com/office/word/2010/wordml" xmlns:w15="http://schemas.microsoft.com/office/word/2012/wordml" xmlns:w16cex="http://schemas.microsoft.com/office/word/2018/wordml/cex" xmlns:w16cid="http://schemas.microsoft.com/office/word/2016/wordml/cid" xmlns:w16="http://schemas.microsoft.com/office/word/2018/wordml" xmlns:w16du="http://schemas.microsoft.com/office/word/2023/wordml/word16du" xmlns:w16sdtdh="http://schemas.microsoft.com/office/word/2020/wordml/sdtdatahash" xmlns:w16sdtfl="http://schemas.microsoft.com/office/word/2024/wordml/sdtformatlock" xmlns:w16se="http://schemas.microsoft.com/office/word/2015/wordml/symex" xmlns:wpg="http://schemas.microsoft.com/office/word/2010/wordprocessingGroup" xmlns:wpi="http://schemas.microsoft.com/office/word/2010/wordprocessingInk" xmlns:wne="http://schemas.microsoft.com/office/word/2006/wordml" xmlns:wps="http://schemas.microsoft.com/office/word/2010/wordprocessingShape" mc:Ignorable="w14 w15 w16se w16cid w16 w16cex w16sdtdh w16sdtfl w16du wp14">
+  <w:footnote w:type="separator" w:id="-1">
+    <w:p>
+      <w:pPr>
+        <w:spacing w:after="0" w:line="240" w:lineRule="auto"/>
+      </w:pPr>
+      <w:r>
+        <w:separator/>
+      </w:r>
+    </w:p>
+  </w:footnote>
+  <w:footnote w:type="continuationSeparator" w:id="0">
+    <w:p>
+      <w:pPr>
+        <w:spacing w:after="0" w:line="240" w:lineRule="auto"/>
+      </w:pPr>
+      <w:r>
+        <w:continuationSeparator/>
+      </w:r>
+    </w:p>
+  </w:footnote>
+  <w:footnote w:id="1">
+    <w:p>
+      <w:pPr>
+        <w:pStyle w:val="FootnoteText"/>
+      </w:pPr>
+      <w:r>
+        <w:rPr>
+          <w:rStyle w:val="FootnoteReference"/>
+        </w:rPr>
+        <w:footnoteRef/>
+      </w:r>
+      <w:r>
+        <w:t xml:space="preserve"> </w:t>
+      </w:r>
+      <w:r>
+        <w:t>https://docs.astral.sh/uv/</w:t>
+      </w:r>
+    </w:p>
+  </w:footnote>
+  <w:footnote w:id="2">
+    <w:p>
+      <w:pPr>
+        <w:pStyle w:val="FootnoteText"/>
+      </w:pPr>
+      <w:r>
+        <w:rPr>
+          <w:rStyle w:val="FootnoteReference"/>
+        </w:rPr>
+        <w:footnoteRef/>
+      </w:r>
+      <w:r>
+        <w:t xml:space="preserve"> </w:t>
+      </w:r>
+      <w:r>
+        <w:t>https://pydantic.dev/docs/</w:t>
+      </w:r>
+    </w:p>
+  </w:footnote>
+</w:footnotes>
 </file>
 
 <file path=word/header1.xml><?xml version="1.0" encoding="utf-8"?>
@@ -2127,6 +4310,95 @@
 <file path=word/numbering.xml><?xml version="1.0" encoding="utf-8"?>
 <w:numbering xmlns:wpc="http://schemas.microsoft.com/office/word/2010/wordprocessingCanvas" xmlns:cx="http://schemas.microsoft.com/office/drawing/2014/chartex" xmlns:cx1="http://schemas.microsoft.com/office/drawing/2015/9/8/chartex" xmlns:cx2="http://schemas.microsoft.com/office/drawing/2015/10/21/chartex" xmlns:cx3="http://schemas.microsoft.com/office/drawing/2016/5/9/chartex" xmlns:cx4="http://schemas.microsoft.com/office/drawing/2016/5/10/chartex" xmlns:cx5="http://schemas.microsoft.com/office/drawing/2016/5/11/chartex" xmlns:cx6="http://schemas.microsoft.com/office/drawing/2016/5/12/chartex" xmlns:cx7="http://schemas.microsoft.com/office/drawing/2016/5/13/chartex" xmlns:cx8="http://schemas.microsoft.com/office/drawing/2016/5/14/chartex" xmlns:mc="http://schemas.openxmlformats.org/markup-compatibility/2006" xmlns:aink="http://schemas.microsoft.com/office/drawing/2016/ink" xmlns:am3d="http://schemas.microsoft.com/office/drawing/2017/model3d" xmlns:o="urn:schemas-microsoft-com:office:office" xmlns:oel="http://schemas.microsoft.com/office/2019/extlst" xmlns:r="http://schemas.openxmlformats.org/officeDocument/2006/relationships" xmlns:m="http://schemas.openxmlformats.org/officeDocument/2006/math" xmlns:v="urn:schemas-microsoft-com:vml" xmlns:wp14="http://schemas.microsoft.com/office/word/2010/wordprocessingDrawing" xmlns:wp="http://schemas.openxmlformats.org/drawingml/2006/wordprocessingDrawing" xmlns:w10="urn:schemas-microsoft-com:office:word" xmlns:w="http://schemas.openxmlformats.org/wordprocessingml/2006/main" xmlns:w14="http://schemas.microsoft.com/office/word/2010/wordml" xmlns:w15="http://schemas.microsoft.com/office/word/2012/wordml" xmlns:w16cex="http://schemas.microsoft.com/office/word/2018/wordml/cex" xmlns:w16cid="http://schemas.microsoft.com/office/word/2016/wordml/cid" xmlns:w16="http://schemas.microsoft.com/office/word/2018/wordml" xmlns:w16du="http://schemas.microsoft.com/office/word/2023/wordml/word16du" xmlns:w16sdtdh="http://schemas.microsoft.com/office/word/2020/wordml/sdtdatahash" xmlns:w16sdtfl="http://schemas.microsoft.com/office/word/2024/wordml/sdtformatlock" xmlns:w16se="http://schemas.microsoft.com/office/word/2015/wordml/symex" xmlns:wpg="http://schemas.microsoft.com/office/word/2010/wordprocessingGroup" xmlns:wpi="http://schemas.microsoft.com/office/word/2010/wordprocessingInk" xmlns:wne="http://schemas.microsoft.com/office/word/2006/wordml" xmlns:wps="http://schemas.microsoft.com/office/word/2010/wordprocessingShape" mc:Ignorable="w14 w15 w16se w16cid w16 w16cex w16sdtdh w16sdtfl w16du wp14">
   <w:abstractNum w:abstractNumId="0" w15:restartNumberingAfterBreak="0">
+    <w:nsid w:val="136D02E3"/>
+    <w:multiLevelType w:val="hybridMultilevel"/>
+    <w:tmpl w:val="F3C69B4E"/>
+    <w:lvl w:ilvl="0" w:tplc="0809000F">
+      <w:start w:val="1"/>
+      <w:numFmt w:val="decimal"/>
+      <w:lvlText w:val="%1."/>
+      <w:lvlJc w:val="left"/>
+      <w:pPr>
+        <w:ind w:left="720" w:hanging="360"/>
+      </w:pPr>
+      <w:rPr>
+        <w:rFonts w:hint="default"/>
+      </w:rPr>
+    </w:lvl>
+    <w:lvl w:ilvl="1" w:tplc="08090019" w:tentative="1">
+      <w:start w:val="1"/>
+      <w:numFmt w:val="lowerLetter"/>
+      <w:lvlText w:val="%2."/>
+      <w:lvlJc w:val="left"/>
+      <w:pPr>
+        <w:ind w:left="1440" w:hanging="360"/>
+      </w:pPr>
+    </w:lvl>
+    <w:lvl w:ilvl="2" w:tplc="0809001B" w:tentative="1">
+      <w:start w:val="1"/>
+      <w:numFmt w:val="lowerRoman"/>
+      <w:lvlText w:val="%3."/>
+      <w:lvlJc w:val="right"/>
+      <w:pPr>
+        <w:ind w:left="2160" w:hanging="180"/>
+      </w:pPr>
+    </w:lvl>
+    <w:lvl w:ilvl="3" w:tplc="0809000F" w:tentative="1">
+      <w:start w:val="1"/>
+      <w:numFmt w:val="decimal"/>
+      <w:lvlText w:val="%4."/>
+      <w:lvlJc w:val="left"/>
+      <w:pPr>
+        <w:ind w:left="2880" w:hanging="360"/>
+      </w:pPr>
+    </w:lvl>
+    <w:lvl w:ilvl="4" w:tplc="08090019" w:tentative="1">
+      <w:start w:val="1"/>
+      <w:numFmt w:val="lowerLetter"/>
+      <w:lvlText w:val="%5."/>
+      <w:lvlJc w:val="left"/>
+      <w:pPr>
+        <w:ind w:left="3600" w:hanging="360"/>
+      </w:pPr>
+    </w:lvl>
+    <w:lvl w:ilvl="5" w:tplc="0809001B" w:tentative="1">
+      <w:start w:val="1"/>
+      <w:numFmt w:val="lowerRoman"/>
+      <w:lvlText w:val="%6."/>
+      <w:lvlJc w:val="right"/>
+      <w:pPr>
+        <w:ind w:left="4320" w:hanging="180"/>
+      </w:pPr>
+    </w:lvl>
+    <w:lvl w:ilvl="6" w:tplc="0809000F" w:tentative="1">
+      <w:start w:val="1"/>
+      <w:numFmt w:val="decimal"/>
+      <w:lvlText w:val="%7."/>
+      <w:lvlJc w:val="left"/>
+      <w:pPr>
+        <w:ind w:left="5040" w:hanging="360"/>
+      </w:pPr>
+    </w:lvl>
+    <w:lvl w:ilvl="7" w:tplc="08090019" w:tentative="1">
+      <w:start w:val="1"/>
+      <w:numFmt w:val="lowerLetter"/>
+      <w:lvlText w:val="%8."/>
+      <w:lvlJc w:val="left"/>
+      <w:pPr>
+        <w:ind w:left="5760" w:hanging="360"/>
+      </w:pPr>
+    </w:lvl>
+    <w:lvl w:ilvl="8" w:tplc="0809001B" w:tentative="1">
+      <w:start w:val="1"/>
+      <w:numFmt w:val="lowerRoman"/>
+      <w:lvlText w:val="%9."/>
+      <w:lvlJc w:val="right"/>
+      <w:pPr>
+        <w:ind w:left="6480" w:hanging="180"/>
+      </w:pPr>
+    </w:lvl>
+  </w:abstractNum>
+  <w:abstractNum w:abstractNumId="1" w15:restartNumberingAfterBreak="0">
     <w:nsid w:val="2FA5163C"/>
     <w:multiLevelType w:val="hybridMultilevel"/>
     <w:tmpl w:val="70947F52"/>
@@ -2375,17 +4647,17 @@
       </w:rPr>
     </w:lvl>
   </w:abstractNum>
-  <w:abstractNum w:abstractNumId="1" w15:restartNumberingAfterBreak="0">
-    <w:nsid w:val="4CC200B8"/>
+  <w:abstractNum w:abstractNumId="2" w15:restartNumberingAfterBreak="0">
+    <w:nsid w:val="333D6FB8"/>
     <w:multiLevelType w:val="hybridMultilevel"/>
-    <w:tmpl w:val="880813B8"/>
+    <w:tmpl w:val="6A548EAA"/>
     <w:lvl w:ilvl="0" w:tplc="08090001">
       <w:start w:val="1"/>
       <w:numFmt w:val="bullet"/>
       <w:lvlText w:val=""/>
       <w:lvlJc w:val="left"/>
       <w:pPr>
-        <w:ind w:left="720" w:hanging="360"/>
+        <w:ind w:left="764" w:hanging="360"/>
       </w:pPr>
       <w:rPr>
         <w:rFonts w:ascii="Symbol" w:hAnsi="Symbol" w:hint="default"/>
@@ -2397,6 +4669,119 @@
       <w:lvlText w:val="o"/>
       <w:lvlJc w:val="left"/>
       <w:pPr>
+        <w:ind w:left="1484" w:hanging="360"/>
+      </w:pPr>
+      <w:rPr>
+        <w:rFonts w:ascii="Courier New" w:hAnsi="Courier New" w:cs="Courier New" w:hint="default"/>
+      </w:rPr>
+    </w:lvl>
+    <w:lvl w:ilvl="2" w:tplc="08090005" w:tentative="1">
+      <w:start w:val="1"/>
+      <w:numFmt w:val="bullet"/>
+      <w:lvlText w:val=""/>
+      <w:lvlJc w:val="left"/>
+      <w:pPr>
+        <w:ind w:left="2204" w:hanging="360"/>
+      </w:pPr>
+      <w:rPr>
+        <w:rFonts w:ascii="Wingdings" w:hAnsi="Wingdings" w:hint="default"/>
+      </w:rPr>
+    </w:lvl>
+    <w:lvl w:ilvl="3" w:tplc="08090001" w:tentative="1">
+      <w:start w:val="1"/>
+      <w:numFmt w:val="bullet"/>
+      <w:lvlText w:val=""/>
+      <w:lvlJc w:val="left"/>
+      <w:pPr>
+        <w:ind w:left="2924" w:hanging="360"/>
+      </w:pPr>
+      <w:rPr>
+        <w:rFonts w:ascii="Symbol" w:hAnsi="Symbol" w:hint="default"/>
+      </w:rPr>
+    </w:lvl>
+    <w:lvl w:ilvl="4" w:tplc="08090003" w:tentative="1">
+      <w:start w:val="1"/>
+      <w:numFmt w:val="bullet"/>
+      <w:lvlText w:val="o"/>
+      <w:lvlJc w:val="left"/>
+      <w:pPr>
+        <w:ind w:left="3644" w:hanging="360"/>
+      </w:pPr>
+      <w:rPr>
+        <w:rFonts w:ascii="Courier New" w:hAnsi="Courier New" w:cs="Courier New" w:hint="default"/>
+      </w:rPr>
+    </w:lvl>
+    <w:lvl w:ilvl="5" w:tplc="08090005" w:tentative="1">
+      <w:start w:val="1"/>
+      <w:numFmt w:val="bullet"/>
+      <w:lvlText w:val=""/>
+      <w:lvlJc w:val="left"/>
+      <w:pPr>
+        <w:ind w:left="4364" w:hanging="360"/>
+      </w:pPr>
+      <w:rPr>
+        <w:rFonts w:ascii="Wingdings" w:hAnsi="Wingdings" w:hint="default"/>
+      </w:rPr>
+    </w:lvl>
+    <w:lvl w:ilvl="6" w:tplc="08090001" w:tentative="1">
+      <w:start w:val="1"/>
+      <w:numFmt w:val="bullet"/>
+      <w:lvlText w:val=""/>
+      <w:lvlJc w:val="left"/>
+      <w:pPr>
+        <w:ind w:left="5084" w:hanging="360"/>
+      </w:pPr>
+      <w:rPr>
+        <w:rFonts w:ascii="Symbol" w:hAnsi="Symbol" w:hint="default"/>
+      </w:rPr>
+    </w:lvl>
+    <w:lvl w:ilvl="7" w:tplc="08090003" w:tentative="1">
+      <w:start w:val="1"/>
+      <w:numFmt w:val="bullet"/>
+      <w:lvlText w:val="o"/>
+      <w:lvlJc w:val="left"/>
+      <w:pPr>
+        <w:ind w:left="5804" w:hanging="360"/>
+      </w:pPr>
+      <w:rPr>
+        <w:rFonts w:ascii="Courier New" w:hAnsi="Courier New" w:cs="Courier New" w:hint="default"/>
+      </w:rPr>
+    </w:lvl>
+    <w:lvl w:ilvl="8" w:tplc="08090005" w:tentative="1">
+      <w:start w:val="1"/>
+      <w:numFmt w:val="bullet"/>
+      <w:lvlText w:val=""/>
+      <w:lvlJc w:val="left"/>
+      <w:pPr>
+        <w:ind w:left="6524" w:hanging="360"/>
+      </w:pPr>
+      <w:rPr>
+        <w:rFonts w:ascii="Wingdings" w:hAnsi="Wingdings" w:hint="default"/>
+      </w:rPr>
+    </w:lvl>
+  </w:abstractNum>
+  <w:abstractNum w:abstractNumId="3" w15:restartNumberingAfterBreak="0">
+    <w:nsid w:val="4CC200B8"/>
+    <w:multiLevelType w:val="hybridMultilevel"/>
+    <w:tmpl w:val="880813B8"/>
+    <w:lvl w:ilvl="0" w:tplc="08090001">
+      <w:start w:val="1"/>
+      <w:numFmt w:val="bullet"/>
+      <w:lvlText w:val=""/>
+      <w:lvlJc w:val="left"/>
+      <w:pPr>
+        <w:ind w:left="720" w:hanging="360"/>
+      </w:pPr>
+      <w:rPr>
+        <w:rFonts w:ascii="Symbol" w:hAnsi="Symbol" w:hint="default"/>
+      </w:rPr>
+    </w:lvl>
+    <w:lvl w:ilvl="1" w:tplc="08090003" w:tentative="1">
+      <w:start w:val="1"/>
+      <w:numFmt w:val="bullet"/>
+      <w:lvlText w:val="o"/>
+      <w:lvlJc w:val="left"/>
+      <w:pPr>
         <w:ind w:left="1440" w:hanging="360"/>
       </w:pPr>
       <w:rPr>
@@ -2488,20 +4873,26 @@
       </w:rPr>
     </w:lvl>
   </w:abstractNum>
-  <w:abstractNum w:abstractNumId="2" w15:restartNumberingAfterBreak="0">
+  <w:abstractNum w:abstractNumId="4" w15:restartNumberingAfterBreak="0">
     <w:nsid w:val="631A2FF8"/>
     <w:multiLevelType w:val="hybridMultilevel"/>
     <w:tmpl w:val="70947F52"/>
     <w:numStyleLink w:val="BulletBig"/>
   </w:abstractNum>
   <w:num w:numId="1" w16cid:durableId="634262947">
-    <w:abstractNumId w:val="0"/>
+    <w:abstractNumId w:val="1"/>
   </w:num>
   <w:num w:numId="2" w16cid:durableId="1920402252">
+    <w:abstractNumId w:val="4"/>
+  </w:num>
+  <w:num w:numId="3" w16cid:durableId="274137523">
+    <w:abstractNumId w:val="3"/>
+  </w:num>
+  <w:num w:numId="4" w16cid:durableId="1019162674">
     <w:abstractNumId w:val="2"/>
   </w:num>
-  <w:num w:numId="3" w16cid:durableId="274137523">
-    <w:abstractNumId w:val="1"/>
+  <w:num w:numId="5" w16cid:durableId="1301152407">
+    <w:abstractNumId w:val="0"/>
   </w:num>
 </w:numbering>
 </file>
@@ -2528,11 +4919,11 @@
   <w:latentStyles w:defLockedState="0" w:defUIPriority="99" w:defSemiHidden="0" w:defUnhideWhenUsed="0" w:defQFormat="0" w:count="376">
     <w:lsdException w:name="Normal" w:uiPriority="0" w:qFormat="1"/>
     <w:lsdException w:name="heading 1" w:uiPriority="9" w:qFormat="1"/>
-    <w:lsdException w:name="heading 2" w:semiHidden="1" w:uiPriority="9" w:unhideWhenUsed="1" w:qFormat="1"/>
-    <w:lsdException w:name="heading 3" w:semiHidden="1" w:uiPriority="9" w:unhideWhenUsed="1" w:qFormat="1"/>
-    <w:lsdException w:name="heading 4" w:semiHidden="1" w:uiPriority="9" w:unhideWhenUsed="1" w:qFormat="1"/>
+    <w:lsdException w:name="heading 2" w:semiHidden="1" w:uiPriority="0" w:unhideWhenUsed="1" w:qFormat="1"/>
+    <w:lsdException w:name="heading 3" w:semiHidden="1" w:uiPriority="0" w:unhideWhenUsed="1" w:qFormat="1"/>
+    <w:lsdException w:name="heading 4" w:semiHidden="1" w:uiPriority="0" w:unhideWhenUsed="1" w:qFormat="1"/>
     <w:lsdException w:name="heading 5" w:semiHidden="1" w:uiPriority="9" w:unhideWhenUsed="1" w:qFormat="1"/>
-    <w:lsdException w:name="heading 6" w:semiHidden="1" w:uiPriority="9" w:unhideWhenUsed="1" w:qFormat="1"/>
+    <w:lsdException w:name="heading 6" w:semiHidden="1" w:uiPriority="0" w:unhideWhenUsed="1" w:qFormat="1"/>
     <w:lsdException w:name="heading 7" w:semiHidden="1" w:uiPriority="9" w:unhideWhenUsed="1" w:qFormat="1"/>
     <w:lsdException w:name="heading 8" w:semiHidden="1" w:uiPriority="9" w:unhideWhenUsed="1" w:qFormat="1"/>
     <w:lsdException w:name="heading 9" w:semiHidden="1" w:uiPriority="9" w:unhideWhenUsed="1" w:qFormat="1"/>
@@ -2620,7 +5011,7 @@
     <w:lsdException w:name="E-mail Signature" w:semiHidden="1" w:unhideWhenUsed="1"/>
     <w:lsdException w:name="HTML Top of Form" w:semiHidden="1" w:unhideWhenUsed="1"/>
     <w:lsdException w:name="HTML Bottom of Form" w:semiHidden="1" w:unhideWhenUsed="1"/>
-    <w:lsdException w:name="Normal (Web)" w:semiHidden="1" w:unhideWhenUsed="1"/>
+    <w:lsdException w:name="Normal (Web)" w:semiHidden="1" w:uiPriority="0" w:unhideWhenUsed="1"/>
     <w:lsdException w:name="HTML Acronym" w:semiHidden="1" w:unhideWhenUsed="1"/>
     <w:lsdException w:name="HTML Address" w:semiHidden="1" w:unhideWhenUsed="1"/>
     <w:lsdException w:name="HTML Cite" w:semiHidden="1" w:unhideWhenUsed="1"/>
@@ -2933,7 +5324,6 @@
     <w:basedOn w:val="Normal"/>
     <w:next w:val="Normal"/>
     <w:link w:val="Heading2Char"/>
-    <w:uiPriority w:val="9"/>
     <w:unhideWhenUsed/>
     <w:qFormat/>
     <w:rsid w:val="008E60E2"/>
@@ -2955,8 +5345,6 @@
     <w:basedOn w:val="Normal"/>
     <w:next w:val="Normal"/>
     <w:link w:val="Heading3Char"/>
-    <w:uiPriority w:val="9"/>
-    <w:semiHidden/>
     <w:unhideWhenUsed/>
     <w:qFormat/>
     <w:rsid w:val="008E60E2"/>
@@ -2978,8 +5366,6 @@
     <w:basedOn w:val="Normal"/>
     <w:next w:val="Normal"/>
     <w:link w:val="Heading4Char"/>
-    <w:uiPriority w:val="9"/>
-    <w:semiHidden/>
     <w:unhideWhenUsed/>
     <w:qFormat/>
     <w:rsid w:val="008E60E2"/>
@@ -3022,8 +5408,6 @@
     <w:basedOn w:val="Normal"/>
     <w:next w:val="Normal"/>
     <w:link w:val="Heading6Char"/>
-    <w:uiPriority w:val="9"/>
-    <w:semiHidden/>
     <w:unhideWhenUsed/>
     <w:qFormat/>
     <w:rsid w:val="008E60E2"/>
@@ -3667,6 +6051,652 @@
       <w:szCs w:val="18"/>
     </w:rPr>
   </w:style>
+  <w:style w:type="table" w:styleId="TableGrid">
+    <w:name w:val="Table Grid"/>
+    <w:basedOn w:val="TableNormal"/>
+    <w:uiPriority w:val="39"/>
+    <w:rsid w:val="00C13F58"/>
+    <w:pPr>
+      <w:spacing w:after="0" w:line="240" w:lineRule="auto"/>
+    </w:pPr>
+    <w:tblPr>
+      <w:tblBorders>
+        <w:top w:val="single" w:sz="4" w:space="0" w:color="auto"/>
+        <w:left w:val="single" w:sz="4" w:space="0" w:color="auto"/>
+        <w:bottom w:val="single" w:sz="4" w:space="0" w:color="auto"/>
+        <w:right w:val="single" w:sz="4" w:space="0" w:color="auto"/>
+        <w:insideH w:val="single" w:sz="4" w:space="0" w:color="auto"/>
+        <w:insideV w:val="single" w:sz="4" w:space="0" w:color="auto"/>
+      </w:tblBorders>
+    </w:tblPr>
+  </w:style>
+  <w:style w:type="table" w:styleId="PlainTable4">
+    <w:name w:val="Plain Table 4"/>
+    <w:basedOn w:val="TableNormal"/>
+    <w:uiPriority w:val="44"/>
+    <w:rsid w:val="00C13F58"/>
+    <w:pPr>
+      <w:spacing w:after="0" w:line="240" w:lineRule="auto"/>
+    </w:pPr>
+    <w:tblPr>
+      <w:tblStyleRowBandSize w:val="1"/>
+      <w:tblStyleColBandSize w:val="1"/>
+    </w:tblPr>
+    <w:tblStylePr w:type="firstRow">
+      <w:rPr>
+        <w:b/>
+        <w:bCs/>
+      </w:rPr>
+    </w:tblStylePr>
+    <w:tblStylePr w:type="lastRow">
+      <w:rPr>
+        <w:b/>
+        <w:bCs/>
+      </w:rPr>
+    </w:tblStylePr>
+    <w:tblStylePr w:type="firstCol">
+      <w:rPr>
+        <w:b/>
+        <w:bCs/>
+      </w:rPr>
+    </w:tblStylePr>
+    <w:tblStylePr w:type="lastCol">
+      <w:rPr>
+        <w:b/>
+        <w:bCs/>
+      </w:rPr>
+    </w:tblStylePr>
+    <w:tblStylePr w:type="band1Vert">
+      <w:tblPr/>
+      <w:tcPr>
+        <w:shd w:val="clear" w:color="auto" w:fill="F2F2F2" w:themeFill="background1" w:themeFillShade="F2"/>
+      </w:tcPr>
+    </w:tblStylePr>
+    <w:tblStylePr w:type="band1Horz">
+      <w:tblPr/>
+      <w:tcPr>
+        <w:shd w:val="clear" w:color="auto" w:fill="F2F2F2" w:themeFill="background1" w:themeFillShade="F2"/>
+      </w:tcPr>
+    </w:tblStylePr>
+  </w:style>
+  <w:style w:type="table" w:styleId="PlainTable3">
+    <w:name w:val="Plain Table 3"/>
+    <w:basedOn w:val="TableNormal"/>
+    <w:uiPriority w:val="43"/>
+    <w:rsid w:val="00C13F58"/>
+    <w:pPr>
+      <w:spacing w:after="0" w:line="240" w:lineRule="auto"/>
+    </w:pPr>
+    <w:tblPr>
+      <w:tblStyleRowBandSize w:val="1"/>
+      <w:tblStyleColBandSize w:val="1"/>
+    </w:tblPr>
+    <w:tblStylePr w:type="firstRow">
+      <w:rPr>
+        <w:b/>
+        <w:bCs/>
+        <w:caps/>
+      </w:rPr>
+      <w:tblPr/>
+      <w:tcPr>
+        <w:tcBorders>
+          <w:bottom w:val="single" w:sz="4" w:space="0" w:color="7F7F7F" w:themeColor="text1" w:themeTint="80"/>
+        </w:tcBorders>
+      </w:tcPr>
+    </w:tblStylePr>
+    <w:tblStylePr w:type="lastRow">
+      <w:rPr>
+        <w:b/>
+        <w:bCs/>
+        <w:caps/>
+      </w:rPr>
+      <w:tblPr/>
+      <w:tcPr>
+        <w:tcBorders>
+          <w:top w:val="nil"/>
+        </w:tcBorders>
+      </w:tcPr>
+    </w:tblStylePr>
+    <w:tblStylePr w:type="firstCol">
+      <w:rPr>
+        <w:b/>
+        <w:bCs/>
+        <w:caps/>
+      </w:rPr>
+      <w:tblPr/>
+      <w:tcPr>
+        <w:tcBorders>
+          <w:right w:val="single" w:sz="4" w:space="0" w:color="7F7F7F" w:themeColor="text1" w:themeTint="80"/>
+        </w:tcBorders>
+      </w:tcPr>
+    </w:tblStylePr>
+    <w:tblStylePr w:type="lastCol">
+      <w:rPr>
+        <w:b/>
+        <w:bCs/>
+        <w:caps/>
+      </w:rPr>
+      <w:tblPr/>
+      <w:tcPr>
+        <w:tcBorders>
+          <w:left w:val="nil"/>
+        </w:tcBorders>
+      </w:tcPr>
+    </w:tblStylePr>
+    <w:tblStylePr w:type="band1Vert">
+      <w:tblPr/>
+      <w:tcPr>
+        <w:shd w:val="clear" w:color="auto" w:fill="F2F2F2" w:themeFill="background1" w:themeFillShade="F2"/>
+      </w:tcPr>
+    </w:tblStylePr>
+    <w:tblStylePr w:type="band1Horz">
+      <w:tblPr/>
+      <w:tcPr>
+        <w:shd w:val="clear" w:color="auto" w:fill="F2F2F2" w:themeFill="background1" w:themeFillShade="F2"/>
+      </w:tcPr>
+    </w:tblStylePr>
+    <w:tblStylePr w:type="neCell">
+      <w:tblPr/>
+      <w:tcPr>
+        <w:tcBorders>
+          <w:left w:val="nil"/>
+        </w:tcBorders>
+      </w:tcPr>
+    </w:tblStylePr>
+    <w:tblStylePr w:type="nwCell">
+      <w:tblPr/>
+      <w:tcPr>
+        <w:tcBorders>
+          <w:right w:val="nil"/>
+        </w:tcBorders>
+      </w:tcPr>
+    </w:tblStylePr>
+  </w:style>
+  <w:style w:type="table" w:styleId="PlainTable5">
+    <w:name w:val="Plain Table 5"/>
+    <w:basedOn w:val="TableNormal"/>
+    <w:uiPriority w:val="45"/>
+    <w:rsid w:val="00C13F58"/>
+    <w:pPr>
+      <w:spacing w:after="0" w:line="240" w:lineRule="auto"/>
+    </w:pPr>
+    <w:tblPr>
+      <w:tblStyleRowBandSize w:val="1"/>
+      <w:tblStyleColBandSize w:val="1"/>
+    </w:tblPr>
+    <w:tblStylePr w:type="firstRow">
+      <w:rPr>
+        <w:rFonts w:asciiTheme="majorHAnsi" w:eastAsiaTheme="majorEastAsia" w:hAnsiTheme="majorHAnsi" w:cstheme="majorBidi"/>
+        <w:i/>
+        <w:iCs/>
+        <w:sz w:val="26"/>
+      </w:rPr>
+      <w:tblPr/>
+      <w:tcPr>
+        <w:tcBorders>
+          <w:bottom w:val="single" w:sz="4" w:space="0" w:color="7F7F7F" w:themeColor="text1" w:themeTint="80"/>
+        </w:tcBorders>
+        <w:shd w:val="clear" w:color="auto" w:fill="FFFFFF" w:themeFill="background1"/>
+      </w:tcPr>
+    </w:tblStylePr>
+    <w:tblStylePr w:type="lastRow">
+      <w:rPr>
+        <w:rFonts w:asciiTheme="majorHAnsi" w:eastAsiaTheme="majorEastAsia" w:hAnsiTheme="majorHAnsi" w:cstheme="majorBidi"/>
+        <w:i/>
+        <w:iCs/>
+        <w:sz w:val="26"/>
+      </w:rPr>
+      <w:tblPr/>
+      <w:tcPr>
+        <w:tcBorders>
+          <w:top w:val="single" w:sz="4" w:space="0" w:color="7F7F7F" w:themeColor="text1" w:themeTint="80"/>
+        </w:tcBorders>
+        <w:shd w:val="clear" w:color="auto" w:fill="FFFFFF" w:themeFill="background1"/>
+      </w:tcPr>
+    </w:tblStylePr>
+    <w:tblStylePr w:type="firstCol">
+      <w:pPr>
+        <w:jc w:val="right"/>
+      </w:pPr>
+      <w:rPr>
+        <w:rFonts w:asciiTheme="majorHAnsi" w:eastAsiaTheme="majorEastAsia" w:hAnsiTheme="majorHAnsi" w:cstheme="majorBidi"/>
+        <w:i/>
+        <w:iCs/>
+        <w:sz w:val="26"/>
+      </w:rPr>
+      <w:tblPr/>
+      <w:tcPr>
+        <w:tcBorders>
+          <w:right w:val="single" w:sz="4" w:space="0" w:color="7F7F7F" w:themeColor="text1" w:themeTint="80"/>
+        </w:tcBorders>
+        <w:shd w:val="clear" w:color="auto" w:fill="FFFFFF" w:themeFill="background1"/>
+      </w:tcPr>
+    </w:tblStylePr>
+    <w:tblStylePr w:type="lastCol">
+      <w:rPr>
+        <w:rFonts w:asciiTheme="majorHAnsi" w:eastAsiaTheme="majorEastAsia" w:hAnsiTheme="majorHAnsi" w:cstheme="majorBidi"/>
+        <w:i/>
+        <w:iCs/>
+        <w:sz w:val="26"/>
+      </w:rPr>
+      <w:tblPr/>
+      <w:tcPr>
+        <w:tcBorders>
+          <w:left w:val="single" w:sz="4" w:space="0" w:color="7F7F7F" w:themeColor="text1" w:themeTint="80"/>
+        </w:tcBorders>
+        <w:shd w:val="clear" w:color="auto" w:fill="FFFFFF" w:themeFill="background1"/>
+      </w:tcPr>
+    </w:tblStylePr>
+    <w:tblStylePr w:type="band1Vert">
+      <w:tblPr/>
+      <w:tcPr>
+        <w:shd w:val="clear" w:color="auto" w:fill="F2F2F2" w:themeFill="background1" w:themeFillShade="F2"/>
+      </w:tcPr>
+    </w:tblStylePr>
+    <w:tblStylePr w:type="band1Horz">
+      <w:tblPr/>
+      <w:tcPr>
+        <w:shd w:val="clear" w:color="auto" w:fill="F2F2F2" w:themeFill="background1" w:themeFillShade="F2"/>
+      </w:tcPr>
+    </w:tblStylePr>
+    <w:tblStylePr w:type="neCell">
+      <w:tblPr/>
+      <w:tcPr>
+        <w:tcBorders>
+          <w:left w:val="nil"/>
+        </w:tcBorders>
+      </w:tcPr>
+    </w:tblStylePr>
+    <w:tblStylePr w:type="nwCell">
+      <w:tblPr/>
+      <w:tcPr>
+        <w:tcBorders>
+          <w:right w:val="nil"/>
+        </w:tcBorders>
+      </w:tcPr>
+    </w:tblStylePr>
+    <w:tblStylePr w:type="seCell">
+      <w:tblPr/>
+      <w:tcPr>
+        <w:tcBorders>
+          <w:left w:val="nil"/>
+        </w:tcBorders>
+      </w:tcPr>
+    </w:tblStylePr>
+    <w:tblStylePr w:type="swCell">
+      <w:tblPr/>
+      <w:tcPr>
+        <w:tcBorders>
+          <w:right w:val="nil"/>
+        </w:tcBorders>
+      </w:tcPr>
+    </w:tblStylePr>
+  </w:style>
+  <w:style w:type="table" w:styleId="GridTable1Light">
+    <w:name w:val="Grid Table 1 Light"/>
+    <w:basedOn w:val="TableNormal"/>
+    <w:uiPriority w:val="46"/>
+    <w:rsid w:val="00C13F58"/>
+    <w:pPr>
+      <w:spacing w:after="0" w:line="240" w:lineRule="auto"/>
+    </w:pPr>
+    <w:tblPr>
+      <w:tblStyleRowBandSize w:val="1"/>
+      <w:tblStyleColBandSize w:val="1"/>
+      <w:tblBorders>
+        <w:top w:val="single" w:sz="4" w:space="0" w:color="999999" w:themeColor="text1" w:themeTint="66"/>
+        <w:left w:val="single" w:sz="4" w:space="0" w:color="999999" w:themeColor="text1" w:themeTint="66"/>
+        <w:bottom w:val="single" w:sz="4" w:space="0" w:color="999999" w:themeColor="text1" w:themeTint="66"/>
+        <w:right w:val="single" w:sz="4" w:space="0" w:color="999999" w:themeColor="text1" w:themeTint="66"/>
+        <w:insideH w:val="single" w:sz="4" w:space="0" w:color="999999" w:themeColor="text1" w:themeTint="66"/>
+        <w:insideV w:val="single" w:sz="4" w:space="0" w:color="999999" w:themeColor="text1" w:themeTint="66"/>
+      </w:tblBorders>
+    </w:tblPr>
+    <w:tblStylePr w:type="firstRow">
+      <w:rPr>
+        <w:b/>
+        <w:bCs/>
+      </w:rPr>
+      <w:tblPr/>
+      <w:tcPr>
+        <w:tcBorders>
+          <w:bottom w:val="single" w:sz="12" w:space="0" w:color="666666" w:themeColor="text1" w:themeTint="99"/>
+        </w:tcBorders>
+      </w:tcPr>
+    </w:tblStylePr>
+    <w:tblStylePr w:type="lastRow">
+      <w:rPr>
+        <w:b/>
+        <w:bCs/>
+      </w:rPr>
+      <w:tblPr/>
+      <w:tcPr>
+        <w:tcBorders>
+          <w:top w:val="double" w:sz="2" w:space="0" w:color="666666" w:themeColor="text1" w:themeTint="99"/>
+        </w:tcBorders>
+      </w:tcPr>
+    </w:tblStylePr>
+    <w:tblStylePr w:type="firstCol">
+      <w:rPr>
+        <w:b/>
+        <w:bCs/>
+      </w:rPr>
+    </w:tblStylePr>
+    <w:tblStylePr w:type="lastCol">
+      <w:rPr>
+        <w:b/>
+        <w:bCs/>
+      </w:rPr>
+    </w:tblStylePr>
+  </w:style>
+  <w:style w:type="table" w:styleId="GridTable1Light-Accent1">
+    <w:name w:val="Grid Table 1 Light Accent 1"/>
+    <w:basedOn w:val="TableNormal"/>
+    <w:uiPriority w:val="46"/>
+    <w:rsid w:val="00C13F58"/>
+    <w:pPr>
+      <w:spacing w:after="0" w:line="240" w:lineRule="auto"/>
+    </w:pPr>
+    <w:tblPr>
+      <w:tblStyleRowBandSize w:val="1"/>
+      <w:tblStyleColBandSize w:val="1"/>
+      <w:tblBorders>
+        <w:top w:val="single" w:sz="4" w:space="0" w:color="83CAEB" w:themeColor="accent1" w:themeTint="66"/>
+        <w:left w:val="single" w:sz="4" w:space="0" w:color="83CAEB" w:themeColor="accent1" w:themeTint="66"/>
+        <w:bottom w:val="single" w:sz="4" w:space="0" w:color="83CAEB" w:themeColor="accent1" w:themeTint="66"/>
+        <w:right w:val="single" w:sz="4" w:space="0" w:color="83CAEB" w:themeColor="accent1" w:themeTint="66"/>
+        <w:insideH w:val="single" w:sz="4" w:space="0" w:color="83CAEB" w:themeColor="accent1" w:themeTint="66"/>
+        <w:insideV w:val="single" w:sz="4" w:space="0" w:color="83CAEB" w:themeColor="accent1" w:themeTint="66"/>
+      </w:tblBorders>
+    </w:tblPr>
+    <w:tblStylePr w:type="firstRow">
+      <w:rPr>
+        <w:b/>
+        <w:bCs/>
+      </w:rPr>
+      <w:tblPr/>
+      <w:tcPr>
+        <w:tcBorders>
+          <w:bottom w:val="single" w:sz="12" w:space="0" w:color="45B0E1" w:themeColor="accent1" w:themeTint="99"/>
+        </w:tcBorders>
+      </w:tcPr>
+    </w:tblStylePr>
+    <w:tblStylePr w:type="lastRow">
+      <w:rPr>
+        <w:b/>
+        <w:bCs/>
+      </w:rPr>
+      <w:tblPr/>
+      <w:tcPr>
+        <w:tcBorders>
+          <w:top w:val="double" w:sz="2" w:space="0" w:color="45B0E1" w:themeColor="accent1" w:themeTint="99"/>
+        </w:tcBorders>
+      </w:tcPr>
+    </w:tblStylePr>
+    <w:tblStylePr w:type="firstCol">
+      <w:rPr>
+        <w:b/>
+        <w:bCs/>
+      </w:rPr>
+    </w:tblStylePr>
+    <w:tblStylePr w:type="lastCol">
+      <w:rPr>
+        <w:b/>
+        <w:bCs/>
+      </w:rPr>
+    </w:tblStylePr>
+  </w:style>
+  <w:style w:type="table" w:styleId="GridTable1Light-Accent3">
+    <w:name w:val="Grid Table 1 Light Accent 3"/>
+    <w:basedOn w:val="TableNormal"/>
+    <w:uiPriority w:val="46"/>
+    <w:rsid w:val="00C13F58"/>
+    <w:pPr>
+      <w:spacing w:after="0" w:line="240" w:lineRule="auto"/>
+    </w:pPr>
+    <w:tblPr>
+      <w:tblStyleRowBandSize w:val="1"/>
+      <w:tblStyleColBandSize w:val="1"/>
+      <w:tblBorders>
+        <w:top w:val="single" w:sz="4" w:space="0" w:color="84E290" w:themeColor="accent3" w:themeTint="66"/>
+        <w:left w:val="single" w:sz="4" w:space="0" w:color="84E290" w:themeColor="accent3" w:themeTint="66"/>
+        <w:bottom w:val="single" w:sz="4" w:space="0" w:color="84E290" w:themeColor="accent3" w:themeTint="66"/>
+        <w:right w:val="single" w:sz="4" w:space="0" w:color="84E290" w:themeColor="accent3" w:themeTint="66"/>
+        <w:insideH w:val="single" w:sz="4" w:space="0" w:color="84E290" w:themeColor="accent3" w:themeTint="66"/>
+        <w:insideV w:val="single" w:sz="4" w:space="0" w:color="84E290" w:themeColor="accent3" w:themeTint="66"/>
+      </w:tblBorders>
+    </w:tblPr>
+    <w:tblStylePr w:type="firstRow">
+      <w:rPr>
+        <w:b/>
+        <w:bCs/>
+      </w:rPr>
+      <w:tblPr/>
+      <w:tcPr>
+        <w:tcBorders>
+          <w:bottom w:val="single" w:sz="12" w:space="0" w:color="47D459" w:themeColor="accent3" w:themeTint="99"/>
+        </w:tcBorders>
+      </w:tcPr>
+    </w:tblStylePr>
+    <w:tblStylePr w:type="lastRow">
+      <w:rPr>
+        <w:b/>
+        <w:bCs/>
+      </w:rPr>
+      <w:tblPr/>
+      <w:tcPr>
+        <w:tcBorders>
+          <w:top w:val="double" w:sz="2" w:space="0" w:color="47D459" w:themeColor="accent3" w:themeTint="99"/>
+        </w:tcBorders>
+      </w:tcPr>
+    </w:tblStylePr>
+    <w:tblStylePr w:type="firstCol">
+      <w:rPr>
+        <w:b/>
+        <w:bCs/>
+      </w:rPr>
+    </w:tblStylePr>
+    <w:tblStylePr w:type="lastCol">
+      <w:rPr>
+        <w:b/>
+        <w:bCs/>
+      </w:rPr>
+    </w:tblStylePr>
+  </w:style>
+  <w:style w:type="table" w:styleId="GridTable1Light-Accent4">
+    <w:name w:val="Grid Table 1 Light Accent 4"/>
+    <w:basedOn w:val="TableNormal"/>
+    <w:uiPriority w:val="46"/>
+    <w:rsid w:val="00C13F58"/>
+    <w:pPr>
+      <w:spacing w:after="0" w:line="240" w:lineRule="auto"/>
+    </w:pPr>
+    <w:tblPr>
+      <w:tblStyleRowBandSize w:val="1"/>
+      <w:tblStyleColBandSize w:val="1"/>
+      <w:tblBorders>
+        <w:top w:val="single" w:sz="4" w:space="0" w:color="95DCF7" w:themeColor="accent4" w:themeTint="66"/>
+        <w:left w:val="single" w:sz="4" w:space="0" w:color="95DCF7" w:themeColor="accent4" w:themeTint="66"/>
+        <w:bottom w:val="single" w:sz="4" w:space="0" w:color="95DCF7" w:themeColor="accent4" w:themeTint="66"/>
+        <w:right w:val="single" w:sz="4" w:space="0" w:color="95DCF7" w:themeColor="accent4" w:themeTint="66"/>
+        <w:insideH w:val="single" w:sz="4" w:space="0" w:color="95DCF7" w:themeColor="accent4" w:themeTint="66"/>
+        <w:insideV w:val="single" w:sz="4" w:space="0" w:color="95DCF7" w:themeColor="accent4" w:themeTint="66"/>
+      </w:tblBorders>
+    </w:tblPr>
+    <w:tblStylePr w:type="firstRow">
+      <w:rPr>
+        <w:b/>
+        <w:bCs/>
+      </w:rPr>
+      <w:tblPr/>
+      <w:tcPr>
+        <w:tcBorders>
+          <w:bottom w:val="single" w:sz="12" w:space="0" w:color="60CAF3" w:themeColor="accent4" w:themeTint="99"/>
+        </w:tcBorders>
+      </w:tcPr>
+    </w:tblStylePr>
+    <w:tblStylePr w:type="lastRow">
+      <w:rPr>
+        <w:b/>
+        <w:bCs/>
+      </w:rPr>
+      <w:tblPr/>
+      <w:tcPr>
+        <w:tcBorders>
+          <w:top w:val="double" w:sz="2" w:space="0" w:color="60CAF3" w:themeColor="accent4" w:themeTint="99"/>
+        </w:tcBorders>
+      </w:tcPr>
+    </w:tblStylePr>
+    <w:tblStylePr w:type="firstCol">
+      <w:rPr>
+        <w:b/>
+        <w:bCs/>
+      </w:rPr>
+    </w:tblStylePr>
+    <w:tblStylePr w:type="lastCol">
+      <w:rPr>
+        <w:b/>
+        <w:bCs/>
+      </w:rPr>
+    </w:tblStylePr>
+  </w:style>
+  <w:style w:type="table" w:styleId="PlainTable1">
+    <w:name w:val="Plain Table 1"/>
+    <w:basedOn w:val="TableNormal"/>
+    <w:uiPriority w:val="41"/>
+    <w:rsid w:val="00C13F58"/>
+    <w:pPr>
+      <w:spacing w:after="0" w:line="240" w:lineRule="auto"/>
+    </w:pPr>
+    <w:tblPr>
+      <w:tblStyleRowBandSize w:val="1"/>
+      <w:tblStyleColBandSize w:val="1"/>
+      <w:tblBorders>
+        <w:top w:val="single" w:sz="4" w:space="0" w:color="BFBFBF" w:themeColor="background1" w:themeShade="BF"/>
+        <w:left w:val="single" w:sz="4" w:space="0" w:color="BFBFBF" w:themeColor="background1" w:themeShade="BF"/>
+        <w:bottom w:val="single" w:sz="4" w:space="0" w:color="BFBFBF" w:themeColor="background1" w:themeShade="BF"/>
+        <w:right w:val="single" w:sz="4" w:space="0" w:color="BFBFBF" w:themeColor="background1" w:themeShade="BF"/>
+        <w:insideH w:val="single" w:sz="4" w:space="0" w:color="BFBFBF" w:themeColor="background1" w:themeShade="BF"/>
+        <w:insideV w:val="single" w:sz="4" w:space="0" w:color="BFBFBF" w:themeColor="background1" w:themeShade="BF"/>
+      </w:tblBorders>
+    </w:tblPr>
+    <w:tblStylePr w:type="firstRow">
+      <w:rPr>
+        <w:b/>
+        <w:bCs/>
+      </w:rPr>
+    </w:tblStylePr>
+    <w:tblStylePr w:type="lastRow">
+      <w:rPr>
+        <w:b/>
+        <w:bCs/>
+      </w:rPr>
+      <w:tblPr/>
+      <w:tcPr>
+        <w:tcBorders>
+          <w:top w:val="double" w:sz="4" w:space="0" w:color="BFBFBF" w:themeColor="background1" w:themeShade="BF"/>
+        </w:tcBorders>
+      </w:tcPr>
+    </w:tblStylePr>
+    <w:tblStylePr w:type="firstCol">
+      <w:rPr>
+        <w:b/>
+        <w:bCs/>
+      </w:rPr>
+    </w:tblStylePr>
+    <w:tblStylePr w:type="lastCol">
+      <w:rPr>
+        <w:b/>
+        <w:bCs/>
+      </w:rPr>
+    </w:tblStylePr>
+    <w:tblStylePr w:type="band1Vert">
+      <w:tblPr/>
+      <w:tcPr>
+        <w:shd w:val="clear" w:color="auto" w:fill="F2F2F2" w:themeFill="background1" w:themeFillShade="F2"/>
+      </w:tcPr>
+    </w:tblStylePr>
+    <w:tblStylePr w:type="band1Horz">
+      <w:tblPr/>
+      <w:tcPr>
+        <w:shd w:val="clear" w:color="auto" w:fill="F2F2F2" w:themeFill="background1" w:themeFillShade="F2"/>
+      </w:tcPr>
+    </w:tblStylePr>
+  </w:style>
+  <w:style w:type="table" w:styleId="TableGridLight">
+    <w:name w:val="Grid Table Light"/>
+    <w:basedOn w:val="TableNormal"/>
+    <w:uiPriority w:val="40"/>
+    <w:rsid w:val="00C13F58"/>
+    <w:pPr>
+      <w:spacing w:after="0" w:line="240" w:lineRule="auto"/>
+    </w:pPr>
+    <w:tblPr>
+      <w:tblBorders>
+        <w:top w:val="single" w:sz="4" w:space="0" w:color="BFBFBF" w:themeColor="background1" w:themeShade="BF"/>
+        <w:left w:val="single" w:sz="4" w:space="0" w:color="BFBFBF" w:themeColor="background1" w:themeShade="BF"/>
+        <w:bottom w:val="single" w:sz="4" w:space="0" w:color="BFBFBF" w:themeColor="background1" w:themeShade="BF"/>
+        <w:right w:val="single" w:sz="4" w:space="0" w:color="BFBFBF" w:themeColor="background1" w:themeShade="BF"/>
+        <w:insideH w:val="single" w:sz="4" w:space="0" w:color="BFBFBF" w:themeColor="background1" w:themeShade="BF"/>
+        <w:insideV w:val="single" w:sz="4" w:space="0" w:color="BFBFBF" w:themeColor="background1" w:themeShade="BF"/>
+      </w:tblBorders>
+    </w:tblPr>
+  </w:style>
+  <w:style w:type="paragraph" w:styleId="FootnoteText">
+    <w:name w:val="footnote text"/>
+    <w:basedOn w:val="Normal"/>
+    <w:link w:val="FootnoteTextChar"/>
+    <w:uiPriority w:val="99"/>
+    <w:semiHidden/>
+    <w:unhideWhenUsed/>
+    <w:rsid w:val="006927DC"/>
+    <w:pPr>
+      <w:spacing w:after="0" w:line="240" w:lineRule="auto"/>
+    </w:pPr>
+    <w:rPr>
+      <w:sz w:val="20"/>
+      <w:szCs w:val="20"/>
+    </w:rPr>
+  </w:style>
+  <w:style w:type="character" w:customStyle="1" w:styleId="FootnoteTextChar">
+    <w:name w:val="Footnote Text Char"/>
+    <w:basedOn w:val="DefaultParagraphFont"/>
+    <w:link w:val="FootnoteText"/>
+    <w:uiPriority w:val="99"/>
+    <w:semiHidden/>
+    <w:rsid w:val="006927DC"/>
+    <w:rPr>
+      <w:sz w:val="20"/>
+      <w:szCs w:val="20"/>
+    </w:rPr>
+  </w:style>
+  <w:style w:type="character" w:styleId="FootnoteReference">
+    <w:name w:val="footnote reference"/>
+    <w:basedOn w:val="DefaultParagraphFont"/>
+    <w:uiPriority w:val="99"/>
+    <w:semiHidden/>
+    <w:unhideWhenUsed/>
+    <w:rsid w:val="006927DC"/>
+    <w:rPr>
+      <w:vertAlign w:val="superscript"/>
+    </w:rPr>
+  </w:style>
+  <w:style w:type="paragraph" w:styleId="NormalWeb">
+    <w:name w:val="Normal (Web)"/>
+    <w:basedOn w:val="Normal"/>
+    <w:semiHidden/>
+    <w:rsid w:val="000B3CF7"/>
+    <w:pPr>
+      <w:spacing w:before="100" w:beforeAutospacing="1" w:after="100" w:afterAutospacing="1" w:line="240" w:lineRule="auto"/>
+    </w:pPr>
+    <w:rPr>
+      <w:rFonts w:ascii="Times New Roman" w:eastAsia="Times New Roman" w:hAnsi="Times New Roman" w:cs="Times New Roman"/>
+      <w:color w:val="000000"/>
+      <w:kern w:val="0"/>
+      <w:lang w:val="en-US"/>
+      <w14:ligatures w14:val="none"/>
+    </w:rPr>
+  </w:style>
 </w:styles>
 </file>
 

--- a/docs/3092883_CSP_Ass02_doc.docx
+++ b/docs/3092883_CSP_Ass02_doc.docx
@@ -5,6 +5,9 @@
     <w:bookmarkStart w:id="0" w:name="_Toc227870277" w:displacedByCustomXml="next"/>
     <w:sdt>
       <w:sdtPr>
+        <w:rPr>
+          <w:rFonts w:ascii="Times New Roman" w:hAnsi="Times New Roman" w:cs="Times New Roman"/>
+        </w:rPr>
         <w:id w:val="958926808"/>
         <w:docPartObj>
           <w:docPartGallery w:val="Table of Contents"/>
@@ -13,7 +16,7 @@
       </w:sdtPr>
       <w:sdtEndPr>
         <w:rPr>
-          <w:rFonts w:asciiTheme="minorHAnsi" w:eastAsiaTheme="minorHAnsi" w:hAnsiTheme="minorHAnsi" w:cstheme="minorBidi"/>
+          <w:rFonts w:eastAsiaTheme="minorHAnsi"/>
           <w:noProof/>
           <w:color w:val="auto"/>
           <w:kern w:val="2"/>
@@ -49,9 +52,8 @@
             <w:tabs>
               <w:tab w:val="right" w:leader="dot" w:pos="9628"/>
             </w:tabs>
-            <w:spacing w:line="360" w:lineRule="auto"/>
             <w:rPr>
-              <w:rFonts w:ascii="Times New Roman" w:eastAsiaTheme="minorEastAsia" w:hAnsi="Times New Roman" w:cs="Times New Roman"/>
+              <w:rFonts w:eastAsiaTheme="minorEastAsia"/>
               <w:b w:val="0"/>
               <w:bCs w:val="0"/>
               <w:i w:val="0"/>
@@ -82,7 +84,7 @@
             </w:rPr>
             <w:fldChar w:fldCharType="separate"/>
           </w:r>
-          <w:hyperlink w:anchor="_Toc227873223" w:history="1">
+          <w:hyperlink w:anchor="_Toc228022292" w:history="1">
             <w:r>
               <w:rPr>
                 <w:rStyle w:val="Hyperlink"/>
@@ -94,7 +96,6 @@
             </w:r>
             <w:r>
               <w:rPr>
-                <w:rFonts w:ascii="Times New Roman" w:hAnsi="Times New Roman" w:cs="Times New Roman"/>
                 <w:noProof/>
                 <w:webHidden/>
               </w:rPr>
@@ -102,7 +103,6 @@
             </w:r>
             <w:r>
               <w:rPr>
-                <w:rFonts w:ascii="Times New Roman" w:hAnsi="Times New Roman" w:cs="Times New Roman"/>
                 <w:noProof/>
                 <w:webHidden/>
               </w:rPr>
@@ -110,22 +110,19 @@
             </w:r>
             <w:r>
               <w:rPr>
-                <w:rFonts w:ascii="Times New Roman" w:hAnsi="Times New Roman" w:cs="Times New Roman"/>
-                <w:noProof/>
-                <w:webHidden/>
-              </w:rPr>
-              <w:instrText xml:space="preserve"> PAGEREF _Toc227873223 \h </w:instrText>
-            </w:r>
-            <w:r>
-              <w:rPr>
-                <w:rFonts w:ascii="Times New Roman" w:hAnsi="Times New Roman" w:cs="Times New Roman"/>
-                <w:noProof/>
-                <w:webHidden/>
-              </w:rPr>
-            </w:r>
-            <w:r>
-              <w:rPr>
-                <w:rFonts w:ascii="Times New Roman" w:hAnsi="Times New Roman" w:cs="Times New Roman"/>
+                <w:noProof/>
+                <w:webHidden/>
+              </w:rPr>
+              <w:instrText xml:space="preserve"> PAGEREF _Toc228022292 \h </w:instrText>
+            </w:r>
+            <w:r>
+              <w:rPr>
+                <w:noProof/>
+                <w:webHidden/>
+              </w:rPr>
+            </w:r>
+            <w:r>
+              <w:rPr>
                 <w:noProof/>
                 <w:webHidden/>
               </w:rPr>
@@ -133,7 +130,6 @@
             </w:r>
             <w:r>
               <w:rPr>
-                <w:rFonts w:ascii="Times New Roman" w:hAnsi="Times New Roman" w:cs="Times New Roman"/>
                 <w:noProof/>
                 <w:webHidden/>
               </w:rPr>
@@ -141,7 +137,6 @@
             </w:r>
             <w:r>
               <w:rPr>
-                <w:rFonts w:ascii="Times New Roman" w:hAnsi="Times New Roman" w:cs="Times New Roman"/>
                 <w:noProof/>
                 <w:webHidden/>
               </w:rPr>
@@ -155,9 +150,8 @@
             <w:tabs>
               <w:tab w:val="right" w:leader="dot" w:pos="9628"/>
             </w:tabs>
-            <w:spacing w:line="360" w:lineRule="auto"/>
             <w:rPr>
-              <w:rFonts w:ascii="Times New Roman" w:eastAsiaTheme="minorEastAsia" w:hAnsi="Times New Roman" w:cs="Times New Roman"/>
+              <w:rFonts w:eastAsiaTheme="minorEastAsia"/>
               <w:b w:val="0"/>
               <w:bCs w:val="0"/>
               <w:i w:val="0"/>
@@ -166,7 +160,7 @@
               <w:lang w:eastAsia="en-GB"/>
             </w:rPr>
           </w:pPr>
-          <w:hyperlink w:anchor="_Toc227873224" w:history="1">
+          <w:hyperlink w:anchor="_Toc228022293" w:history="1">
             <w:r>
               <w:rPr>
                 <w:rStyle w:val="Hyperlink"/>
@@ -178,7 +172,6 @@
             </w:r>
             <w:r>
               <w:rPr>
-                <w:rFonts w:ascii="Times New Roman" w:hAnsi="Times New Roman" w:cs="Times New Roman"/>
                 <w:noProof/>
                 <w:webHidden/>
               </w:rPr>
@@ -186,7 +179,6 @@
             </w:r>
             <w:r>
               <w:rPr>
-                <w:rFonts w:ascii="Times New Roman" w:hAnsi="Times New Roman" w:cs="Times New Roman"/>
                 <w:noProof/>
                 <w:webHidden/>
               </w:rPr>
@@ -194,22 +186,19 @@
             </w:r>
             <w:r>
               <w:rPr>
-                <w:rFonts w:ascii="Times New Roman" w:hAnsi="Times New Roman" w:cs="Times New Roman"/>
-                <w:noProof/>
-                <w:webHidden/>
-              </w:rPr>
-              <w:instrText xml:space="preserve"> PAGEREF _Toc227873224 \h </w:instrText>
-            </w:r>
-            <w:r>
-              <w:rPr>
-                <w:rFonts w:ascii="Times New Roman" w:hAnsi="Times New Roman" w:cs="Times New Roman"/>
-                <w:noProof/>
-                <w:webHidden/>
-              </w:rPr>
-            </w:r>
-            <w:r>
-              <w:rPr>
-                <w:rFonts w:ascii="Times New Roman" w:hAnsi="Times New Roman" w:cs="Times New Roman"/>
+                <w:noProof/>
+                <w:webHidden/>
+              </w:rPr>
+              <w:instrText xml:space="preserve"> PAGEREF _Toc228022293 \h </w:instrText>
+            </w:r>
+            <w:r>
+              <w:rPr>
+                <w:noProof/>
+                <w:webHidden/>
+              </w:rPr>
+            </w:r>
+            <w:r>
+              <w:rPr>
                 <w:noProof/>
                 <w:webHidden/>
               </w:rPr>
@@ -217,7 +206,6 @@
             </w:r>
             <w:r>
               <w:rPr>
-                <w:rFonts w:ascii="Times New Roman" w:hAnsi="Times New Roman" w:cs="Times New Roman"/>
                 <w:noProof/>
                 <w:webHidden/>
               </w:rPr>
@@ -225,7 +213,6 @@
             </w:r>
             <w:r>
               <w:rPr>
-                <w:rFonts w:ascii="Times New Roman" w:hAnsi="Times New Roman" w:cs="Times New Roman"/>
                 <w:noProof/>
                 <w:webHidden/>
               </w:rPr>
@@ -239,9 +226,8 @@
             <w:tabs>
               <w:tab w:val="right" w:leader="dot" w:pos="9628"/>
             </w:tabs>
-            <w:spacing w:line="360" w:lineRule="auto"/>
             <w:rPr>
-              <w:rFonts w:ascii="Times New Roman" w:eastAsiaTheme="minorEastAsia" w:hAnsi="Times New Roman" w:cs="Times New Roman"/>
+              <w:rFonts w:eastAsiaTheme="minorEastAsia"/>
               <w:b w:val="0"/>
               <w:bCs w:val="0"/>
               <w:noProof/>
@@ -250,84 +236,61 @@
               <w:lang w:eastAsia="en-GB"/>
             </w:rPr>
           </w:pPr>
-          <w:hyperlink w:anchor="_Toc227873225" w:history="1">
+          <w:hyperlink w:anchor="_Toc228022294" w:history="1">
             <w:r>
               <w:rPr>
                 <w:rStyle w:val="Hyperlink"/>
                 <w:rFonts w:ascii="Times New Roman" w:hAnsi="Times New Roman" w:cs="Times New Roman"/>
                 <w:noProof/>
-                <w:sz w:val="24"/>
-                <w:szCs w:val="24"/>
                 <w:lang w:val="en-US"/>
               </w:rPr>
               <w:t>2.1 List of Tech Stack</w:t>
             </w:r>
             <w:r>
               <w:rPr>
-                <w:rFonts w:ascii="Times New Roman" w:hAnsi="Times New Roman" w:cs="Times New Roman"/>
-                <w:noProof/>
-                <w:webHidden/>
-                <w:sz w:val="24"/>
-                <w:szCs w:val="24"/>
+                <w:noProof/>
+                <w:webHidden/>
               </w:rPr>
               <w:tab/>
             </w:r>
             <w:r>
               <w:rPr>
-                <w:rFonts w:ascii="Times New Roman" w:hAnsi="Times New Roman" w:cs="Times New Roman"/>
-                <w:noProof/>
-                <w:webHidden/>
-                <w:sz w:val="24"/>
-                <w:szCs w:val="24"/>
+                <w:noProof/>
+                <w:webHidden/>
               </w:rPr>
               <w:fldChar w:fldCharType="begin"/>
             </w:r>
             <w:r>
               <w:rPr>
-                <w:rFonts w:ascii="Times New Roman" w:hAnsi="Times New Roman" w:cs="Times New Roman"/>
-                <w:noProof/>
-                <w:webHidden/>
-                <w:sz w:val="24"/>
-                <w:szCs w:val="24"/>
-              </w:rPr>
-              <w:instrText xml:space="preserve"> PAGEREF _Toc227873225 \h </w:instrText>
-            </w:r>
-            <w:r>
-              <w:rPr>
-                <w:rFonts w:ascii="Times New Roman" w:hAnsi="Times New Roman" w:cs="Times New Roman"/>
-                <w:noProof/>
-                <w:webHidden/>
-                <w:sz w:val="24"/>
-                <w:szCs w:val="24"/>
-              </w:rPr>
-            </w:r>
-            <w:r>
-              <w:rPr>
-                <w:rFonts w:ascii="Times New Roman" w:hAnsi="Times New Roman" w:cs="Times New Roman"/>
-                <w:noProof/>
-                <w:webHidden/>
-                <w:sz w:val="24"/>
-                <w:szCs w:val="24"/>
+                <w:noProof/>
+                <w:webHidden/>
+              </w:rPr>
+              <w:instrText xml:space="preserve"> PAGEREF _Toc228022294 \h </w:instrText>
+            </w:r>
+            <w:r>
+              <w:rPr>
+                <w:noProof/>
+                <w:webHidden/>
+              </w:rPr>
+            </w:r>
+            <w:r>
+              <w:rPr>
+                <w:noProof/>
+                <w:webHidden/>
               </w:rPr>
               <w:fldChar w:fldCharType="separate"/>
             </w:r>
             <w:r>
               <w:rPr>
-                <w:rFonts w:ascii="Times New Roman" w:hAnsi="Times New Roman" w:cs="Times New Roman"/>
-                <w:noProof/>
-                <w:webHidden/>
-                <w:sz w:val="24"/>
-                <w:szCs w:val="24"/>
+                <w:noProof/>
+                <w:webHidden/>
               </w:rPr>
               <w:t>2</w:t>
             </w:r>
             <w:r>
               <w:rPr>
-                <w:rFonts w:ascii="Times New Roman" w:hAnsi="Times New Roman" w:cs="Times New Roman"/>
-                <w:noProof/>
-                <w:webHidden/>
-                <w:sz w:val="24"/>
-                <w:szCs w:val="24"/>
+                <w:noProof/>
+                <w:webHidden/>
               </w:rPr>
               <w:fldChar w:fldCharType="end"/>
             </w:r>
@@ -339,9 +302,8 @@
             <w:tabs>
               <w:tab w:val="right" w:leader="dot" w:pos="9628"/>
             </w:tabs>
-            <w:spacing w:line="360" w:lineRule="auto"/>
             <w:rPr>
-              <w:rFonts w:ascii="Times New Roman" w:eastAsiaTheme="minorEastAsia" w:hAnsi="Times New Roman" w:cs="Times New Roman"/>
+              <w:rFonts w:eastAsiaTheme="minorEastAsia"/>
               <w:b w:val="0"/>
               <w:bCs w:val="0"/>
               <w:noProof/>
@@ -350,84 +312,61 @@
               <w:lang w:eastAsia="en-GB"/>
             </w:rPr>
           </w:pPr>
-          <w:hyperlink w:anchor="_Toc227873226" w:history="1">
+          <w:hyperlink w:anchor="_Toc228022295" w:history="1">
             <w:r>
               <w:rPr>
                 <w:rStyle w:val="Hyperlink"/>
                 <w:rFonts w:ascii="Times New Roman" w:hAnsi="Times New Roman" w:cs="Times New Roman"/>
                 <w:noProof/>
-                <w:sz w:val="24"/>
-                <w:szCs w:val="24"/>
                 <w:lang w:val="en-US"/>
               </w:rPr>
               <w:t>2.2 Dependency management</w:t>
             </w:r>
             <w:r>
               <w:rPr>
-                <w:rFonts w:ascii="Times New Roman" w:hAnsi="Times New Roman" w:cs="Times New Roman"/>
-                <w:noProof/>
-                <w:webHidden/>
-                <w:sz w:val="24"/>
-                <w:szCs w:val="24"/>
+                <w:noProof/>
+                <w:webHidden/>
               </w:rPr>
               <w:tab/>
             </w:r>
             <w:r>
               <w:rPr>
-                <w:rFonts w:ascii="Times New Roman" w:hAnsi="Times New Roman" w:cs="Times New Roman"/>
-                <w:noProof/>
-                <w:webHidden/>
-                <w:sz w:val="24"/>
-                <w:szCs w:val="24"/>
+                <w:noProof/>
+                <w:webHidden/>
               </w:rPr>
               <w:fldChar w:fldCharType="begin"/>
             </w:r>
             <w:r>
               <w:rPr>
-                <w:rFonts w:ascii="Times New Roman" w:hAnsi="Times New Roman" w:cs="Times New Roman"/>
-                <w:noProof/>
-                <w:webHidden/>
-                <w:sz w:val="24"/>
-                <w:szCs w:val="24"/>
-              </w:rPr>
-              <w:instrText xml:space="preserve"> PAGEREF _Toc227873226 \h </w:instrText>
-            </w:r>
-            <w:r>
-              <w:rPr>
-                <w:rFonts w:ascii="Times New Roman" w:hAnsi="Times New Roman" w:cs="Times New Roman"/>
-                <w:noProof/>
-                <w:webHidden/>
-                <w:sz w:val="24"/>
-                <w:szCs w:val="24"/>
-              </w:rPr>
-            </w:r>
-            <w:r>
-              <w:rPr>
-                <w:rFonts w:ascii="Times New Roman" w:hAnsi="Times New Roman" w:cs="Times New Roman"/>
-                <w:noProof/>
-                <w:webHidden/>
-                <w:sz w:val="24"/>
-                <w:szCs w:val="24"/>
+                <w:noProof/>
+                <w:webHidden/>
+              </w:rPr>
+              <w:instrText xml:space="preserve"> PAGEREF _Toc228022295 \h </w:instrText>
+            </w:r>
+            <w:r>
+              <w:rPr>
+                <w:noProof/>
+                <w:webHidden/>
+              </w:rPr>
+            </w:r>
+            <w:r>
+              <w:rPr>
+                <w:noProof/>
+                <w:webHidden/>
               </w:rPr>
               <w:fldChar w:fldCharType="separate"/>
             </w:r>
             <w:r>
               <w:rPr>
-                <w:rFonts w:ascii="Times New Roman" w:hAnsi="Times New Roman" w:cs="Times New Roman"/>
-                <w:noProof/>
-                <w:webHidden/>
-                <w:sz w:val="24"/>
-                <w:szCs w:val="24"/>
+                <w:noProof/>
+                <w:webHidden/>
               </w:rPr>
               <w:t>3</w:t>
             </w:r>
             <w:r>
               <w:rPr>
-                <w:rFonts w:ascii="Times New Roman" w:hAnsi="Times New Roman" w:cs="Times New Roman"/>
-                <w:noProof/>
-                <w:webHidden/>
-                <w:sz w:val="24"/>
-                <w:szCs w:val="24"/>
+                <w:noProof/>
+                <w:webHidden/>
               </w:rPr>
               <w:fldChar w:fldCharType="end"/>
             </w:r>
@@ -439,9 +378,8 @@
             <w:tabs>
               <w:tab w:val="right" w:leader="dot" w:pos="9628"/>
             </w:tabs>
-            <w:spacing w:line="360" w:lineRule="auto"/>
             <w:rPr>
-              <w:rFonts w:ascii="Times New Roman" w:eastAsiaTheme="minorEastAsia" w:hAnsi="Times New Roman" w:cs="Times New Roman"/>
+              <w:rFonts w:eastAsiaTheme="minorEastAsia"/>
               <w:b w:val="0"/>
               <w:bCs w:val="0"/>
               <w:noProof/>
@@ -450,84 +388,61 @@
               <w:lang w:eastAsia="en-GB"/>
             </w:rPr>
           </w:pPr>
-          <w:hyperlink w:anchor="_Toc227873227" w:history="1">
+          <w:hyperlink w:anchor="_Toc228022296" w:history="1">
             <w:r>
               <w:rPr>
                 <w:rStyle w:val="Hyperlink"/>
                 <w:rFonts w:ascii="Times New Roman" w:hAnsi="Times New Roman" w:cs="Times New Roman"/>
                 <w:noProof/>
-                <w:sz w:val="24"/>
-                <w:szCs w:val="24"/>
                 <w:lang w:val="en-US"/>
               </w:rPr>
               <w:t>2.3 Data management</w:t>
             </w:r>
             <w:r>
               <w:rPr>
-                <w:rFonts w:ascii="Times New Roman" w:hAnsi="Times New Roman" w:cs="Times New Roman"/>
-                <w:noProof/>
-                <w:webHidden/>
-                <w:sz w:val="24"/>
-                <w:szCs w:val="24"/>
+                <w:noProof/>
+                <w:webHidden/>
               </w:rPr>
               <w:tab/>
             </w:r>
             <w:r>
               <w:rPr>
-                <w:rFonts w:ascii="Times New Roman" w:hAnsi="Times New Roman" w:cs="Times New Roman"/>
-                <w:noProof/>
-                <w:webHidden/>
-                <w:sz w:val="24"/>
-                <w:szCs w:val="24"/>
+                <w:noProof/>
+                <w:webHidden/>
               </w:rPr>
               <w:fldChar w:fldCharType="begin"/>
             </w:r>
             <w:r>
               <w:rPr>
-                <w:rFonts w:ascii="Times New Roman" w:hAnsi="Times New Roman" w:cs="Times New Roman"/>
-                <w:noProof/>
-                <w:webHidden/>
-                <w:sz w:val="24"/>
-                <w:szCs w:val="24"/>
-              </w:rPr>
-              <w:instrText xml:space="preserve"> PAGEREF _Toc227873227 \h </w:instrText>
-            </w:r>
-            <w:r>
-              <w:rPr>
-                <w:rFonts w:ascii="Times New Roman" w:hAnsi="Times New Roman" w:cs="Times New Roman"/>
-                <w:noProof/>
-                <w:webHidden/>
-                <w:sz w:val="24"/>
-                <w:szCs w:val="24"/>
-              </w:rPr>
-            </w:r>
-            <w:r>
-              <w:rPr>
-                <w:rFonts w:ascii="Times New Roman" w:hAnsi="Times New Roman" w:cs="Times New Roman"/>
-                <w:noProof/>
-                <w:webHidden/>
-                <w:sz w:val="24"/>
-                <w:szCs w:val="24"/>
+                <w:noProof/>
+                <w:webHidden/>
+              </w:rPr>
+              <w:instrText xml:space="preserve"> PAGEREF _Toc228022296 \h </w:instrText>
+            </w:r>
+            <w:r>
+              <w:rPr>
+                <w:noProof/>
+                <w:webHidden/>
+              </w:rPr>
+            </w:r>
+            <w:r>
+              <w:rPr>
+                <w:noProof/>
+                <w:webHidden/>
               </w:rPr>
               <w:fldChar w:fldCharType="separate"/>
             </w:r>
             <w:r>
               <w:rPr>
-                <w:rFonts w:ascii="Times New Roman" w:hAnsi="Times New Roman" w:cs="Times New Roman"/>
-                <w:noProof/>
-                <w:webHidden/>
-                <w:sz w:val="24"/>
-                <w:szCs w:val="24"/>
+                <w:noProof/>
+                <w:webHidden/>
               </w:rPr>
               <w:t>3</w:t>
             </w:r>
             <w:r>
               <w:rPr>
-                <w:rFonts w:ascii="Times New Roman" w:hAnsi="Times New Roman" w:cs="Times New Roman"/>
-                <w:noProof/>
-                <w:webHidden/>
-                <w:sz w:val="24"/>
-                <w:szCs w:val="24"/>
+                <w:noProof/>
+                <w:webHidden/>
               </w:rPr>
               <w:fldChar w:fldCharType="end"/>
             </w:r>
@@ -539,9 +454,8 @@
             <w:tabs>
               <w:tab w:val="right" w:leader="dot" w:pos="9628"/>
             </w:tabs>
-            <w:spacing w:line="360" w:lineRule="auto"/>
             <w:rPr>
-              <w:rFonts w:ascii="Times New Roman" w:eastAsiaTheme="minorEastAsia" w:hAnsi="Times New Roman" w:cs="Times New Roman"/>
+              <w:rFonts w:eastAsiaTheme="minorEastAsia"/>
               <w:b w:val="0"/>
               <w:bCs w:val="0"/>
               <w:i w:val="0"/>
@@ -550,7 +464,7 @@
               <w:lang w:eastAsia="en-GB"/>
             </w:rPr>
           </w:pPr>
-          <w:hyperlink w:anchor="_Toc227873228" w:history="1">
+          <w:hyperlink w:anchor="_Toc228022297" w:history="1">
             <w:r>
               <w:rPr>
                 <w:rStyle w:val="Hyperlink"/>
@@ -562,7 +476,6 @@
             </w:r>
             <w:r>
               <w:rPr>
-                <w:rFonts w:ascii="Times New Roman" w:hAnsi="Times New Roman" w:cs="Times New Roman"/>
                 <w:noProof/>
                 <w:webHidden/>
               </w:rPr>
@@ -570,7 +483,6 @@
             </w:r>
             <w:r>
               <w:rPr>
-                <w:rFonts w:ascii="Times New Roman" w:hAnsi="Times New Roman" w:cs="Times New Roman"/>
                 <w:noProof/>
                 <w:webHidden/>
               </w:rPr>
@@ -578,22 +490,19 @@
             </w:r>
             <w:r>
               <w:rPr>
-                <w:rFonts w:ascii="Times New Roman" w:hAnsi="Times New Roman" w:cs="Times New Roman"/>
-                <w:noProof/>
-                <w:webHidden/>
-              </w:rPr>
-              <w:instrText xml:space="preserve"> PAGEREF _Toc227873228 \h </w:instrText>
-            </w:r>
-            <w:r>
-              <w:rPr>
-                <w:rFonts w:ascii="Times New Roman" w:hAnsi="Times New Roman" w:cs="Times New Roman"/>
-                <w:noProof/>
-                <w:webHidden/>
-              </w:rPr>
-            </w:r>
-            <w:r>
-              <w:rPr>
-                <w:rFonts w:ascii="Times New Roman" w:hAnsi="Times New Roman" w:cs="Times New Roman"/>
+                <w:noProof/>
+                <w:webHidden/>
+              </w:rPr>
+              <w:instrText xml:space="preserve"> PAGEREF _Toc228022297 \h </w:instrText>
+            </w:r>
+            <w:r>
+              <w:rPr>
+                <w:noProof/>
+                <w:webHidden/>
+              </w:rPr>
+            </w:r>
+            <w:r>
+              <w:rPr>
                 <w:noProof/>
                 <w:webHidden/>
               </w:rPr>
@@ -601,7 +510,6 @@
             </w:r>
             <w:r>
               <w:rPr>
-                <w:rFonts w:ascii="Times New Roman" w:hAnsi="Times New Roman" w:cs="Times New Roman"/>
                 <w:noProof/>
                 <w:webHidden/>
               </w:rPr>
@@ -609,7 +517,6 @@
             </w:r>
             <w:r>
               <w:rPr>
-                <w:rFonts w:ascii="Times New Roman" w:hAnsi="Times New Roman" w:cs="Times New Roman"/>
                 <w:noProof/>
                 <w:webHidden/>
               </w:rPr>
@@ -623,9 +530,8 @@
             <w:tabs>
               <w:tab w:val="right" w:leader="dot" w:pos="9628"/>
             </w:tabs>
-            <w:spacing w:line="360" w:lineRule="auto"/>
             <w:rPr>
-              <w:rFonts w:ascii="Times New Roman" w:eastAsiaTheme="minorEastAsia" w:hAnsi="Times New Roman" w:cs="Times New Roman"/>
+              <w:rFonts w:eastAsiaTheme="minorEastAsia"/>
               <w:b w:val="0"/>
               <w:bCs w:val="0"/>
               <w:noProof/>
@@ -634,84 +540,61 @@
               <w:lang w:eastAsia="en-GB"/>
             </w:rPr>
           </w:pPr>
-          <w:hyperlink w:anchor="_Toc227873229" w:history="1">
+          <w:hyperlink w:anchor="_Toc228022298" w:history="1">
             <w:r>
               <w:rPr>
                 <w:rStyle w:val="Hyperlink"/>
                 <w:rFonts w:ascii="Times New Roman" w:hAnsi="Times New Roman" w:cs="Times New Roman"/>
                 <w:noProof/>
-                <w:sz w:val="24"/>
-                <w:szCs w:val="24"/>
                 <w:lang w:val="en-US"/>
               </w:rPr>
               <w:t>3.1 Naming Conventions</w:t>
             </w:r>
             <w:r>
               <w:rPr>
-                <w:rFonts w:ascii="Times New Roman" w:hAnsi="Times New Roman" w:cs="Times New Roman"/>
-                <w:noProof/>
-                <w:webHidden/>
-                <w:sz w:val="24"/>
-                <w:szCs w:val="24"/>
+                <w:noProof/>
+                <w:webHidden/>
               </w:rPr>
               <w:tab/>
             </w:r>
             <w:r>
               <w:rPr>
-                <w:rFonts w:ascii="Times New Roman" w:hAnsi="Times New Roman" w:cs="Times New Roman"/>
-                <w:noProof/>
-                <w:webHidden/>
-                <w:sz w:val="24"/>
-                <w:szCs w:val="24"/>
+                <w:noProof/>
+                <w:webHidden/>
               </w:rPr>
               <w:fldChar w:fldCharType="begin"/>
             </w:r>
             <w:r>
               <w:rPr>
-                <w:rFonts w:ascii="Times New Roman" w:hAnsi="Times New Roman" w:cs="Times New Roman"/>
-                <w:noProof/>
-                <w:webHidden/>
-                <w:sz w:val="24"/>
-                <w:szCs w:val="24"/>
-              </w:rPr>
-              <w:instrText xml:space="preserve"> PAGEREF _Toc227873229 \h </w:instrText>
-            </w:r>
-            <w:r>
-              <w:rPr>
-                <w:rFonts w:ascii="Times New Roman" w:hAnsi="Times New Roman" w:cs="Times New Roman"/>
-                <w:noProof/>
-                <w:webHidden/>
-                <w:sz w:val="24"/>
-                <w:szCs w:val="24"/>
-              </w:rPr>
-            </w:r>
-            <w:r>
-              <w:rPr>
-                <w:rFonts w:ascii="Times New Roman" w:hAnsi="Times New Roman" w:cs="Times New Roman"/>
-                <w:noProof/>
-                <w:webHidden/>
-                <w:sz w:val="24"/>
-                <w:szCs w:val="24"/>
+                <w:noProof/>
+                <w:webHidden/>
+              </w:rPr>
+              <w:instrText xml:space="preserve"> PAGEREF _Toc228022298 \h </w:instrText>
+            </w:r>
+            <w:r>
+              <w:rPr>
+                <w:noProof/>
+                <w:webHidden/>
+              </w:rPr>
+            </w:r>
+            <w:r>
+              <w:rPr>
+                <w:noProof/>
+                <w:webHidden/>
               </w:rPr>
               <w:fldChar w:fldCharType="separate"/>
             </w:r>
             <w:r>
               <w:rPr>
-                <w:rFonts w:ascii="Times New Roman" w:hAnsi="Times New Roman" w:cs="Times New Roman"/>
-                <w:noProof/>
-                <w:webHidden/>
-                <w:sz w:val="24"/>
-                <w:szCs w:val="24"/>
+                <w:noProof/>
+                <w:webHidden/>
               </w:rPr>
               <w:t>3</w:t>
             </w:r>
             <w:r>
               <w:rPr>
-                <w:rFonts w:ascii="Times New Roman" w:hAnsi="Times New Roman" w:cs="Times New Roman"/>
-                <w:noProof/>
-                <w:webHidden/>
-                <w:sz w:val="24"/>
-                <w:szCs w:val="24"/>
+                <w:noProof/>
+                <w:webHidden/>
               </w:rPr>
               <w:fldChar w:fldCharType="end"/>
             </w:r>
@@ -723,9 +606,8 @@
             <w:tabs>
               <w:tab w:val="right" w:leader="dot" w:pos="9628"/>
             </w:tabs>
-            <w:spacing w:line="360" w:lineRule="auto"/>
             <w:rPr>
-              <w:rFonts w:ascii="Times New Roman" w:eastAsiaTheme="minorEastAsia" w:hAnsi="Times New Roman" w:cs="Times New Roman"/>
+              <w:rFonts w:eastAsiaTheme="minorEastAsia"/>
               <w:b w:val="0"/>
               <w:bCs w:val="0"/>
               <w:noProof/>
@@ -734,84 +616,61 @@
               <w:lang w:eastAsia="en-GB"/>
             </w:rPr>
           </w:pPr>
-          <w:hyperlink w:anchor="_Toc227873230" w:history="1">
+          <w:hyperlink w:anchor="_Toc228022299" w:history="1">
             <w:r>
               <w:rPr>
                 <w:rStyle w:val="Hyperlink"/>
                 <w:rFonts w:ascii="Times New Roman" w:hAnsi="Times New Roman" w:cs="Times New Roman"/>
                 <w:noProof/>
-                <w:sz w:val="24"/>
-                <w:szCs w:val="24"/>
                 <w:lang w:val="en-US"/>
               </w:rPr>
               <w:t>3.2 Design Pattern</w:t>
             </w:r>
             <w:r>
               <w:rPr>
-                <w:rFonts w:ascii="Times New Roman" w:hAnsi="Times New Roman" w:cs="Times New Roman"/>
-                <w:noProof/>
-                <w:webHidden/>
-                <w:sz w:val="24"/>
-                <w:szCs w:val="24"/>
+                <w:noProof/>
+                <w:webHidden/>
               </w:rPr>
               <w:tab/>
             </w:r>
             <w:r>
               <w:rPr>
-                <w:rFonts w:ascii="Times New Roman" w:hAnsi="Times New Roman" w:cs="Times New Roman"/>
-                <w:noProof/>
-                <w:webHidden/>
-                <w:sz w:val="24"/>
-                <w:szCs w:val="24"/>
+                <w:noProof/>
+                <w:webHidden/>
               </w:rPr>
               <w:fldChar w:fldCharType="begin"/>
             </w:r>
             <w:r>
               <w:rPr>
-                <w:rFonts w:ascii="Times New Roman" w:hAnsi="Times New Roman" w:cs="Times New Roman"/>
-                <w:noProof/>
-                <w:webHidden/>
-                <w:sz w:val="24"/>
-                <w:szCs w:val="24"/>
-              </w:rPr>
-              <w:instrText xml:space="preserve"> PAGEREF _Toc227873230 \h </w:instrText>
-            </w:r>
-            <w:r>
-              <w:rPr>
-                <w:rFonts w:ascii="Times New Roman" w:hAnsi="Times New Roman" w:cs="Times New Roman"/>
-                <w:noProof/>
-                <w:webHidden/>
-                <w:sz w:val="24"/>
-                <w:szCs w:val="24"/>
-              </w:rPr>
-            </w:r>
-            <w:r>
-              <w:rPr>
-                <w:rFonts w:ascii="Times New Roman" w:hAnsi="Times New Roman" w:cs="Times New Roman"/>
-                <w:noProof/>
-                <w:webHidden/>
-                <w:sz w:val="24"/>
-                <w:szCs w:val="24"/>
+                <w:noProof/>
+                <w:webHidden/>
+              </w:rPr>
+              <w:instrText xml:space="preserve"> PAGEREF _Toc228022299 \h </w:instrText>
+            </w:r>
+            <w:r>
+              <w:rPr>
+                <w:noProof/>
+                <w:webHidden/>
+              </w:rPr>
+            </w:r>
+            <w:r>
+              <w:rPr>
+                <w:noProof/>
+                <w:webHidden/>
               </w:rPr>
               <w:fldChar w:fldCharType="separate"/>
             </w:r>
             <w:r>
               <w:rPr>
-                <w:rFonts w:ascii="Times New Roman" w:hAnsi="Times New Roman" w:cs="Times New Roman"/>
-                <w:noProof/>
-                <w:webHidden/>
-                <w:sz w:val="24"/>
-                <w:szCs w:val="24"/>
+                <w:noProof/>
+                <w:webHidden/>
               </w:rPr>
               <w:t>3</w:t>
             </w:r>
             <w:r>
               <w:rPr>
-                <w:rFonts w:ascii="Times New Roman" w:hAnsi="Times New Roman" w:cs="Times New Roman"/>
-                <w:noProof/>
-                <w:webHidden/>
-                <w:sz w:val="24"/>
-                <w:szCs w:val="24"/>
+                <w:noProof/>
+                <w:webHidden/>
               </w:rPr>
               <w:fldChar w:fldCharType="end"/>
             </w:r>
@@ -823,9 +682,8 @@
             <w:tabs>
               <w:tab w:val="right" w:leader="dot" w:pos="9628"/>
             </w:tabs>
-            <w:spacing w:line="360" w:lineRule="auto"/>
             <w:rPr>
-              <w:rFonts w:ascii="Times New Roman" w:eastAsiaTheme="minorEastAsia" w:hAnsi="Times New Roman" w:cs="Times New Roman"/>
+              <w:rFonts w:eastAsiaTheme="minorEastAsia"/>
               <w:b w:val="0"/>
               <w:bCs w:val="0"/>
               <w:i w:val="0"/>
@@ -834,7 +692,7 @@
               <w:lang w:eastAsia="en-GB"/>
             </w:rPr>
           </w:pPr>
-          <w:hyperlink w:anchor="_Toc227873231" w:history="1">
+          <w:hyperlink w:anchor="_Toc228022300" w:history="1">
             <w:r>
               <w:rPr>
                 <w:rStyle w:val="Hyperlink"/>
@@ -845,7 +703,6 @@
             </w:r>
             <w:r>
               <w:rPr>
-                <w:rFonts w:ascii="Times New Roman" w:hAnsi="Times New Roman" w:cs="Times New Roman"/>
                 <w:noProof/>
                 <w:webHidden/>
               </w:rPr>
@@ -853,7 +710,6 @@
             </w:r>
             <w:r>
               <w:rPr>
-                <w:rFonts w:ascii="Times New Roman" w:hAnsi="Times New Roman" w:cs="Times New Roman"/>
                 <w:noProof/>
                 <w:webHidden/>
               </w:rPr>
@@ -861,22 +717,19 @@
             </w:r>
             <w:r>
               <w:rPr>
-                <w:rFonts w:ascii="Times New Roman" w:hAnsi="Times New Roman" w:cs="Times New Roman"/>
-                <w:noProof/>
-                <w:webHidden/>
-              </w:rPr>
-              <w:instrText xml:space="preserve"> PAGEREF _Toc227873231 \h </w:instrText>
-            </w:r>
-            <w:r>
-              <w:rPr>
-                <w:rFonts w:ascii="Times New Roman" w:hAnsi="Times New Roman" w:cs="Times New Roman"/>
-                <w:noProof/>
-                <w:webHidden/>
-              </w:rPr>
-            </w:r>
-            <w:r>
-              <w:rPr>
-                <w:rFonts w:ascii="Times New Roman" w:hAnsi="Times New Roman" w:cs="Times New Roman"/>
+                <w:noProof/>
+                <w:webHidden/>
+              </w:rPr>
+              <w:instrText xml:space="preserve"> PAGEREF _Toc228022300 \h </w:instrText>
+            </w:r>
+            <w:r>
+              <w:rPr>
+                <w:noProof/>
+                <w:webHidden/>
+              </w:rPr>
+            </w:r>
+            <w:r>
+              <w:rPr>
                 <w:noProof/>
                 <w:webHidden/>
               </w:rPr>
@@ -884,7 +737,6 @@
             </w:r>
             <w:r>
               <w:rPr>
-                <w:rFonts w:ascii="Times New Roman" w:hAnsi="Times New Roman" w:cs="Times New Roman"/>
                 <w:noProof/>
                 <w:webHidden/>
               </w:rPr>
@@ -892,7 +744,6 @@
             </w:r>
             <w:r>
               <w:rPr>
-                <w:rFonts w:ascii="Times New Roman" w:hAnsi="Times New Roman" w:cs="Times New Roman"/>
                 <w:noProof/>
                 <w:webHidden/>
               </w:rPr>
@@ -906,9 +757,8 @@
             <w:tabs>
               <w:tab w:val="right" w:leader="dot" w:pos="9628"/>
             </w:tabs>
-            <w:spacing w:line="360" w:lineRule="auto"/>
             <w:rPr>
-              <w:rFonts w:ascii="Times New Roman" w:eastAsiaTheme="minorEastAsia" w:hAnsi="Times New Roman" w:cs="Times New Roman"/>
+              <w:rFonts w:eastAsiaTheme="minorEastAsia"/>
               <w:b w:val="0"/>
               <w:bCs w:val="0"/>
               <w:noProof/>
@@ -917,83 +767,60 @@
               <w:lang w:eastAsia="en-GB"/>
             </w:rPr>
           </w:pPr>
-          <w:hyperlink w:anchor="_Toc227873232" w:history="1">
+          <w:hyperlink w:anchor="_Toc228022301" w:history="1">
             <w:r>
               <w:rPr>
                 <w:rStyle w:val="Hyperlink"/>
                 <w:rFonts w:ascii="Times New Roman" w:hAnsi="Times New Roman" w:cs="Times New Roman"/>
                 <w:noProof/>
-                <w:sz w:val="24"/>
-                <w:szCs w:val="24"/>
               </w:rPr>
               <w:t>4.1 Relevant Functions</w:t>
             </w:r>
             <w:r>
               <w:rPr>
-                <w:rFonts w:ascii="Times New Roman" w:hAnsi="Times New Roman" w:cs="Times New Roman"/>
-                <w:noProof/>
-                <w:webHidden/>
-                <w:sz w:val="24"/>
-                <w:szCs w:val="24"/>
+                <w:noProof/>
+                <w:webHidden/>
               </w:rPr>
               <w:tab/>
             </w:r>
             <w:r>
               <w:rPr>
-                <w:rFonts w:ascii="Times New Roman" w:hAnsi="Times New Roman" w:cs="Times New Roman"/>
-                <w:noProof/>
-                <w:webHidden/>
-                <w:sz w:val="24"/>
-                <w:szCs w:val="24"/>
+                <w:noProof/>
+                <w:webHidden/>
               </w:rPr>
               <w:fldChar w:fldCharType="begin"/>
             </w:r>
             <w:r>
               <w:rPr>
-                <w:rFonts w:ascii="Times New Roman" w:hAnsi="Times New Roman" w:cs="Times New Roman"/>
-                <w:noProof/>
-                <w:webHidden/>
-                <w:sz w:val="24"/>
-                <w:szCs w:val="24"/>
-              </w:rPr>
-              <w:instrText xml:space="preserve"> PAGEREF _Toc227873232 \h </w:instrText>
-            </w:r>
-            <w:r>
-              <w:rPr>
-                <w:rFonts w:ascii="Times New Roman" w:hAnsi="Times New Roman" w:cs="Times New Roman"/>
-                <w:noProof/>
-                <w:webHidden/>
-                <w:sz w:val="24"/>
-                <w:szCs w:val="24"/>
-              </w:rPr>
-            </w:r>
-            <w:r>
-              <w:rPr>
-                <w:rFonts w:ascii="Times New Roman" w:hAnsi="Times New Roman" w:cs="Times New Roman"/>
-                <w:noProof/>
-                <w:webHidden/>
-                <w:sz w:val="24"/>
-                <w:szCs w:val="24"/>
+                <w:noProof/>
+                <w:webHidden/>
+              </w:rPr>
+              <w:instrText xml:space="preserve"> PAGEREF _Toc228022301 \h </w:instrText>
+            </w:r>
+            <w:r>
+              <w:rPr>
+                <w:noProof/>
+                <w:webHidden/>
+              </w:rPr>
+            </w:r>
+            <w:r>
+              <w:rPr>
+                <w:noProof/>
+                <w:webHidden/>
               </w:rPr>
               <w:fldChar w:fldCharType="separate"/>
             </w:r>
             <w:r>
               <w:rPr>
-                <w:rFonts w:ascii="Times New Roman" w:hAnsi="Times New Roman" w:cs="Times New Roman"/>
-                <w:noProof/>
-                <w:webHidden/>
-                <w:sz w:val="24"/>
-                <w:szCs w:val="24"/>
+                <w:noProof/>
+                <w:webHidden/>
               </w:rPr>
               <w:t>5</w:t>
             </w:r>
             <w:r>
               <w:rPr>
-                <w:rFonts w:ascii="Times New Roman" w:hAnsi="Times New Roman" w:cs="Times New Roman"/>
-                <w:noProof/>
-                <w:webHidden/>
-                <w:sz w:val="24"/>
-                <w:szCs w:val="24"/>
+                <w:noProof/>
+                <w:webHidden/>
               </w:rPr>
               <w:fldChar w:fldCharType="end"/>
             </w:r>
@@ -1005,9 +832,8 @@
             <w:tabs>
               <w:tab w:val="right" w:leader="dot" w:pos="9628"/>
             </w:tabs>
-            <w:spacing w:line="360" w:lineRule="auto"/>
             <w:rPr>
-              <w:rFonts w:ascii="Times New Roman" w:eastAsiaTheme="minorEastAsia" w:hAnsi="Times New Roman" w:cs="Times New Roman"/>
+              <w:rFonts w:eastAsiaTheme="minorEastAsia"/>
               <w:b w:val="0"/>
               <w:bCs w:val="0"/>
               <w:noProof/>
@@ -1016,83 +842,60 @@
               <w:lang w:eastAsia="en-GB"/>
             </w:rPr>
           </w:pPr>
-          <w:hyperlink w:anchor="_Toc227873233" w:history="1">
+          <w:hyperlink w:anchor="_Toc228022302" w:history="1">
             <w:r>
               <w:rPr>
                 <w:rStyle w:val="Hyperlink"/>
                 <w:rFonts w:ascii="Times New Roman" w:hAnsi="Times New Roman" w:cs="Times New Roman"/>
                 <w:noProof/>
-                <w:sz w:val="24"/>
-                <w:szCs w:val="24"/>
               </w:rPr>
               <w:t>4.2 Entity Schemas</w:t>
             </w:r>
             <w:r>
               <w:rPr>
-                <w:rFonts w:ascii="Times New Roman" w:hAnsi="Times New Roman" w:cs="Times New Roman"/>
-                <w:noProof/>
-                <w:webHidden/>
-                <w:sz w:val="24"/>
-                <w:szCs w:val="24"/>
+                <w:noProof/>
+                <w:webHidden/>
               </w:rPr>
               <w:tab/>
             </w:r>
             <w:r>
               <w:rPr>
-                <w:rFonts w:ascii="Times New Roman" w:hAnsi="Times New Roman" w:cs="Times New Roman"/>
-                <w:noProof/>
-                <w:webHidden/>
-                <w:sz w:val="24"/>
-                <w:szCs w:val="24"/>
+                <w:noProof/>
+                <w:webHidden/>
               </w:rPr>
               <w:fldChar w:fldCharType="begin"/>
             </w:r>
             <w:r>
               <w:rPr>
-                <w:rFonts w:ascii="Times New Roman" w:hAnsi="Times New Roman" w:cs="Times New Roman"/>
-                <w:noProof/>
-                <w:webHidden/>
-                <w:sz w:val="24"/>
-                <w:szCs w:val="24"/>
-              </w:rPr>
-              <w:instrText xml:space="preserve"> PAGEREF _Toc227873233 \h </w:instrText>
-            </w:r>
-            <w:r>
-              <w:rPr>
-                <w:rFonts w:ascii="Times New Roman" w:hAnsi="Times New Roman" w:cs="Times New Roman"/>
-                <w:noProof/>
-                <w:webHidden/>
-                <w:sz w:val="24"/>
-                <w:szCs w:val="24"/>
-              </w:rPr>
-            </w:r>
-            <w:r>
-              <w:rPr>
-                <w:rFonts w:ascii="Times New Roman" w:hAnsi="Times New Roman" w:cs="Times New Roman"/>
-                <w:noProof/>
-                <w:webHidden/>
-                <w:sz w:val="24"/>
-                <w:szCs w:val="24"/>
+                <w:noProof/>
+                <w:webHidden/>
+              </w:rPr>
+              <w:instrText xml:space="preserve"> PAGEREF _Toc228022302 \h </w:instrText>
+            </w:r>
+            <w:r>
+              <w:rPr>
+                <w:noProof/>
+                <w:webHidden/>
+              </w:rPr>
+            </w:r>
+            <w:r>
+              <w:rPr>
+                <w:noProof/>
+                <w:webHidden/>
               </w:rPr>
               <w:fldChar w:fldCharType="separate"/>
             </w:r>
             <w:r>
               <w:rPr>
-                <w:rFonts w:ascii="Times New Roman" w:hAnsi="Times New Roman" w:cs="Times New Roman"/>
-                <w:noProof/>
-                <w:webHidden/>
-                <w:sz w:val="24"/>
-                <w:szCs w:val="24"/>
+                <w:noProof/>
+                <w:webHidden/>
               </w:rPr>
               <w:t>6</w:t>
             </w:r>
             <w:r>
               <w:rPr>
-                <w:rFonts w:ascii="Times New Roman" w:hAnsi="Times New Roman" w:cs="Times New Roman"/>
-                <w:noProof/>
-                <w:webHidden/>
-                <w:sz w:val="24"/>
-                <w:szCs w:val="24"/>
+                <w:noProof/>
+                <w:webHidden/>
               </w:rPr>
               <w:fldChar w:fldCharType="end"/>
             </w:r>
@@ -1104,9 +907,8 @@
             <w:tabs>
               <w:tab w:val="right" w:leader="dot" w:pos="9628"/>
             </w:tabs>
-            <w:spacing w:line="360" w:lineRule="auto"/>
             <w:rPr>
-              <w:rFonts w:ascii="Times New Roman" w:eastAsiaTheme="minorEastAsia" w:hAnsi="Times New Roman" w:cs="Times New Roman"/>
+              <w:rFonts w:eastAsiaTheme="minorEastAsia"/>
               <w:b w:val="0"/>
               <w:bCs w:val="0"/>
               <w:noProof/>
@@ -1115,83 +917,135 @@
               <w:lang w:eastAsia="en-GB"/>
             </w:rPr>
           </w:pPr>
-          <w:hyperlink w:anchor="_Toc227873234" w:history="1">
+          <w:hyperlink w:anchor="_Toc228022303" w:history="1">
             <w:r>
               <w:rPr>
                 <w:rStyle w:val="Hyperlink"/>
                 <w:rFonts w:ascii="Times New Roman" w:hAnsi="Times New Roman" w:cs="Times New Roman"/>
                 <w:noProof/>
-                <w:sz w:val="24"/>
-                <w:szCs w:val="24"/>
               </w:rPr>
               <w:t>4.3 Frontend User Interactions Control</w:t>
             </w:r>
             <w:r>
               <w:rPr>
-                <w:rFonts w:ascii="Times New Roman" w:hAnsi="Times New Roman" w:cs="Times New Roman"/>
-                <w:noProof/>
-                <w:webHidden/>
-                <w:sz w:val="24"/>
-                <w:szCs w:val="24"/>
+                <w:noProof/>
+                <w:webHidden/>
               </w:rPr>
               <w:tab/>
             </w:r>
             <w:r>
               <w:rPr>
-                <w:rFonts w:ascii="Times New Roman" w:hAnsi="Times New Roman" w:cs="Times New Roman"/>
-                <w:noProof/>
-                <w:webHidden/>
-                <w:sz w:val="24"/>
-                <w:szCs w:val="24"/>
+                <w:noProof/>
+                <w:webHidden/>
               </w:rPr>
               <w:fldChar w:fldCharType="begin"/>
             </w:r>
             <w:r>
               <w:rPr>
-                <w:rFonts w:ascii="Times New Roman" w:hAnsi="Times New Roman" w:cs="Times New Roman"/>
-                <w:noProof/>
-                <w:webHidden/>
-                <w:sz w:val="24"/>
-                <w:szCs w:val="24"/>
-              </w:rPr>
-              <w:instrText xml:space="preserve"> PAGEREF _Toc227873234 \h </w:instrText>
-            </w:r>
-            <w:r>
-              <w:rPr>
-                <w:rFonts w:ascii="Times New Roman" w:hAnsi="Times New Roman" w:cs="Times New Roman"/>
-                <w:noProof/>
-                <w:webHidden/>
-                <w:sz w:val="24"/>
-                <w:szCs w:val="24"/>
-              </w:rPr>
-            </w:r>
-            <w:r>
-              <w:rPr>
-                <w:rFonts w:ascii="Times New Roman" w:hAnsi="Times New Roman" w:cs="Times New Roman"/>
-                <w:noProof/>
-                <w:webHidden/>
-                <w:sz w:val="24"/>
-                <w:szCs w:val="24"/>
+                <w:noProof/>
+                <w:webHidden/>
+              </w:rPr>
+              <w:instrText xml:space="preserve"> PAGEREF _Toc228022303 \h </w:instrText>
+            </w:r>
+            <w:r>
+              <w:rPr>
+                <w:noProof/>
+                <w:webHidden/>
+              </w:rPr>
+            </w:r>
+            <w:r>
+              <w:rPr>
+                <w:noProof/>
+                <w:webHidden/>
               </w:rPr>
               <w:fldChar w:fldCharType="separate"/>
             </w:r>
             <w:r>
               <w:rPr>
-                <w:rFonts w:ascii="Times New Roman" w:hAnsi="Times New Roman" w:cs="Times New Roman"/>
-                <w:noProof/>
-                <w:webHidden/>
-                <w:sz w:val="24"/>
-                <w:szCs w:val="24"/>
+                <w:noProof/>
+                <w:webHidden/>
               </w:rPr>
               <w:t>6</w:t>
             </w:r>
             <w:r>
               <w:rPr>
-                <w:rFonts w:ascii="Times New Roman" w:hAnsi="Times New Roman" w:cs="Times New Roman"/>
-                <w:noProof/>
-                <w:webHidden/>
-                <w:sz w:val="24"/>
-                <w:szCs w:val="24"/>
+                <w:noProof/>
+                <w:webHidden/>
+              </w:rPr>
+              <w:fldChar w:fldCharType="end"/>
+            </w:r>
+          </w:hyperlink>
+        </w:p>
+        <w:p>
+          <w:pPr>
+            <w:pStyle w:val="TOC2"/>
+            <w:tabs>
+              <w:tab w:val="right" w:leader="dot" w:pos="9628"/>
+            </w:tabs>
+            <w:rPr>
+              <w:rFonts w:eastAsiaTheme="minorEastAsia"/>
+              <w:b w:val="0"/>
+              <w:bCs w:val="0"/>
+              <w:noProof/>
+              <w:sz w:val="24"/>
+              <w:szCs w:val="24"/>
+              <w:lang w:eastAsia="en-GB"/>
+            </w:rPr>
+          </w:pPr>
+          <w:hyperlink w:anchor="_Toc228022304" w:history="1">
+            <w:r>
+              <w:rPr>
+                <w:rStyle w:val="Hyperlink"/>
+                <w:rFonts w:ascii="Times New Roman" w:hAnsi="Times New Roman" w:cs="Times New Roman"/>
+                <w:noProof/>
+              </w:rPr>
+              <w:t>4.4 Application Logs</w:t>
+            </w:r>
+            <w:r>
+              <w:rPr>
+                <w:noProof/>
+                <w:webHidden/>
+              </w:rPr>
+              <w:tab/>
+            </w:r>
+            <w:r>
+              <w:rPr>
+                <w:noProof/>
+                <w:webHidden/>
+              </w:rPr>
+              <w:fldChar w:fldCharType="begin"/>
+            </w:r>
+            <w:r>
+              <w:rPr>
+                <w:noProof/>
+                <w:webHidden/>
+              </w:rPr>
+              <w:instrText xml:space="preserve"> PAGEREF _Toc228022304 \h </w:instrText>
+            </w:r>
+            <w:r>
+              <w:rPr>
+                <w:noProof/>
+                <w:webHidden/>
+              </w:rPr>
+            </w:r>
+            <w:r>
+              <w:rPr>
+                <w:noProof/>
+                <w:webHidden/>
+              </w:rPr>
+              <w:fldChar w:fldCharType="separate"/>
+            </w:r>
+            <w:r>
+              <w:rPr>
+                <w:noProof/>
+                <w:webHidden/>
+              </w:rPr>
+              <w:t>6</w:t>
+            </w:r>
+            <w:r>
+              <w:rPr>
+                <w:noProof/>
+                <w:webHidden/>
               </w:rPr>
               <w:fldChar w:fldCharType="end"/>
             </w:r>
@@ -1203,9 +1057,8 @@
             <w:tabs>
               <w:tab w:val="right" w:leader="dot" w:pos="9628"/>
             </w:tabs>
-            <w:spacing w:line="360" w:lineRule="auto"/>
             <w:rPr>
-              <w:rFonts w:ascii="Times New Roman" w:eastAsiaTheme="minorEastAsia" w:hAnsi="Times New Roman" w:cs="Times New Roman"/>
+              <w:rFonts w:eastAsiaTheme="minorEastAsia"/>
               <w:b w:val="0"/>
               <w:bCs w:val="0"/>
               <w:i w:val="0"/>
@@ -1214,7 +1067,7 @@
               <w:lang w:eastAsia="en-GB"/>
             </w:rPr>
           </w:pPr>
-          <w:hyperlink w:anchor="_Toc227873235" w:history="1">
+          <w:hyperlink w:anchor="_Toc228022305" w:history="1">
             <w:r>
               <w:rPr>
                 <w:rStyle w:val="Hyperlink"/>
@@ -1225,7 +1078,6 @@
             </w:r>
             <w:r>
               <w:rPr>
-                <w:rFonts w:ascii="Times New Roman" w:hAnsi="Times New Roman" w:cs="Times New Roman"/>
                 <w:noProof/>
                 <w:webHidden/>
               </w:rPr>
@@ -1233,7 +1085,6 @@
             </w:r>
             <w:r>
               <w:rPr>
-                <w:rFonts w:ascii="Times New Roman" w:hAnsi="Times New Roman" w:cs="Times New Roman"/>
                 <w:noProof/>
                 <w:webHidden/>
               </w:rPr>
@@ -1241,22 +1092,19 @@
             </w:r>
             <w:r>
               <w:rPr>
-                <w:rFonts w:ascii="Times New Roman" w:hAnsi="Times New Roman" w:cs="Times New Roman"/>
-                <w:noProof/>
-                <w:webHidden/>
-              </w:rPr>
-              <w:instrText xml:space="preserve"> PAGEREF _Toc227873235 \h </w:instrText>
-            </w:r>
-            <w:r>
-              <w:rPr>
-                <w:rFonts w:ascii="Times New Roman" w:hAnsi="Times New Roman" w:cs="Times New Roman"/>
-                <w:noProof/>
-                <w:webHidden/>
-              </w:rPr>
-            </w:r>
-            <w:r>
-              <w:rPr>
-                <w:rFonts w:ascii="Times New Roman" w:hAnsi="Times New Roman" w:cs="Times New Roman"/>
+                <w:noProof/>
+                <w:webHidden/>
+              </w:rPr>
+              <w:instrText xml:space="preserve"> PAGEREF _Toc228022305 \h </w:instrText>
+            </w:r>
+            <w:r>
+              <w:rPr>
+                <w:noProof/>
+                <w:webHidden/>
+              </w:rPr>
+            </w:r>
+            <w:r>
+              <w:rPr>
                 <w:noProof/>
                 <w:webHidden/>
               </w:rPr>
@@ -1264,7 +1112,6 @@
             </w:r>
             <w:r>
               <w:rPr>
-                <w:rFonts w:ascii="Times New Roman" w:hAnsi="Times New Roman" w:cs="Times New Roman"/>
                 <w:noProof/>
                 <w:webHidden/>
               </w:rPr>
@@ -1272,7 +1119,6 @@
             </w:r>
             <w:r>
               <w:rPr>
-                <w:rFonts w:ascii="Times New Roman" w:hAnsi="Times New Roman" w:cs="Times New Roman"/>
                 <w:noProof/>
                 <w:webHidden/>
               </w:rPr>
@@ -1286,9 +1132,8 @@
             <w:tabs>
               <w:tab w:val="right" w:leader="dot" w:pos="9628"/>
             </w:tabs>
-            <w:spacing w:line="360" w:lineRule="auto"/>
             <w:rPr>
-              <w:rFonts w:ascii="Times New Roman" w:eastAsiaTheme="minorEastAsia" w:hAnsi="Times New Roman" w:cs="Times New Roman"/>
+              <w:rFonts w:eastAsiaTheme="minorEastAsia"/>
               <w:b w:val="0"/>
               <w:bCs w:val="0"/>
               <w:i w:val="0"/>
@@ -1297,7 +1142,7 @@
               <w:lang w:eastAsia="en-GB"/>
             </w:rPr>
           </w:pPr>
-          <w:hyperlink w:anchor="_Toc227873236" w:history="1">
+          <w:hyperlink w:anchor="_Toc228022306" w:history="1">
             <w:r>
               <w:rPr>
                 <w:rStyle w:val="Hyperlink"/>
@@ -1309,7 +1154,6 @@
             </w:r>
             <w:r>
               <w:rPr>
-                <w:rFonts w:ascii="Times New Roman" w:hAnsi="Times New Roman" w:cs="Times New Roman"/>
                 <w:noProof/>
                 <w:webHidden/>
               </w:rPr>
@@ -1317,7 +1161,6 @@
             </w:r>
             <w:r>
               <w:rPr>
-                <w:rFonts w:ascii="Times New Roman" w:hAnsi="Times New Roman" w:cs="Times New Roman"/>
                 <w:noProof/>
                 <w:webHidden/>
               </w:rPr>
@@ -1325,22 +1168,19 @@
             </w:r>
             <w:r>
               <w:rPr>
-                <w:rFonts w:ascii="Times New Roman" w:hAnsi="Times New Roman" w:cs="Times New Roman"/>
-                <w:noProof/>
-                <w:webHidden/>
-              </w:rPr>
-              <w:instrText xml:space="preserve"> PAGEREF _Toc227873236 \h </w:instrText>
-            </w:r>
-            <w:r>
-              <w:rPr>
-                <w:rFonts w:ascii="Times New Roman" w:hAnsi="Times New Roman" w:cs="Times New Roman"/>
-                <w:noProof/>
-                <w:webHidden/>
-              </w:rPr>
-            </w:r>
-            <w:r>
-              <w:rPr>
-                <w:rFonts w:ascii="Times New Roman" w:hAnsi="Times New Roman" w:cs="Times New Roman"/>
+                <w:noProof/>
+                <w:webHidden/>
+              </w:rPr>
+              <w:instrText xml:space="preserve"> PAGEREF _Toc228022306 \h </w:instrText>
+            </w:r>
+            <w:r>
+              <w:rPr>
+                <w:noProof/>
+                <w:webHidden/>
+              </w:rPr>
+            </w:r>
+            <w:r>
+              <w:rPr>
                 <w:noProof/>
                 <w:webHidden/>
               </w:rPr>
@@ -1348,7 +1188,6 @@
             </w:r>
             <w:r>
               <w:rPr>
-                <w:rFonts w:ascii="Times New Roman" w:hAnsi="Times New Roman" w:cs="Times New Roman"/>
                 <w:noProof/>
                 <w:webHidden/>
               </w:rPr>
@@ -1356,7 +1195,6 @@
             </w:r>
             <w:r>
               <w:rPr>
-                <w:rFonts w:ascii="Times New Roman" w:hAnsi="Times New Roman" w:cs="Times New Roman"/>
                 <w:noProof/>
                 <w:webHidden/>
               </w:rPr>
@@ -1367,6 +1205,9 @@
         <w:p>
           <w:pPr>
             <w:spacing w:line="360" w:lineRule="auto"/>
+            <w:rPr>
+              <w:rFonts w:ascii="Times New Roman" w:hAnsi="Times New Roman" w:cs="Times New Roman"/>
+            </w:rPr>
           </w:pPr>
           <w:r>
             <w:rPr>
@@ -1407,7 +1248,7 @@
           <w:lang w:val="en-US"/>
         </w:rPr>
       </w:pPr>
-      <w:bookmarkStart w:id="1" w:name="_Toc227873223"/>
+      <w:bookmarkStart w:id="1" w:name="_Toc228022292"/>
       <w:r>
         <w:rPr>
           <w:rFonts w:ascii="Times New Roman" w:hAnsi="Times New Roman" w:cs="Times New Roman"/>
@@ -1493,7 +1334,7 @@
         </w:rPr>
       </w:pPr>
       <w:bookmarkStart w:id="2" w:name="_Toc227870278"/>
-      <w:bookmarkStart w:id="3" w:name="_Toc227873224"/>
+      <w:bookmarkStart w:id="3" w:name="_Toc228022293"/>
       <w:r>
         <w:rPr>
           <w:rFonts w:ascii="Times New Roman" w:hAnsi="Times New Roman" w:cs="Times New Roman"/>
@@ -1538,7 +1379,7 @@
         </w:rPr>
       </w:pPr>
       <w:bookmarkStart w:id="4" w:name="_Toc227870279"/>
-      <w:bookmarkStart w:id="5" w:name="_Toc227873225"/>
+      <w:bookmarkStart w:id="5" w:name="_Toc228022294"/>
       <w:r>
         <w:rPr>
           <w:rFonts w:ascii="Times New Roman" w:hAnsi="Times New Roman" w:cs="Times New Roman"/>
@@ -1901,7 +1742,7 @@
         </w:rPr>
       </w:pPr>
       <w:bookmarkStart w:id="6" w:name="_Toc227870280"/>
-      <w:bookmarkStart w:id="7" w:name="_Toc227873226"/>
+      <w:bookmarkStart w:id="7" w:name="_Toc228022295"/>
       <w:r>
         <w:rPr>
           <w:rFonts w:ascii="Times New Roman" w:hAnsi="Times New Roman" w:cs="Times New Roman"/>
@@ -2012,7 +1853,7 @@
         </w:rPr>
       </w:pPr>
       <w:bookmarkStart w:id="8" w:name="_Toc227870281"/>
-      <w:bookmarkStart w:id="9" w:name="_Toc227873227"/>
+      <w:bookmarkStart w:id="9" w:name="_Toc228022296"/>
       <w:r>
         <w:rPr>
           <w:rFonts w:ascii="Times New Roman" w:hAnsi="Times New Roman" w:cs="Times New Roman"/>
@@ -2066,7 +1907,7 @@
         </w:rPr>
       </w:pPr>
       <w:bookmarkStart w:id="10" w:name="_Toc227870282"/>
-      <w:bookmarkStart w:id="11" w:name="_Toc227873228"/>
+      <w:bookmarkStart w:id="11" w:name="_Toc228022297"/>
       <w:r>
         <w:rPr>
           <w:rFonts w:ascii="Times New Roman" w:hAnsi="Times New Roman" w:cs="Times New Roman"/>
@@ -2192,7 +2033,7 @@
         </w:rPr>
       </w:pPr>
       <w:bookmarkStart w:id="12" w:name="_Toc227870283"/>
-      <w:bookmarkStart w:id="13" w:name="_Toc227873229"/>
+      <w:bookmarkStart w:id="13" w:name="_Toc228022298"/>
       <w:r>
         <w:rPr>
           <w:rFonts w:ascii="Times New Roman" w:hAnsi="Times New Roman" w:cs="Times New Roman"/>
@@ -2274,7 +2115,7 @@
         </w:rPr>
       </w:pPr>
       <w:bookmarkStart w:id="14" w:name="_Toc227870284"/>
-      <w:bookmarkStart w:id="15" w:name="_Toc227873230"/>
+      <w:bookmarkStart w:id="15" w:name="_Toc228022299"/>
       <w:r>
         <w:rPr>
           <w:rFonts w:ascii="Times New Roman" w:hAnsi="Times New Roman" w:cs="Times New Roman"/>
@@ -2787,7 +2628,7 @@
         </w:rPr>
       </w:pPr>
       <w:bookmarkStart w:id="16" w:name="_Toc227870285"/>
-      <w:bookmarkStart w:id="17" w:name="_Toc227873231"/>
+      <w:bookmarkStart w:id="17" w:name="_Toc228022300"/>
       <w:r>
         <w:rPr>
           <w:rFonts w:ascii="Times New Roman" w:hAnsi="Times New Roman" w:cs="Times New Roman"/>
@@ -2824,7 +2665,7 @@
         </w:rPr>
       </w:pPr>
       <w:bookmarkStart w:id="18" w:name="_Toc227870286"/>
-      <w:bookmarkStart w:id="19" w:name="_Toc227873232"/>
+      <w:bookmarkStart w:id="19" w:name="_Toc228022301"/>
       <w:r>
         <w:rPr>
           <w:rFonts w:ascii="Times New Roman" w:hAnsi="Times New Roman" w:cs="Times New Roman"/>
@@ -3505,23 +3346,21 @@
     </w:tbl>
     <w:p>
       <w:pPr>
+        <w:rPr>
+          <w:rFonts w:ascii="Times New Roman" w:hAnsi="Times New Roman" w:cs="Times New Roman"/>
+        </w:rPr>
+      </w:pPr>
+      <w:bookmarkStart w:id="20" w:name="_Toc227870287"/>
+    </w:p>
+    <w:p>
+      <w:pPr>
         <w:pStyle w:val="Heading2"/>
         <w:spacing w:line="360" w:lineRule="auto"/>
         <w:rPr>
           <w:rFonts w:ascii="Times New Roman" w:hAnsi="Times New Roman" w:cs="Times New Roman"/>
         </w:rPr>
       </w:pPr>
-      <w:bookmarkStart w:id="20" w:name="_Toc227870287"/>
-    </w:p>
-    <w:p>
-      <w:pPr>
-        <w:pStyle w:val="Heading2"/>
-        <w:spacing w:line="360" w:lineRule="auto"/>
-        <w:rPr>
-          <w:rFonts w:ascii="Times New Roman" w:hAnsi="Times New Roman" w:cs="Times New Roman"/>
-        </w:rPr>
-      </w:pPr>
-      <w:bookmarkStart w:id="21" w:name="_Toc227873233"/>
+      <w:bookmarkStart w:id="21" w:name="_Toc228022302"/>
       <w:r>
         <w:rPr>
           <w:rFonts w:ascii="Times New Roman" w:hAnsi="Times New Roman" w:cs="Times New Roman"/>
@@ -3714,7 +3553,7 @@
           <w:rFonts w:ascii="Times New Roman" w:hAnsi="Times New Roman" w:cs="Times New Roman"/>
         </w:rPr>
       </w:pPr>
-      <w:bookmarkStart w:id="22" w:name="_Toc227873234"/>
+      <w:bookmarkStart w:id="22" w:name="_Toc228022303"/>
       <w:r>
         <w:rPr>
           <w:rFonts w:ascii="Times New Roman" w:hAnsi="Times New Roman" w:cs="Times New Roman"/>
@@ -3779,31 +3618,73 @@
     </w:p>
     <w:p>
       <w:pPr>
+        <w:spacing w:line="360" w:lineRule="auto"/>
+        <w:rPr>
+          <w:rFonts w:ascii="Times New Roman" w:hAnsi="Times New Roman" w:cs="Times New Roman"/>
+        </w:rPr>
+      </w:pPr>
+    </w:p>
+    <w:p>
+      <w:pPr>
+        <w:pStyle w:val="Heading2"/>
+        <w:rPr>
+          <w:rFonts w:ascii="Times New Roman" w:hAnsi="Times New Roman" w:cs="Times New Roman"/>
+        </w:rPr>
+      </w:pPr>
+      <w:bookmarkStart w:id="23" w:name="_Toc228022304"/>
+      <w:r>
+        <w:rPr>
+          <w:rFonts w:ascii="Times New Roman" w:hAnsi="Times New Roman" w:cs="Times New Roman"/>
+        </w:rPr>
+        <w:t>4.4 Application Logs</w:t>
+      </w:r>
+      <w:bookmarkEnd w:id="23"/>
+    </w:p>
+    <w:p>
+      <w:pPr>
+        <w:rPr>
+          <w:rFonts w:ascii="Times New Roman" w:hAnsi="Times New Roman" w:cs="Times New Roman"/>
+        </w:rPr>
+      </w:pPr>
+      <w:r>
+        <w:rPr>
+          <w:rFonts w:ascii="Times New Roman" w:hAnsi="Times New Roman" w:cs="Times New Roman"/>
+        </w:rPr>
+        <w:t xml:space="preserve">On running the application and Azure service, both of their logs are saved into the .logs folder in the project folder as app.log and azure.log files. This will help to record and analyse what is happening </w:t>
+      </w:r>
+      <w:r>
+        <w:rPr>
+          <w:rFonts w:ascii="Times New Roman" w:hAnsi="Times New Roman" w:cs="Times New Roman"/>
+        </w:rPr>
+        <w:lastRenderedPageBreak/>
+        <w:t xml:space="preserve">when the user interacts with the application. In case of bugs or errors, these logs serve as the main source of identifying the error so that debugging them becomes much easier. </w:t>
+      </w:r>
+    </w:p>
+    <w:p>
+      <w:pPr>
+        <w:rPr>
+          <w:rFonts w:ascii="Times New Roman" w:hAnsi="Times New Roman" w:cs="Times New Roman"/>
+        </w:rPr>
+      </w:pPr>
+      <w:bookmarkStart w:id="24" w:name="_Toc227870288"/>
+    </w:p>
+    <w:p>
+      <w:pPr>
         <w:pStyle w:val="Heading1"/>
         <w:spacing w:line="360" w:lineRule="auto"/>
         <w:rPr>
           <w:rFonts w:ascii="Times New Roman" w:hAnsi="Times New Roman" w:cs="Times New Roman"/>
         </w:rPr>
       </w:pPr>
-      <w:bookmarkStart w:id="23" w:name="_Toc227870288"/>
-    </w:p>
-    <w:p>
-      <w:pPr>
-        <w:pStyle w:val="Heading1"/>
-        <w:spacing w:line="360" w:lineRule="auto"/>
-        <w:rPr>
-          <w:rFonts w:ascii="Times New Roman" w:hAnsi="Times New Roman" w:cs="Times New Roman"/>
-        </w:rPr>
-      </w:pPr>
-      <w:bookmarkStart w:id="24" w:name="_Toc227873235"/>
+      <w:bookmarkStart w:id="25" w:name="_Toc228022305"/>
       <w:r>
         <w:rPr>
           <w:rFonts w:ascii="Times New Roman" w:hAnsi="Times New Roman" w:cs="Times New Roman"/>
         </w:rPr>
         <w:t>5. Backend Endpoints</w:t>
       </w:r>
-      <w:bookmarkEnd w:id="23"/>
       <w:bookmarkEnd w:id="24"/>
+      <w:bookmarkEnd w:id="25"/>
       <w:r>
         <w:rPr>
           <w:rFonts w:ascii="Times New Roman" w:hAnsi="Times New Roman" w:cs="Times New Roman"/>
@@ -3912,7 +3793,7 @@
           <w:lang w:val="en-US"/>
         </w:rPr>
       </w:pPr>
-      <w:bookmarkStart w:id="25" w:name="_Toc227870289"/>
+      <w:bookmarkStart w:id="26" w:name="_Toc227870289"/>
       <w:r>
         <w:rPr>
           <w:rFonts w:ascii="Times New Roman" w:hAnsi="Times New Roman" w:cs="Times New Roman"/>
@@ -3929,7 +3810,7 @@
           <w:lang w:val="en-US"/>
         </w:rPr>
       </w:pPr>
-      <w:bookmarkStart w:id="26" w:name="_Toc227873236"/>
+      <w:bookmarkStart w:id="27" w:name="_Toc228022306"/>
       <w:r>
         <w:rPr>
           <w:rFonts w:ascii="Times New Roman" w:hAnsi="Times New Roman" w:cs="Times New Roman"/>
@@ -3938,8 +3819,8 @@
         <w:lastRenderedPageBreak/>
         <w:t>Appendix</w:t>
       </w:r>
-      <w:bookmarkEnd w:id="25"/>
       <w:bookmarkEnd w:id="26"/>
+      <w:bookmarkEnd w:id="27"/>
     </w:p>
     <w:p>
       <w:pPr>

--- a/docs/3092883_CSP_Ass02_doc.docx
+++ b/docs/3092883_CSP_Ass02_doc.docx
@@ -4019,6 +4019,88 @@
           <w:rFonts w:ascii="Times New Roman" w:hAnsi="Times New Roman" w:cs="Times New Roman"/>
         </w:rPr>
         <w:lastRenderedPageBreak/>
+        <w:t>Create folder modal</w:t>
+      </w:r>
+    </w:p>
+    <w:p>
+      <w:pPr>
+        <w:spacing w:line="360" w:lineRule="auto"/>
+        <w:rPr>
+          <w:rFonts w:ascii="Times New Roman" w:hAnsi="Times New Roman" w:cs="Times New Roman"/>
+        </w:rPr>
+      </w:pPr>
+      <w:r>
+        <w:rPr>
+          <w:rFonts w:ascii="Times New Roman" w:hAnsi="Times New Roman" w:cs="Times New Roman"/>
+          <w:noProof/>
+        </w:rPr>
+        <w:drawing>
+          <wp:inline distT="0" distB="0" distL="0" distR="0" wp14:anchorId="42F3BC1F" wp14:editId="4D8F11D2">
+            <wp:extent cx="6120130" cy="3415030"/>
+            <wp:effectExtent l="0" t="0" r="1270" b="1270"/>
+            <wp:docPr id="1530007455" name="Picture 6"/>
+            <wp:cNvGraphicFramePr>
+              <a:graphicFrameLocks xmlns:a="http://schemas.openxmlformats.org/drawingml/2006/main" noChangeAspect="1"/>
+            </wp:cNvGraphicFramePr>
+            <a:graphic xmlns:a="http://schemas.openxmlformats.org/drawingml/2006/main">
+              <a:graphicData uri="http://schemas.openxmlformats.org/drawingml/2006/picture">
+                <pic:pic xmlns:pic="http://schemas.openxmlformats.org/drawingml/2006/picture">
+                  <pic:nvPicPr>
+                    <pic:cNvPr id="1530007455" name="Picture 1530007455"/>
+                    <pic:cNvPicPr/>
+                  </pic:nvPicPr>
+                  <pic:blipFill>
+                    <a:blip r:embed="rId15" cstate="print">
+                      <a:extLst>
+                        <a:ext uri="{28A0092B-C50C-407E-A947-70E740481C1C}">
+                          <a14:useLocalDpi xmlns:a14="http://schemas.microsoft.com/office/drawing/2010/main" val="0"/>
+                        </a:ext>
+                      </a:extLst>
+                    </a:blip>
+                    <a:stretch>
+                      <a:fillRect/>
+                    </a:stretch>
+                  </pic:blipFill>
+                  <pic:spPr>
+                    <a:xfrm>
+                      <a:off x="0" y="0"/>
+                      <a:ext cx="6120130" cy="3415030"/>
+                    </a:xfrm>
+                    <a:prstGeom prst="rect">
+                      <a:avLst/>
+                    </a:prstGeom>
+                  </pic:spPr>
+                </pic:pic>
+              </a:graphicData>
+            </a:graphic>
+          </wp:inline>
+        </w:drawing>
+      </w:r>
+    </w:p>
+    <w:p>
+      <w:pPr>
+        <w:spacing w:line="360" w:lineRule="auto"/>
+        <w:rPr>
+          <w:rFonts w:ascii="Times New Roman" w:hAnsi="Times New Roman" w:cs="Times New Roman"/>
+        </w:rPr>
+      </w:pPr>
+    </w:p>
+    <w:p>
+      <w:pPr>
+        <w:pStyle w:val="ListParagraph"/>
+        <w:numPr>
+          <w:ilvl w:val="0"/>
+          <w:numId w:val="5"/>
+        </w:numPr>
+        <w:spacing w:line="360" w:lineRule="auto"/>
+        <w:rPr>
+          <w:rFonts w:ascii="Times New Roman" w:hAnsi="Times New Roman" w:cs="Times New Roman"/>
+        </w:rPr>
+      </w:pPr>
+      <w:r>
+        <w:rPr>
+          <w:rFonts w:ascii="Times New Roman" w:hAnsi="Times New Roman" w:cs="Times New Roman"/>
+        </w:rPr>
         <w:t xml:space="preserve">App workspace duplicate page UI </w:t>
       </w:r>
     </w:p>
@@ -4050,7 +4132,7 @@
                     <pic:cNvPicPr/>
                   </pic:nvPicPr>
                   <pic:blipFill>
-                    <a:blip r:embed="rId15" cstate="print">
+                    <a:blip r:embed="rId16" cstate="print">
                       <a:extLst>
                         <a:ext uri="{28A0092B-C50C-407E-A947-70E740481C1C}">
                           <a14:useLocalDpi xmlns:a14="http://schemas.microsoft.com/office/drawing/2010/main" val="0"/>
@@ -4078,8 +4160,8 @@
       </w:r>
     </w:p>
     <w:sectPr>
-      <w:headerReference w:type="default" r:id="rId16"/>
-      <w:footerReference w:type="default" r:id="rId17"/>
+      <w:headerReference w:type="default" r:id="rId17"/>
+      <w:footerReference w:type="default" r:id="rId18"/>
       <w:pgSz w:w="11906" w:h="16838"/>
       <w:pgMar w:top="1134" w:right="1134" w:bottom="1134" w:left="1134" w:header="709" w:footer="850" w:gutter="0"/>
       <w:cols w:space="720"/>
